--- a/Computer Organization and Assembly Language.docx
+++ b/Computer Organization and Assembly Language.docx
@@ -4882,10 +4882,10 @@
       <w:pgSz w:w="12240" w:h="15840"/>
       <w:pgMar w:top="1440" w:right="1440" w:bottom="1440" w:left="1440" w:header="720" w:footer="720" w:gutter="0"/>
       <w:pgBorders w:offsetFrom="page">
-        <w:top w:val="thinThickSmallGap" w:sz="24" w:space="24" w:color="auto"/>
-        <w:left w:val="thinThickSmallGap" w:sz="24" w:space="24" w:color="auto"/>
-        <w:bottom w:val="thickThinSmallGap" w:sz="24" w:space="24" w:color="auto"/>
-        <w:right w:val="thickThinSmallGap" w:sz="24" w:space="24" w:color="auto"/>
+        <w:top w:val="twistedLines1" w:sz="18" w:space="24" w:color="auto"/>
+        <w:left w:val="twistedLines1" w:sz="18" w:space="24" w:color="auto"/>
+        <w:bottom w:val="twistedLines1" w:sz="18" w:space="24" w:color="auto"/>
+        <w:right w:val="twistedLines1" w:sz="18" w:space="24" w:color="auto"/>
       </w:pgBorders>
       <w:cols w:space="720"/>
       <w:docGrid w:linePitch="360"/>
@@ -11147,6 +11147,7 @@
   <w:style w:type="character" w:default="1" w:styleId="DefaultParagraphFont">
     <w:name w:val="Default Paragraph Font"/>
     <w:uiPriority w:val="1"/>
+    <w:semiHidden/>
     <w:unhideWhenUsed/>
   </w:style>
   <w:style w:type="table" w:default="1" w:styleId="TableNormal">

--- a/Computer Organization and Assembly Language.docx
+++ b/Computer Organization and Assembly Language.docx
@@ -1813,27 +1813,7 @@
           <w:sz w:val="32"/>
           <w:szCs w:val="32"/>
         </w:rPr>
-        <w:t xml:space="preserve">An Operating System (OS) is a special type of </w:t>
-      </w:r>
-      <w:proofErr w:type="gramStart"/>
-      <w:r>
-        <w:rPr>
-          <w:rFonts w:ascii="Times New Roman" w:hAnsi="Times New Roman" w:cs="Times New Roman"/>
-          <w:color w:val="0D0D0D" w:themeColor="text1" w:themeTint="F2"/>
-          <w:sz w:val="32"/>
-          <w:szCs w:val="32"/>
-        </w:rPr>
-        <w:t>system software</w:t>
-      </w:r>
-      <w:proofErr w:type="gramEnd"/>
-      <w:r>
-        <w:rPr>
-          <w:rFonts w:ascii="Times New Roman" w:hAnsi="Times New Roman" w:cs="Times New Roman"/>
-          <w:color w:val="0D0D0D" w:themeColor="text1" w:themeTint="F2"/>
-          <w:sz w:val="32"/>
-          <w:szCs w:val="32"/>
-        </w:rPr>
-        <w:t xml:space="preserve"> that acts as a bridge between the computer hardware and the user. It manages the computer’s resources and makes it easier for users and other software to interact with the hardware.</w:t>
+        <w:t>An Operating System (OS) is a special type of system software that acts as a bridge between the computer hardware and the user. It manages the computer’s resources and makes it easier for users and other software to interact with the hardware.</w:t>
       </w:r>
     </w:p>
     <w:p>
@@ -3165,30 +3145,91 @@
           <w:sz w:val="32"/>
           <w:szCs w:val="32"/>
         </w:rPr>
-        <w:t xml:space="preserve">Buses </w:t>
-      </w:r>
-    </w:p>
-    <w:p>
-      <w:pPr>
-        <w:rPr>
-          <w:rFonts w:ascii="Times New Roman" w:hAnsi="Times New Roman" w:cs="Times New Roman"/>
-          <w:b/>
-          <w:bCs/>
-          <w:color w:val="0D0D0D" w:themeColor="text1" w:themeTint="F2"/>
-          <w:sz w:val="32"/>
-          <w:szCs w:val="32"/>
-        </w:rPr>
-      </w:pPr>
-      <w:r>
-        <w:rPr>
-          <w:rFonts w:ascii="Times New Roman" w:hAnsi="Times New Roman" w:cs="Times New Roman"/>
-          <w:b/>
-          <w:bCs/>
-          <w:color w:val="0D0D0D" w:themeColor="text1" w:themeTint="F2"/>
-          <w:sz w:val="32"/>
-          <w:szCs w:val="32"/>
-        </w:rPr>
-        <w:t>1. Data Bus</w:t>
+        <w:t>What are Buses?</w:t>
+      </w:r>
+    </w:p>
+    <w:p>
+      <w:pPr>
+        <w:rPr>
+          <w:rFonts w:ascii="Times New Roman" w:hAnsi="Times New Roman" w:cs="Times New Roman"/>
+          <w:color w:val="0D0D0D" w:themeColor="text1" w:themeTint="F2"/>
+          <w:sz w:val="32"/>
+          <w:szCs w:val="32"/>
+        </w:rPr>
+      </w:pPr>
+      <w:r>
+        <w:rPr>
+          <w:rFonts w:ascii="Times New Roman" w:hAnsi="Times New Roman" w:cs="Times New Roman"/>
+          <w:color w:val="0D0D0D" w:themeColor="text1" w:themeTint="F2"/>
+          <w:sz w:val="32"/>
+          <w:szCs w:val="32"/>
+        </w:rPr>
+        <w:t>In a computer system, a bus is like a group of roads made of wires that carry data, addresses, and signals between the CPU, memory, and input/output devices. Instead of each part having its own path, they all share this common “road” to communicate.</w:t>
+      </w:r>
+    </w:p>
+    <w:p>
+      <w:pPr>
+        <w:rPr>
+          <w:rFonts w:ascii="Times New Roman" w:hAnsi="Times New Roman" w:cs="Times New Roman"/>
+          <w:b/>
+          <w:bCs/>
+          <w:color w:val="0D0D0D" w:themeColor="text1" w:themeTint="F2"/>
+          <w:sz w:val="32"/>
+          <w:szCs w:val="32"/>
+        </w:rPr>
+      </w:pPr>
+      <w:r>
+        <w:rPr>
+          <w:rFonts w:ascii="Times New Roman" w:hAnsi="Times New Roman" w:cs="Times New Roman"/>
+          <w:b/>
+          <w:bCs/>
+          <w:color w:val="0D0D0D" w:themeColor="text1" w:themeTint="F2"/>
+          <w:sz w:val="32"/>
+          <w:szCs w:val="32"/>
+        </w:rPr>
+        <w:t>Types</w:t>
+      </w:r>
+    </w:p>
+    <w:p>
+      <w:pPr>
+        <w:rPr>
+          <w:rFonts w:ascii="Times New Roman" w:hAnsi="Times New Roman" w:cs="Times New Roman"/>
+          <w:b/>
+          <w:bCs/>
+          <w:color w:val="0D0D0D" w:themeColor="text1" w:themeTint="F2"/>
+          <w:sz w:val="32"/>
+          <w:szCs w:val="32"/>
+        </w:rPr>
+      </w:pPr>
+      <w:r>
+        <w:rPr>
+          <w:rFonts w:ascii="Times New Roman" w:hAnsi="Times New Roman" w:cs="Times New Roman"/>
+          <w:b/>
+          <w:bCs/>
+          <w:color w:val="0D0D0D" w:themeColor="text1" w:themeTint="F2"/>
+          <w:sz w:val="32"/>
+          <w:szCs w:val="32"/>
+        </w:rPr>
+        <w:t>1. Data Bus (Two-Way)</w:t>
+      </w:r>
+    </w:p>
+    <w:p>
+      <w:pPr>
+        <w:rPr>
+          <w:rFonts w:ascii="Times New Roman" w:hAnsi="Times New Roman" w:cs="Times New Roman"/>
+          <w:color w:val="0D0D0D" w:themeColor="text1" w:themeTint="F2"/>
+          <w:sz w:val="32"/>
+          <w:szCs w:val="32"/>
+        </w:rPr>
+      </w:pPr>
+      <w:r>
+        <w:rPr>
+          <w:rFonts w:ascii="Times New Roman" w:hAnsi="Times New Roman" w:cs="Times New Roman"/>
+          <w:color w:val="0D0D0D" w:themeColor="text1" w:themeTint="F2"/>
+          <w:sz w:val="32"/>
+          <w:szCs w:val="32"/>
+        </w:rPr>
+        <w:t>The data bus carries the actual information between the CPU, memory, and other devices.</w:t>
       </w:r>
     </w:p>
     <w:p>
@@ -3196,7 +3237,7 @@
         <w:pStyle w:val="ListParagraph"/>
         <w:numPr>
           <w:ilvl w:val="0"/>
-          <w:numId w:val="28"/>
+          <w:numId w:val="51"/>
         </w:numPr>
         <w:rPr>
           <w:rFonts w:ascii="Times New Roman" w:hAnsi="Times New Roman" w:cs="Times New Roman"/>
@@ -3214,16 +3255,16 @@
           <w:sz w:val="32"/>
           <w:szCs w:val="32"/>
         </w:rPr>
-        <w:t>Purpose:</w:t>
-      </w:r>
-      <w:r>
-        <w:rPr>
-          <w:rFonts w:ascii="Times New Roman" w:hAnsi="Times New Roman" w:cs="Times New Roman"/>
-          <w:color w:val="0D0D0D" w:themeColor="text1" w:themeTint="F2"/>
-          <w:sz w:val="32"/>
-          <w:szCs w:val="32"/>
-        </w:rPr>
-        <w:t xml:space="preserve"> Carries data between the CPU, memory, and devices.</w:t>
+        <w:t>Direction:</w:t>
+      </w:r>
+      <w:r>
+        <w:rPr>
+          <w:rFonts w:ascii="Times New Roman" w:hAnsi="Times New Roman" w:cs="Times New Roman"/>
+          <w:color w:val="0D0D0D" w:themeColor="text1" w:themeTint="F2"/>
+          <w:sz w:val="32"/>
+          <w:szCs w:val="32"/>
+        </w:rPr>
+        <w:t xml:space="preserve"> It is two-way (bidirectional) because data can move to the CPU (when reading) and from the CPU (when writing).</w:t>
       </w:r>
     </w:p>
     <w:p>
@@ -3231,7 +3272,7 @@
         <w:pStyle w:val="ListParagraph"/>
         <w:numPr>
           <w:ilvl w:val="0"/>
-          <w:numId w:val="28"/>
+          <w:numId w:val="51"/>
         </w:numPr>
         <w:rPr>
           <w:rFonts w:ascii="Times New Roman" w:hAnsi="Times New Roman" w:cs="Times New Roman"/>
@@ -3249,16 +3290,97 @@
           <w:sz w:val="32"/>
           <w:szCs w:val="32"/>
         </w:rPr>
-        <w:t>Two-way traffic:</w:t>
-      </w:r>
-      <w:r>
-        <w:rPr>
-          <w:rFonts w:ascii="Times New Roman" w:hAnsi="Times New Roman" w:cs="Times New Roman"/>
-          <w:color w:val="0D0D0D" w:themeColor="text1" w:themeTint="F2"/>
-          <w:sz w:val="32"/>
-          <w:szCs w:val="32"/>
-        </w:rPr>
-        <w:t xml:space="preserve"> Data can move to or from the CPU.</w:t>
+        <w:t>Example:</w:t>
+      </w:r>
+      <w:r>
+        <w:rPr>
+          <w:rFonts w:ascii="Times New Roman" w:hAnsi="Times New Roman" w:cs="Times New Roman"/>
+          <w:color w:val="0D0D0D" w:themeColor="text1" w:themeTint="F2"/>
+          <w:sz w:val="32"/>
+          <w:szCs w:val="32"/>
+        </w:rPr>
+        <w:t xml:space="preserve"> Like a delivery van that can both bring goods from a warehouse and send goods back.</w:t>
+      </w:r>
+    </w:p>
+    <w:p>
+      <w:pPr>
+        <w:rPr>
+          <w:rFonts w:ascii="Times New Roman" w:hAnsi="Times New Roman" w:cs="Times New Roman"/>
+          <w:color w:val="0D0D0D" w:themeColor="text1" w:themeTint="F2"/>
+          <w:sz w:val="32"/>
+          <w:szCs w:val="32"/>
+        </w:rPr>
+      </w:pPr>
+    </w:p>
+    <w:p>
+      <w:pPr>
+        <w:rPr>
+          <w:rFonts w:ascii="Times New Roman" w:hAnsi="Times New Roman" w:cs="Times New Roman"/>
+          <w:color w:val="0D0D0D" w:themeColor="text1" w:themeTint="F2"/>
+          <w:sz w:val="32"/>
+          <w:szCs w:val="32"/>
+        </w:rPr>
+      </w:pPr>
+    </w:p>
+    <w:p>
+      <w:pPr>
+        <w:rPr>
+          <w:rFonts w:ascii="Times New Roman" w:hAnsi="Times New Roman" w:cs="Times New Roman"/>
+          <w:b/>
+          <w:bCs/>
+          <w:color w:val="0D0D0D" w:themeColor="text1" w:themeTint="F2"/>
+          <w:sz w:val="32"/>
+          <w:szCs w:val="32"/>
+        </w:rPr>
+      </w:pPr>
+      <w:r>
+        <w:rPr>
+          <w:rFonts w:ascii="Times New Roman" w:hAnsi="Times New Roman" w:cs="Times New Roman"/>
+          <w:b/>
+          <w:bCs/>
+          <w:color w:val="0D0D0D" w:themeColor="text1" w:themeTint="F2"/>
+          <w:sz w:val="32"/>
+          <w:szCs w:val="32"/>
+        </w:rPr>
+        <w:lastRenderedPageBreak/>
+        <w:t>2. Address Bus (One-Way)</w:t>
+      </w:r>
+    </w:p>
+    <w:p>
+      <w:pPr>
+        <w:rPr>
+          <w:rFonts w:ascii="Times New Roman" w:hAnsi="Times New Roman" w:cs="Times New Roman"/>
+          <w:color w:val="0D0D0D" w:themeColor="text1" w:themeTint="F2"/>
+          <w:sz w:val="32"/>
+          <w:szCs w:val="32"/>
+        </w:rPr>
+      </w:pPr>
+      <w:r>
+        <w:rPr>
+          <w:rFonts w:ascii="Times New Roman" w:hAnsi="Times New Roman" w:cs="Times New Roman"/>
+          <w:color w:val="0D0D0D" w:themeColor="text1" w:themeTint="F2"/>
+          <w:sz w:val="32"/>
+          <w:szCs w:val="32"/>
+        </w:rPr>
+        <w:t xml:space="preserve">The </w:t>
+      </w:r>
+      <w:r>
+        <w:rPr>
+          <w:rFonts w:ascii="Times New Roman" w:hAnsi="Times New Roman" w:cs="Times New Roman"/>
+          <w:color w:val="0D0D0D" w:themeColor="text1" w:themeTint="F2"/>
+          <w:sz w:val="32"/>
+          <w:szCs w:val="32"/>
+        </w:rPr>
+        <w:t xml:space="preserve">address bus </w:t>
+      </w:r>
+      <w:r>
+        <w:rPr>
+          <w:rFonts w:ascii="Times New Roman" w:hAnsi="Times New Roman" w:cs="Times New Roman"/>
+          <w:color w:val="0D0D0D" w:themeColor="text1" w:themeTint="F2"/>
+          <w:sz w:val="32"/>
+          <w:szCs w:val="32"/>
+        </w:rPr>
+        <w:t>is used to tell the computer where data should go or come from. It carries the memory addresses of instructions or data.</w:t>
       </w:r>
     </w:p>
     <w:p>
@@ -3266,7 +3388,7 @@
         <w:pStyle w:val="ListParagraph"/>
         <w:numPr>
           <w:ilvl w:val="0"/>
-          <w:numId w:val="28"/>
+          <w:numId w:val="53"/>
         </w:numPr>
         <w:rPr>
           <w:rFonts w:ascii="Times New Roman" w:hAnsi="Times New Roman" w:cs="Times New Roman"/>
@@ -3284,39 +3406,16 @@
           <w:sz w:val="32"/>
           <w:szCs w:val="32"/>
         </w:rPr>
-        <w:t>Example:</w:t>
-      </w:r>
-      <w:r>
-        <w:rPr>
-          <w:rFonts w:ascii="Times New Roman" w:hAnsi="Times New Roman" w:cs="Times New Roman"/>
-          <w:color w:val="0D0D0D" w:themeColor="text1" w:themeTint="F2"/>
-          <w:sz w:val="32"/>
-          <w:szCs w:val="32"/>
-        </w:rPr>
-        <w:t xml:space="preserve"> Sending a number from memory to the CPU for calculation.</w:t>
-      </w:r>
-    </w:p>
-    <w:p>
-      <w:pPr>
-        <w:rPr>
-          <w:rFonts w:ascii="Times New Roman" w:hAnsi="Times New Roman" w:cs="Times New Roman"/>
-          <w:b/>
-          <w:bCs/>
-          <w:color w:val="0D0D0D" w:themeColor="text1" w:themeTint="F2"/>
-          <w:sz w:val="32"/>
-          <w:szCs w:val="32"/>
-        </w:rPr>
-      </w:pPr>
-      <w:r>
-        <w:rPr>
-          <w:rFonts w:ascii="Times New Roman" w:hAnsi="Times New Roman" w:cs="Times New Roman"/>
-          <w:b/>
-          <w:bCs/>
-          <w:color w:val="0D0D0D" w:themeColor="text1" w:themeTint="F2"/>
-          <w:sz w:val="32"/>
-          <w:szCs w:val="32"/>
-        </w:rPr>
-        <w:t>2. Address Bus</w:t>
+        <w:t>Direction:</w:t>
+      </w:r>
+      <w:r>
+        <w:rPr>
+          <w:rFonts w:ascii="Times New Roman" w:hAnsi="Times New Roman" w:cs="Times New Roman"/>
+          <w:color w:val="0D0D0D" w:themeColor="text1" w:themeTint="F2"/>
+          <w:sz w:val="32"/>
+          <w:szCs w:val="32"/>
+        </w:rPr>
+        <w:t xml:space="preserve"> It is one-way (unidirectional) because only the CPU decides and sends addresses, but memory or devices don’t send addresses back.</w:t>
       </w:r>
     </w:p>
     <w:p>
@@ -3324,7 +3423,7 @@
         <w:pStyle w:val="ListParagraph"/>
         <w:numPr>
           <w:ilvl w:val="0"/>
-          <w:numId w:val="30"/>
+          <w:numId w:val="53"/>
         </w:numPr>
         <w:rPr>
           <w:rFonts w:ascii="Times New Roman" w:hAnsi="Times New Roman" w:cs="Times New Roman"/>
@@ -3342,16 +3441,107 @@
           <w:sz w:val="32"/>
           <w:szCs w:val="32"/>
         </w:rPr>
-        <w:t>Purpose:</w:t>
-      </w:r>
-      <w:r>
-        <w:rPr>
-          <w:rFonts w:ascii="Times New Roman" w:hAnsi="Times New Roman" w:cs="Times New Roman"/>
-          <w:color w:val="0D0D0D" w:themeColor="text1" w:themeTint="F2"/>
-          <w:sz w:val="32"/>
-          <w:szCs w:val="32"/>
-        </w:rPr>
-        <w:t xml:space="preserve"> Carries the address/location of memory or I/O devices that the CPU wants to read from or write to.</w:t>
+        <w:t>Example:</w:t>
+      </w:r>
+      <w:r>
+        <w:rPr>
+          <w:rFonts w:ascii="Times New Roman" w:hAnsi="Times New Roman" w:cs="Times New Roman"/>
+          <w:color w:val="0D0D0D" w:themeColor="text1" w:themeTint="F2"/>
+          <w:sz w:val="32"/>
+          <w:szCs w:val="32"/>
+        </w:rPr>
+        <w:t xml:space="preserve"> Like writing a delivery address on a parcel – only the sender (CPU) sets it</w:t>
+      </w:r>
+      <w:r>
+        <w:rPr>
+          <w:rFonts w:ascii="Times New Roman" w:hAnsi="Times New Roman" w:cs="Times New Roman"/>
+          <w:color w:val="0D0D0D" w:themeColor="text1" w:themeTint="F2"/>
+          <w:sz w:val="32"/>
+          <w:szCs w:val="32"/>
+        </w:rPr>
+        <w:t>.</w:t>
+      </w:r>
+    </w:p>
+    <w:p>
+      <w:pPr>
+        <w:rPr>
+          <w:rFonts w:ascii="Times New Roman" w:hAnsi="Times New Roman" w:cs="Times New Roman"/>
+          <w:b/>
+          <w:bCs/>
+          <w:color w:val="0D0D0D" w:themeColor="text1" w:themeTint="F2"/>
+          <w:sz w:val="32"/>
+          <w:szCs w:val="32"/>
+        </w:rPr>
+      </w:pPr>
+      <w:r>
+        <w:rPr>
+          <w:rFonts w:ascii="Times New Roman" w:hAnsi="Times New Roman" w:cs="Times New Roman"/>
+          <w:b/>
+          <w:bCs/>
+          <w:color w:val="0D0D0D" w:themeColor="text1" w:themeTint="F2"/>
+          <w:sz w:val="32"/>
+          <w:szCs w:val="32"/>
+        </w:rPr>
+        <w:t>3. Control Bus (Both Ways, Depending on Signal)</w:t>
+      </w:r>
+    </w:p>
+    <w:p>
+      <w:pPr>
+        <w:rPr>
+          <w:rFonts w:ascii="Times New Roman" w:hAnsi="Times New Roman" w:cs="Times New Roman"/>
+          <w:color w:val="0D0D0D" w:themeColor="text1" w:themeTint="F2"/>
+          <w:sz w:val="32"/>
+          <w:szCs w:val="32"/>
+        </w:rPr>
+      </w:pPr>
+      <w:r>
+        <w:rPr>
+          <w:rFonts w:ascii="Times New Roman" w:hAnsi="Times New Roman" w:cs="Times New Roman"/>
+          <w:color w:val="0D0D0D" w:themeColor="text1" w:themeTint="F2"/>
+          <w:sz w:val="32"/>
+          <w:szCs w:val="32"/>
+        </w:rPr>
+        <w:t xml:space="preserve">The </w:t>
+      </w:r>
+      <w:r>
+        <w:rPr>
+          <w:rFonts w:ascii="Times New Roman" w:hAnsi="Times New Roman" w:cs="Times New Roman"/>
+          <w:b/>
+          <w:bCs/>
+          <w:color w:val="0D0D0D" w:themeColor="text1" w:themeTint="F2"/>
+          <w:sz w:val="32"/>
+          <w:szCs w:val="32"/>
+        </w:rPr>
+        <w:t>control bus</w:t>
+      </w:r>
+      <w:r>
+        <w:rPr>
+          <w:rFonts w:ascii="Times New Roman" w:hAnsi="Times New Roman" w:cs="Times New Roman"/>
+          <w:color w:val="0D0D0D" w:themeColor="text1" w:themeTint="F2"/>
+          <w:sz w:val="32"/>
+          <w:szCs w:val="32"/>
+        </w:rPr>
+        <w:t xml:space="preserve"> carries signals to </w:t>
+      </w:r>
+      <w:r>
+        <w:rPr>
+          <w:rFonts w:ascii="Times New Roman" w:hAnsi="Times New Roman" w:cs="Times New Roman"/>
+          <w:b/>
+          <w:bCs/>
+          <w:color w:val="0D0D0D" w:themeColor="text1" w:themeTint="F2"/>
+          <w:sz w:val="32"/>
+          <w:szCs w:val="32"/>
+        </w:rPr>
+        <w:t>coordinate and control</w:t>
+      </w:r>
+      <w:r>
+        <w:rPr>
+          <w:rFonts w:ascii="Times New Roman" w:hAnsi="Times New Roman" w:cs="Times New Roman"/>
+          <w:color w:val="0D0D0D" w:themeColor="text1" w:themeTint="F2"/>
+          <w:sz w:val="32"/>
+          <w:szCs w:val="32"/>
+        </w:rPr>
+        <w:t xml:space="preserve"> activities (like read, write, or clock signals).</w:t>
       </w:r>
     </w:p>
     <w:p>
@@ -3359,7 +3549,7 @@
         <w:pStyle w:val="ListParagraph"/>
         <w:numPr>
           <w:ilvl w:val="0"/>
-          <w:numId w:val="30"/>
+          <w:numId w:val="55"/>
         </w:numPr>
         <w:rPr>
           <w:rFonts w:ascii="Times New Roman" w:hAnsi="Times New Roman" w:cs="Times New Roman"/>
@@ -3377,16 +3567,36 @@
           <w:sz w:val="32"/>
           <w:szCs w:val="32"/>
         </w:rPr>
-        <w:t>One-way traffic:</w:t>
-      </w:r>
-      <w:r>
-        <w:rPr>
-          <w:rFonts w:ascii="Times New Roman" w:hAnsi="Times New Roman" w:cs="Times New Roman"/>
-          <w:color w:val="0D0D0D" w:themeColor="text1" w:themeTint="F2"/>
-          <w:sz w:val="32"/>
-          <w:szCs w:val="32"/>
-        </w:rPr>
-        <w:t xml:space="preserve"> Usually from CPU to memory/device.</w:t>
+        <w:t>Direction</w:t>
+      </w:r>
+      <w:r>
+        <w:rPr>
+          <w:rFonts w:ascii="Times New Roman" w:hAnsi="Times New Roman" w:cs="Times New Roman"/>
+          <w:color w:val="0D0D0D" w:themeColor="text1" w:themeTint="F2"/>
+          <w:sz w:val="32"/>
+          <w:szCs w:val="32"/>
+        </w:rPr>
+        <w:t xml:space="preserve">: It can be </w:t>
+      </w:r>
+      <w:r>
+        <w:rPr>
+          <w:rFonts w:ascii="Times New Roman" w:hAnsi="Times New Roman" w:cs="Times New Roman"/>
+          <w:b/>
+          <w:bCs/>
+          <w:color w:val="0D0D0D" w:themeColor="text1" w:themeTint="F2"/>
+          <w:sz w:val="32"/>
+          <w:szCs w:val="32"/>
+        </w:rPr>
+        <w:t>one-way or two-way</w:t>
+      </w:r>
+      <w:r>
+        <w:rPr>
+          <w:rFonts w:ascii="Times New Roman" w:hAnsi="Times New Roman" w:cs="Times New Roman"/>
+          <w:color w:val="0D0D0D" w:themeColor="text1" w:themeTint="F2"/>
+          <w:sz w:val="32"/>
+          <w:szCs w:val="32"/>
+        </w:rPr>
+        <w:t>, depending on the signal. Some signals are sent by the CPU to control devices, while some signals (like interrupts) come from devices to the CPU.</w:t>
       </w:r>
     </w:p>
     <w:p>
@@ -3394,7 +3604,7 @@
         <w:pStyle w:val="ListParagraph"/>
         <w:numPr>
           <w:ilvl w:val="0"/>
-          <w:numId w:val="30"/>
+          <w:numId w:val="55"/>
         </w:numPr>
         <w:rPr>
           <w:rFonts w:ascii="Times New Roman" w:hAnsi="Times New Roman" w:cs="Times New Roman"/>
@@ -3421,181 +3631,60 @@
           <w:sz w:val="32"/>
           <w:szCs w:val="32"/>
         </w:rPr>
-        <w:t xml:space="preserve"> Telling memory, “I want the data stored at location 100.”</w:t>
-      </w:r>
-    </w:p>
-    <w:p>
-      <w:pPr>
-        <w:rPr>
-          <w:rFonts w:ascii="Times New Roman" w:hAnsi="Times New Roman" w:cs="Times New Roman"/>
-          <w:b/>
-          <w:bCs/>
-          <w:color w:val="0D0D0D" w:themeColor="text1" w:themeTint="F2"/>
-          <w:sz w:val="32"/>
-          <w:szCs w:val="32"/>
-        </w:rPr>
-      </w:pPr>
-      <w:r>
-        <w:rPr>
-          <w:rFonts w:ascii="Times New Roman" w:hAnsi="Times New Roman" w:cs="Times New Roman"/>
-          <w:b/>
-          <w:bCs/>
-          <w:color w:val="0D0D0D" w:themeColor="text1" w:themeTint="F2"/>
-          <w:sz w:val="32"/>
-          <w:szCs w:val="32"/>
-        </w:rPr>
-        <w:t>3. Control Bus</w:t>
-      </w:r>
-    </w:p>
-    <w:p>
-      <w:pPr>
-        <w:pStyle w:val="ListParagraph"/>
-        <w:numPr>
-          <w:ilvl w:val="0"/>
-          <w:numId w:val="35"/>
-        </w:numPr>
-        <w:rPr>
-          <w:rFonts w:ascii="Times New Roman" w:hAnsi="Times New Roman" w:cs="Times New Roman"/>
-          <w:color w:val="0D0D0D" w:themeColor="text1" w:themeTint="F2"/>
-          <w:sz w:val="32"/>
-          <w:szCs w:val="32"/>
-        </w:rPr>
-      </w:pPr>
-      <w:r>
-        <w:rPr>
-          <w:rFonts w:ascii="Times New Roman" w:hAnsi="Times New Roman" w:cs="Times New Roman"/>
-          <w:b/>
-          <w:bCs/>
-          <w:color w:val="0D0D0D" w:themeColor="text1" w:themeTint="F2"/>
-          <w:sz w:val="32"/>
-          <w:szCs w:val="32"/>
-        </w:rPr>
-        <w:t>Purpose:</w:t>
-      </w:r>
-      <w:r>
-        <w:rPr>
-          <w:rFonts w:ascii="Times New Roman" w:hAnsi="Times New Roman" w:cs="Times New Roman"/>
-          <w:color w:val="0D0D0D" w:themeColor="text1" w:themeTint="F2"/>
-          <w:sz w:val="32"/>
-          <w:szCs w:val="32"/>
-        </w:rPr>
-        <w:t xml:space="preserve"> Sends control signals to manage and coordinate all actions of the CPU, memory, and devices.</w:t>
-      </w:r>
-    </w:p>
-    <w:p>
-      <w:pPr>
-        <w:pStyle w:val="ListParagraph"/>
-        <w:numPr>
-          <w:ilvl w:val="0"/>
-          <w:numId w:val="35"/>
-        </w:numPr>
-        <w:rPr>
-          <w:rFonts w:ascii="Times New Roman" w:hAnsi="Times New Roman" w:cs="Times New Roman"/>
-          <w:b/>
-          <w:bCs/>
-          <w:color w:val="0D0D0D" w:themeColor="text1" w:themeTint="F2"/>
-          <w:sz w:val="32"/>
-          <w:szCs w:val="32"/>
-        </w:rPr>
-      </w:pPr>
-      <w:r>
-        <w:rPr>
-          <w:rFonts w:ascii="Times New Roman" w:hAnsi="Times New Roman" w:cs="Times New Roman"/>
-          <w:b/>
-          <w:bCs/>
-          <w:color w:val="0D0D0D" w:themeColor="text1" w:themeTint="F2"/>
-          <w:sz w:val="32"/>
-          <w:szCs w:val="32"/>
-        </w:rPr>
-        <w:lastRenderedPageBreak/>
-        <w:t>Examples of signals:</w:t>
-      </w:r>
-    </w:p>
-    <w:p>
-      <w:pPr>
-        <w:pStyle w:val="ListParagraph"/>
-        <w:numPr>
-          <w:ilvl w:val="1"/>
-          <w:numId w:val="36"/>
-        </w:numPr>
-        <w:rPr>
-          <w:rFonts w:ascii="Times New Roman" w:hAnsi="Times New Roman" w:cs="Times New Roman"/>
-          <w:color w:val="0D0D0D" w:themeColor="text1" w:themeTint="F2"/>
-          <w:sz w:val="32"/>
-          <w:szCs w:val="32"/>
-        </w:rPr>
-      </w:pPr>
-      <w:r>
-        <w:rPr>
-          <w:rFonts w:ascii="Times New Roman" w:hAnsi="Times New Roman" w:cs="Times New Roman"/>
-          <w:color w:val="0D0D0D" w:themeColor="text1" w:themeTint="F2"/>
-          <w:sz w:val="32"/>
-          <w:szCs w:val="32"/>
-        </w:rPr>
-        <w:t>Read (CPU wants to read from memory)</w:t>
-      </w:r>
-    </w:p>
-    <w:p>
-      <w:pPr>
-        <w:pStyle w:val="ListParagraph"/>
-        <w:numPr>
-          <w:ilvl w:val="1"/>
-          <w:numId w:val="36"/>
-        </w:numPr>
-        <w:rPr>
-          <w:rFonts w:ascii="Times New Roman" w:hAnsi="Times New Roman" w:cs="Times New Roman"/>
-          <w:color w:val="0D0D0D" w:themeColor="text1" w:themeTint="F2"/>
-          <w:sz w:val="32"/>
-          <w:szCs w:val="32"/>
-        </w:rPr>
-      </w:pPr>
-      <w:r>
-        <w:rPr>
-          <w:rFonts w:ascii="Times New Roman" w:hAnsi="Times New Roman" w:cs="Times New Roman"/>
-          <w:color w:val="0D0D0D" w:themeColor="text1" w:themeTint="F2"/>
-          <w:sz w:val="32"/>
-          <w:szCs w:val="32"/>
-        </w:rPr>
-        <w:t>Write (CPU wants to write to memory)</w:t>
-      </w:r>
-    </w:p>
-    <w:p>
-      <w:pPr>
-        <w:pStyle w:val="ListParagraph"/>
-        <w:numPr>
-          <w:ilvl w:val="1"/>
-          <w:numId w:val="36"/>
-        </w:numPr>
-        <w:rPr>
-          <w:rFonts w:ascii="Times New Roman" w:hAnsi="Times New Roman" w:cs="Times New Roman"/>
-          <w:color w:val="0D0D0D" w:themeColor="text1" w:themeTint="F2"/>
-          <w:sz w:val="32"/>
-          <w:szCs w:val="32"/>
-        </w:rPr>
-      </w:pPr>
-      <w:r>
-        <w:rPr>
-          <w:rFonts w:ascii="Times New Roman" w:hAnsi="Times New Roman" w:cs="Times New Roman"/>
-          <w:color w:val="0D0D0D" w:themeColor="text1" w:themeTint="F2"/>
-          <w:sz w:val="32"/>
-          <w:szCs w:val="32"/>
-        </w:rPr>
-        <w:t xml:space="preserve">Clock signals and </w:t>
-      </w:r>
-      <w:proofErr w:type="gramStart"/>
-      <w:r>
-        <w:rPr>
-          <w:rFonts w:ascii="Times New Roman" w:hAnsi="Times New Roman" w:cs="Times New Roman"/>
-          <w:color w:val="0D0D0D" w:themeColor="text1" w:themeTint="F2"/>
-          <w:sz w:val="32"/>
-          <w:szCs w:val="32"/>
-        </w:rPr>
-        <w:t>interrupts</w:t>
-      </w:r>
-      <w:proofErr w:type="gramEnd"/>
-    </w:p>
-    <w:p>
-      <w:pPr>
+        <w:t xml:space="preserve"> Like </w:t>
+      </w:r>
+      <w:r>
+        <w:rPr>
+          <w:rFonts w:ascii="Times New Roman" w:hAnsi="Times New Roman" w:cs="Times New Roman"/>
+          <w:b/>
+          <w:bCs/>
+          <w:color w:val="0D0D0D" w:themeColor="text1" w:themeTint="F2"/>
+          <w:sz w:val="32"/>
+          <w:szCs w:val="32"/>
+        </w:rPr>
+        <w:t>traffic lights and horns</w:t>
+      </w:r>
+      <w:r>
+        <w:rPr>
+          <w:rFonts w:ascii="Times New Roman" w:hAnsi="Times New Roman" w:cs="Times New Roman"/>
+          <w:color w:val="0D0D0D" w:themeColor="text1" w:themeTint="F2"/>
+          <w:sz w:val="32"/>
+          <w:szCs w:val="32"/>
+        </w:rPr>
+        <w:t xml:space="preserve"> – sometimes the police (CPU) </w:t>
+      </w:r>
+      <w:r>
+        <w:rPr>
+          <w:rFonts w:ascii="Times New Roman" w:hAnsi="Times New Roman" w:cs="Times New Roman"/>
+          <w:color w:val="0D0D0D" w:themeColor="text1" w:themeTint="F2"/>
+          <w:sz w:val="32"/>
+          <w:szCs w:val="32"/>
+        </w:rPr>
+        <w:t>give</w:t>
+      </w:r>
+      <w:r>
+        <w:rPr>
+          <w:rFonts w:ascii="Times New Roman" w:hAnsi="Times New Roman" w:cs="Times New Roman"/>
+          <w:color w:val="0D0D0D" w:themeColor="text1" w:themeTint="F2"/>
+          <w:sz w:val="32"/>
+          <w:szCs w:val="32"/>
+        </w:rPr>
+        <w:t xml:space="preserve"> orders, sometimes cars (devices) give signals back.</w:t>
+      </w:r>
+    </w:p>
+    <w:p>
+      <w:pPr>
+        <w:rPr>
+          <w:rFonts w:ascii="Times New Roman" w:hAnsi="Times New Roman" w:cs="Times New Roman"/>
+          <w:color w:val="0D0D0D" w:themeColor="text1" w:themeTint="F2"/>
+          <w:sz w:val="32"/>
+          <w:szCs w:val="32"/>
+        </w:rPr>
+      </w:pPr>
+    </w:p>
+    <w:p>
+      <w:pPr>
+        <w:jc w:val="center"/>
         <w:rPr>
           <w:rFonts w:ascii="Times New Roman" w:hAnsi="Times New Roman" w:cs="Times New Roman"/>
           <w:b/>
@@ -3616,9 +3705,9 @@
           <w:szCs w:val="32"/>
         </w:rPr>
         <w:drawing>
-          <wp:inline distT="0" distB="0" distL="0" distR="0" wp14:anchorId="5ECE03ED" wp14:editId="232BCCDD">
-            <wp:extent cx="5943600" cy="3189605"/>
-            <wp:effectExtent l="0" t="0" r="0" b="0"/>
+          <wp:inline distT="0" distB="0" distL="0" distR="0" wp14:anchorId="5ECE03ED" wp14:editId="1C99A6D5">
+            <wp:extent cx="5029200" cy="2698897"/>
+            <wp:effectExtent l="0" t="0" r="0" b="6350"/>
             <wp:docPr id="439764403" name="Picture 1"/>
             <wp:cNvGraphicFramePr>
               <a:graphicFrameLocks xmlns:a="http://schemas.openxmlformats.org/drawingml/2006/main" noChangeAspect="1"/>
@@ -3639,7 +3728,7 @@
                   <pic:spPr>
                     <a:xfrm>
                       <a:off x="0" y="0"/>
-                      <a:ext cx="5943600" cy="3189605"/>
+                      <a:ext cx="5033121" cy="2701001"/>
                     </a:xfrm>
                     <a:prstGeom prst="rect">
                       <a:avLst/>
@@ -3672,6 +3761,7 @@
           <w:sz w:val="32"/>
           <w:szCs w:val="32"/>
         </w:rPr>
+        <w:lastRenderedPageBreak/>
         <w:t>MAR, MDR and Instruction Register</w:t>
       </w:r>
     </w:p>
@@ -3820,27 +3910,7 @@
           <w:sz w:val="32"/>
           <w:szCs w:val="32"/>
         </w:rPr>
-        <w:t xml:space="preserve"> Its size depends on the size of the </w:t>
-      </w:r>
-      <w:proofErr w:type="gramStart"/>
-      <w:r>
-        <w:rPr>
-          <w:rFonts w:ascii="Times New Roman" w:hAnsi="Times New Roman" w:cs="Times New Roman"/>
-          <w:color w:val="0D0D0D" w:themeColor="text1" w:themeTint="F2"/>
-          <w:sz w:val="32"/>
-          <w:szCs w:val="32"/>
-        </w:rPr>
-        <w:t>address bus</w:t>
-      </w:r>
-      <w:proofErr w:type="gramEnd"/>
-      <w:r>
-        <w:rPr>
-          <w:rFonts w:ascii="Times New Roman" w:hAnsi="Times New Roman" w:cs="Times New Roman"/>
-          <w:color w:val="0D0D0D" w:themeColor="text1" w:themeTint="F2"/>
-          <w:sz w:val="32"/>
-          <w:szCs w:val="32"/>
-        </w:rPr>
-        <w:t xml:space="preserve"> (e.g., if the CPU has 16-bit addresses, MAR is 16 bits).</w:t>
+        <w:t xml:space="preserve"> Its size depends on the size of the address bus (e.g., if the CPU has 16-bit addresses, MAR is 16 bits).</w:t>
       </w:r>
     </w:p>
     <w:p>
@@ -3944,7 +4014,6 @@
           <w:sz w:val="32"/>
           <w:szCs w:val="32"/>
         </w:rPr>
-        <w:lastRenderedPageBreak/>
         <w:t>Written into memory (sent from CPU).</w:t>
       </w:r>
     </w:p>
@@ -4168,6 +4237,7 @@
           <w:sz w:val="32"/>
           <w:szCs w:val="32"/>
         </w:rPr>
+        <w:lastRenderedPageBreak/>
         <w:t>Instruction Cycle (Fetch–Decode–Execute)</w:t>
       </w:r>
     </w:p>
@@ -4210,27 +4280,30 @@
           <w:sz w:val="32"/>
           <w:szCs w:val="32"/>
         </w:rPr>
-        <w:t xml:space="preserve">The fetch stage is the process of getting the next instruction from memory. The Program Counter (PC) holds the address of the instruction that needs to be executed. This address is copied into the Memory Address Register (MAR), and the Control Unit sends a Read signal to memory. The instruction stored at that memory location is then moved into the Memory Data Register (MDR) and transferred into the Instruction Register (IR) for further processing. Meanwhile, the PC is incremented so it points to the following </w:t>
-      </w:r>
-      <w:proofErr w:type="gramStart"/>
-      <w:r>
-        <w:rPr>
-          <w:rFonts w:ascii="Times New Roman" w:hAnsi="Times New Roman" w:cs="Times New Roman"/>
+        <w:t>The fetch stage is the process of getting the next instruction from memory. The Program Counter (PC) holds the address of the instruction that needs to be executed. This address is copied into the Memory Address Register (MAR), and the Control Unit sends a Read signal to memory. The instruction stored at that memory location is then moved into the Memory Data Register (MDR) and transferred into the Instruction Register (IR) for further processing. Meanwhile, the PC is incremented so it points to the following instruction, ensuring the CPU is ready for the next cycle.</w:t>
+      </w:r>
+    </w:p>
+    <w:p>
+      <w:pPr>
+        <w:rPr>
+          <w:rFonts w:ascii="Times New Roman" w:hAnsi="Times New Roman" w:cs="Times New Roman"/>
+          <w:b/>
+          <w:bCs/>
           <w:kern w:val="0"/>
           <w:sz w:val="32"/>
           <w:szCs w:val="32"/>
         </w:rPr>
-        <w:t>instruction</w:t>
-      </w:r>
-      <w:proofErr w:type="gramEnd"/>
-      <w:r>
-        <w:rPr>
-          <w:rFonts w:ascii="Times New Roman" w:hAnsi="Times New Roman" w:cs="Times New Roman"/>
+      </w:pPr>
+      <w:r>
+        <w:rPr>
+          <w:rFonts w:ascii="Times New Roman" w:hAnsi="Times New Roman" w:cs="Times New Roman"/>
+          <w:b/>
+          <w:bCs/>
           <w:kern w:val="0"/>
           <w:sz w:val="32"/>
           <w:szCs w:val="32"/>
         </w:rPr>
-        <w:t>, ensuring the CPU is ready for the next cycle.</w:t>
+        <w:t>2. Decode</w:t>
       </w:r>
     </w:p>
     <w:p>
@@ -4242,18 +4315,15 @@
           <w:szCs w:val="32"/>
         </w:rPr>
       </w:pPr>
-    </w:p>
-    <w:p>
-      <w:pPr>
-        <w:rPr>
-          <w:rFonts w:ascii="Times New Roman" w:hAnsi="Times New Roman" w:cs="Times New Roman"/>
-          <w:b/>
-          <w:bCs/>
+      <w:r>
+        <w:rPr>
+          <w:rFonts w:ascii="Times New Roman" w:hAnsi="Times New Roman" w:cs="Times New Roman"/>
           <w:kern w:val="0"/>
           <w:sz w:val="32"/>
           <w:szCs w:val="32"/>
         </w:rPr>
-      </w:pPr>
+        <w:t xml:space="preserve">In the decode stage, the CPU interprets the instruction that has been fetched. The </w:t>
+      </w:r>
       <w:r>
         <w:rPr>
           <w:rFonts w:ascii="Times New Roman" w:hAnsi="Times New Roman" w:cs="Times New Roman"/>
@@ -4263,19 +4333,285 @@
           <w:sz w:val="32"/>
           <w:szCs w:val="32"/>
         </w:rPr>
+        <w:t>Decoder</w:t>
+      </w:r>
+      <w:r>
+        <w:rPr>
+          <w:rFonts w:ascii="Times New Roman" w:hAnsi="Times New Roman" w:cs="Times New Roman"/>
+          <w:kern w:val="0"/>
+          <w:sz w:val="32"/>
+          <w:szCs w:val="32"/>
+        </w:rPr>
+        <w:t xml:space="preserve">, which is part of the Control Unit, examines the bits stored in the </w:t>
+      </w:r>
+      <w:r>
+        <w:rPr>
+          <w:rFonts w:ascii="Times New Roman" w:hAnsi="Times New Roman" w:cs="Times New Roman"/>
+          <w:b/>
+          <w:bCs/>
+          <w:kern w:val="0"/>
+          <w:sz w:val="32"/>
+          <w:szCs w:val="32"/>
+        </w:rPr>
+        <w:t>Instruction Register (IR)</w:t>
+      </w:r>
+      <w:r>
+        <w:rPr>
+          <w:rFonts w:ascii="Times New Roman" w:hAnsi="Times New Roman" w:cs="Times New Roman"/>
+          <w:kern w:val="0"/>
+          <w:sz w:val="32"/>
+          <w:szCs w:val="32"/>
+        </w:rPr>
+        <w:t xml:space="preserve">. It separates the </w:t>
+      </w:r>
+      <w:r>
+        <w:rPr>
+          <w:rFonts w:ascii="Times New Roman" w:hAnsi="Times New Roman" w:cs="Times New Roman"/>
+          <w:b/>
+          <w:bCs/>
+          <w:kern w:val="0"/>
+          <w:sz w:val="32"/>
+          <w:szCs w:val="32"/>
+        </w:rPr>
+        <w:t>opcode</w:t>
+      </w:r>
+      <w:r>
+        <w:rPr>
+          <w:rFonts w:ascii="Times New Roman" w:hAnsi="Times New Roman" w:cs="Times New Roman"/>
+          <w:kern w:val="0"/>
+          <w:sz w:val="32"/>
+          <w:szCs w:val="32"/>
+        </w:rPr>
+        <w:t xml:space="preserve">, which specifies the operation to be carried out (such as ADD, MOVE, or LOAD), from the </w:t>
+      </w:r>
+      <w:r>
+        <w:rPr>
+          <w:rFonts w:ascii="Times New Roman" w:hAnsi="Times New Roman" w:cs="Times New Roman"/>
+          <w:b/>
+          <w:bCs/>
+          <w:kern w:val="0"/>
+          <w:sz w:val="32"/>
+          <w:szCs w:val="32"/>
+        </w:rPr>
+        <w:t>operands</w:t>
+      </w:r>
+      <w:r>
+        <w:rPr>
+          <w:rFonts w:ascii="Times New Roman" w:hAnsi="Times New Roman" w:cs="Times New Roman"/>
+          <w:kern w:val="0"/>
+          <w:sz w:val="32"/>
+          <w:szCs w:val="32"/>
+        </w:rPr>
+        <w:t>, which indicate the data or memory addresses involved. Based on this information, the Control Unit generates the appropriate control signals needed for the next stage of execution.</w:t>
+      </w:r>
+    </w:p>
+    <w:p>
+      <w:pPr>
+        <w:rPr>
+          <w:rFonts w:ascii="Times New Roman" w:hAnsi="Times New Roman" w:cs="Times New Roman"/>
+          <w:b/>
+          <w:bCs/>
+          <w:kern w:val="0"/>
+          <w:sz w:val="32"/>
+          <w:szCs w:val="32"/>
+        </w:rPr>
+      </w:pPr>
+      <w:r>
+        <w:rPr>
+          <w:rFonts w:ascii="Times New Roman" w:hAnsi="Times New Roman" w:cs="Times New Roman"/>
+          <w:b/>
+          <w:bCs/>
+          <w:kern w:val="0"/>
+          <w:sz w:val="32"/>
+          <w:szCs w:val="32"/>
+        </w:rPr>
+        <w:t>3. Execute</w:t>
+      </w:r>
+    </w:p>
+    <w:p>
+      <w:pPr>
+        <w:rPr>
+          <w:rFonts w:ascii="Times New Roman" w:hAnsi="Times New Roman" w:cs="Times New Roman"/>
+          <w:kern w:val="0"/>
+          <w:sz w:val="32"/>
+          <w:szCs w:val="32"/>
+        </w:rPr>
+      </w:pPr>
+      <w:r>
+        <w:rPr>
+          <w:rFonts w:ascii="Times New Roman" w:hAnsi="Times New Roman" w:cs="Times New Roman"/>
+          <w:kern w:val="0"/>
+          <w:sz w:val="32"/>
+          <w:szCs w:val="32"/>
+        </w:rPr>
+        <w:t xml:space="preserve">The execute stage is where the CPU performs the actual operation defined by the instruction. If the instruction is a </w:t>
+      </w:r>
+      <w:r>
+        <w:rPr>
+          <w:rFonts w:ascii="Times New Roman" w:hAnsi="Times New Roman" w:cs="Times New Roman"/>
+          <w:b/>
+          <w:bCs/>
+          <w:kern w:val="0"/>
+          <w:sz w:val="32"/>
+          <w:szCs w:val="32"/>
+        </w:rPr>
+        <w:t>memory read (LOAD)</w:t>
+      </w:r>
+      <w:r>
+        <w:rPr>
+          <w:rFonts w:ascii="Times New Roman" w:hAnsi="Times New Roman" w:cs="Times New Roman"/>
+          <w:kern w:val="0"/>
+          <w:sz w:val="32"/>
+          <w:szCs w:val="32"/>
+        </w:rPr>
+        <w:t xml:space="preserve">, the operand’s address is placed in the </w:t>
+      </w:r>
+      <w:r>
+        <w:rPr>
+          <w:rFonts w:ascii="Times New Roman" w:hAnsi="Times New Roman" w:cs="Times New Roman"/>
+          <w:b/>
+          <w:bCs/>
+          <w:kern w:val="0"/>
+          <w:sz w:val="32"/>
+          <w:szCs w:val="32"/>
+        </w:rPr>
+        <w:t>MAR</w:t>
+      </w:r>
+      <w:r>
+        <w:rPr>
+          <w:rFonts w:ascii="Times New Roman" w:hAnsi="Times New Roman" w:cs="Times New Roman"/>
+          <w:kern w:val="0"/>
+          <w:sz w:val="32"/>
+          <w:szCs w:val="32"/>
+        </w:rPr>
+        <w:t xml:space="preserve">, the data is fetched into the </w:t>
+      </w:r>
+      <w:r>
+        <w:rPr>
+          <w:rFonts w:ascii="Times New Roman" w:hAnsi="Times New Roman" w:cs="Times New Roman"/>
+          <w:b/>
+          <w:bCs/>
+          <w:kern w:val="0"/>
+          <w:sz w:val="32"/>
+          <w:szCs w:val="32"/>
+        </w:rPr>
+        <w:t>MDR</w:t>
+      </w:r>
+      <w:r>
+        <w:rPr>
+          <w:rFonts w:ascii="Times New Roman" w:hAnsi="Times New Roman" w:cs="Times New Roman"/>
+          <w:kern w:val="0"/>
+          <w:sz w:val="32"/>
+          <w:szCs w:val="32"/>
+        </w:rPr>
+        <w:t xml:space="preserve"> and</w:t>
+      </w:r>
+      <w:r>
+        <w:rPr>
+          <w:rFonts w:ascii="Times New Roman" w:hAnsi="Times New Roman" w:cs="Times New Roman"/>
+          <w:kern w:val="0"/>
+          <w:sz w:val="32"/>
+          <w:szCs w:val="32"/>
+        </w:rPr>
+        <w:t xml:space="preserve"> then moved into a CPU register. If it is a </w:t>
+      </w:r>
+      <w:r>
+        <w:rPr>
+          <w:rFonts w:ascii="Times New Roman" w:hAnsi="Times New Roman" w:cs="Times New Roman"/>
+          <w:b/>
+          <w:bCs/>
+          <w:kern w:val="0"/>
+          <w:sz w:val="32"/>
+          <w:szCs w:val="32"/>
+        </w:rPr>
+        <w:t>memory write (STORE)</w:t>
+      </w:r>
+      <w:r>
+        <w:rPr>
+          <w:rFonts w:ascii="Times New Roman" w:hAnsi="Times New Roman" w:cs="Times New Roman"/>
+          <w:kern w:val="0"/>
+          <w:sz w:val="32"/>
+          <w:szCs w:val="32"/>
+        </w:rPr>
+        <w:t xml:space="preserve">, the address is placed in the MAR, the data is loaded into the </w:t>
+      </w:r>
+      <w:r>
+        <w:rPr>
+          <w:rFonts w:ascii="Times New Roman" w:hAnsi="Times New Roman" w:cs="Times New Roman"/>
+          <w:kern w:val="0"/>
+          <w:sz w:val="32"/>
+          <w:szCs w:val="32"/>
+        </w:rPr>
+        <w:t>MDR and</w:t>
+      </w:r>
+      <w:r>
+        <w:rPr>
+          <w:rFonts w:ascii="Times New Roman" w:hAnsi="Times New Roman" w:cs="Times New Roman"/>
+          <w:kern w:val="0"/>
+          <w:sz w:val="32"/>
+          <w:szCs w:val="32"/>
+        </w:rPr>
+        <w:t xml:space="preserve"> then written to memory. For </w:t>
+      </w:r>
+      <w:r>
+        <w:rPr>
+          <w:rFonts w:ascii="Times New Roman" w:hAnsi="Times New Roman" w:cs="Times New Roman"/>
+          <w:b/>
+          <w:bCs/>
+          <w:kern w:val="0"/>
+          <w:sz w:val="32"/>
+          <w:szCs w:val="32"/>
+        </w:rPr>
+        <w:t>arithmetic or logic instructions</w:t>
+      </w:r>
+      <w:r>
+        <w:rPr>
+          <w:rFonts w:ascii="Times New Roman" w:hAnsi="Times New Roman" w:cs="Times New Roman"/>
+          <w:kern w:val="0"/>
+          <w:sz w:val="32"/>
+          <w:szCs w:val="32"/>
+        </w:rPr>
+        <w:t xml:space="preserve"> (such as ADD or SUB), the </w:t>
+      </w:r>
+      <w:r>
+        <w:rPr>
+          <w:rFonts w:ascii="Times New Roman" w:hAnsi="Times New Roman" w:cs="Times New Roman"/>
+          <w:kern w:val="0"/>
+          <w:sz w:val="32"/>
+          <w:szCs w:val="32"/>
+        </w:rPr>
+        <w:t>operation is sent to the ALU</w:t>
+      </w:r>
+      <w:r>
+        <w:rPr>
+          <w:rFonts w:ascii="Times New Roman" w:hAnsi="Times New Roman" w:cs="Times New Roman"/>
+          <w:kern w:val="0"/>
+          <w:sz w:val="32"/>
+          <w:szCs w:val="32"/>
+        </w:rPr>
+        <w:t xml:space="preserve">, and the result </w:t>
+      </w:r>
+      <w:r>
+        <w:rPr>
+          <w:rFonts w:ascii="Times New Roman" w:hAnsi="Times New Roman" w:cs="Times New Roman"/>
+          <w:kern w:val="0"/>
+          <w:sz w:val="32"/>
+          <w:szCs w:val="32"/>
+        </w:rPr>
         <w:lastRenderedPageBreak/>
-        <w:t>2. Decode</w:t>
-      </w:r>
-    </w:p>
-    <w:p>
-      <w:pPr>
-        <w:rPr>
-          <w:rFonts w:ascii="Times New Roman" w:hAnsi="Times New Roman" w:cs="Times New Roman"/>
+        <w:t xml:space="preserve">is stored in a register or in memory. For </w:t>
+      </w:r>
+      <w:r>
+        <w:rPr>
+          <w:rFonts w:ascii="Times New Roman" w:hAnsi="Times New Roman" w:cs="Times New Roman"/>
+          <w:b/>
+          <w:bCs/>
           <w:kern w:val="0"/>
           <w:sz w:val="32"/>
           <w:szCs w:val="32"/>
         </w:rPr>
-      </w:pPr>
+        <w:t>I/O operations</w:t>
+      </w:r>
       <w:r>
         <w:rPr>
           <w:rFonts w:ascii="Times New Roman" w:hAnsi="Times New Roman" w:cs="Times New Roman"/>
@@ -4283,336 +4619,73 @@
           <w:sz w:val="32"/>
           <w:szCs w:val="32"/>
         </w:rPr>
-        <w:t xml:space="preserve">In the decode stage, the CPU interprets the instruction that has been fetched. The </w:t>
-      </w:r>
-      <w:r>
-        <w:rPr>
-          <w:rFonts w:ascii="Times New Roman" w:hAnsi="Times New Roman" w:cs="Times New Roman"/>
-          <w:b/>
-          <w:bCs/>
+        <w:t>, the CPU communicates with input or output devices either through memory-mapped I/O using MAR and MDR, or through special I/O instructions in port-mapped systems.</w:t>
+      </w:r>
+    </w:p>
+    <w:p>
+      <w:pPr>
+        <w:jc w:val="center"/>
+        <w:rPr>
+          <w:rFonts w:ascii="Times New Roman" w:hAnsi="Times New Roman" w:cs="Times New Roman"/>
+          <w:b/>
+          <w:bCs/>
+          <w:color w:val="215E99" w:themeColor="text2" w:themeTint="BF"/>
           <w:kern w:val="0"/>
-          <w:sz w:val="32"/>
-          <w:szCs w:val="32"/>
-        </w:rPr>
-        <w:t>Decoder</w:t>
-      </w:r>
-      <w:r>
-        <w:rPr>
-          <w:rFonts w:ascii="Times New Roman" w:hAnsi="Times New Roman" w:cs="Times New Roman"/>
+          <w:sz w:val="36"/>
+          <w:szCs w:val="36"/>
+        </w:rPr>
+      </w:pPr>
+      <w:r>
+        <w:rPr>
+          <w:rFonts w:ascii="Times New Roman" w:hAnsi="Times New Roman" w:cs="Times New Roman"/>
+          <w:b/>
+          <w:bCs/>
+          <w:color w:val="215E99" w:themeColor="text2" w:themeTint="BF"/>
           <w:kern w:val="0"/>
-          <w:sz w:val="32"/>
-          <w:szCs w:val="32"/>
-        </w:rPr>
-        <w:t xml:space="preserve">, which is part of the Control Unit, examines the bits stored in the </w:t>
-      </w:r>
-      <w:r>
-        <w:rPr>
-          <w:rFonts w:ascii="Times New Roman" w:hAnsi="Times New Roman" w:cs="Times New Roman"/>
-          <w:b/>
-          <w:bCs/>
+          <w:sz w:val="36"/>
+          <w:szCs w:val="36"/>
+        </w:rPr>
+        <w:t>Lecture 2</w:t>
+      </w:r>
+    </w:p>
+    <w:p>
+      <w:pPr>
+        <w:rPr>
+          <w:rFonts w:ascii="Times New Roman" w:hAnsi="Times New Roman" w:cs="Times New Roman"/>
+          <w:b/>
+          <w:bCs/>
+          <w:color w:val="215E99" w:themeColor="text2" w:themeTint="BF"/>
           <w:kern w:val="0"/>
           <w:sz w:val="32"/>
           <w:szCs w:val="32"/>
         </w:rPr>
-        <w:t>Instruction Register (IR)</w:t>
-      </w:r>
-      <w:r>
-        <w:rPr>
-          <w:rFonts w:ascii="Times New Roman" w:hAnsi="Times New Roman" w:cs="Times New Roman"/>
+      </w:pPr>
+      <w:r>
+        <w:rPr>
+          <w:rFonts w:ascii="Times New Roman" w:hAnsi="Times New Roman" w:cs="Times New Roman"/>
+          <w:b/>
+          <w:bCs/>
+          <w:color w:val="215E99" w:themeColor="text2" w:themeTint="BF"/>
           <w:kern w:val="0"/>
           <w:sz w:val="32"/>
           <w:szCs w:val="32"/>
         </w:rPr>
-        <w:t xml:space="preserve">. It separates the </w:t>
-      </w:r>
-      <w:r>
-        <w:rPr>
-          <w:rFonts w:ascii="Times New Roman" w:hAnsi="Times New Roman" w:cs="Times New Roman"/>
-          <w:b/>
-          <w:bCs/>
+        <w:t>The microprocessor-based personal computer system</w:t>
+      </w:r>
+    </w:p>
+    <w:p>
+      <w:pPr>
+        <w:rPr>
+          <w:rFonts w:ascii="Times New Roman" w:hAnsi="Times New Roman" w:cs="Times New Roman"/>
           <w:kern w:val="0"/>
           <w:sz w:val="32"/>
           <w:szCs w:val="32"/>
         </w:rPr>
-        <w:t>opcode</w:t>
-      </w:r>
-      <w:r>
-        <w:rPr>
-          <w:rFonts w:ascii="Times New Roman" w:hAnsi="Times New Roman" w:cs="Times New Roman"/>
-          <w:kern w:val="0"/>
-          <w:sz w:val="32"/>
-          <w:szCs w:val="32"/>
-        </w:rPr>
-        <w:t xml:space="preserve">, which specifies the operation to be carried out (such as ADD, MOVE, or LOAD), from the </w:t>
-      </w:r>
-      <w:r>
-        <w:rPr>
-          <w:rFonts w:ascii="Times New Roman" w:hAnsi="Times New Roman" w:cs="Times New Roman"/>
-          <w:b/>
-          <w:bCs/>
-          <w:kern w:val="0"/>
-          <w:sz w:val="32"/>
-          <w:szCs w:val="32"/>
-        </w:rPr>
-        <w:t>operands</w:t>
-      </w:r>
-      <w:r>
-        <w:rPr>
-          <w:rFonts w:ascii="Times New Roman" w:hAnsi="Times New Roman" w:cs="Times New Roman"/>
-          <w:kern w:val="0"/>
-          <w:sz w:val="32"/>
-          <w:szCs w:val="32"/>
-        </w:rPr>
-        <w:t>, which indicate the data or memory addresses involved. Based on this information, the Control Unit generates the appropriate control signals needed for the next stage of execution.</w:t>
-      </w:r>
-    </w:p>
-    <w:p>
-      <w:pPr>
-        <w:rPr>
-          <w:rFonts w:ascii="Times New Roman" w:hAnsi="Times New Roman" w:cs="Times New Roman"/>
-          <w:b/>
-          <w:bCs/>
-          <w:kern w:val="0"/>
-          <w:sz w:val="32"/>
-          <w:szCs w:val="32"/>
-        </w:rPr>
-      </w:pPr>
-      <w:r>
-        <w:rPr>
-          <w:rFonts w:ascii="Times New Roman" w:hAnsi="Times New Roman" w:cs="Times New Roman"/>
-          <w:b/>
-          <w:bCs/>
-          <w:kern w:val="0"/>
-          <w:sz w:val="32"/>
-          <w:szCs w:val="32"/>
-        </w:rPr>
-        <w:t>3. Execute</w:t>
-      </w:r>
-    </w:p>
-    <w:p>
-      <w:pPr>
-        <w:rPr>
-          <w:rFonts w:ascii="Times New Roman" w:hAnsi="Times New Roman" w:cs="Times New Roman"/>
-          <w:kern w:val="0"/>
-          <w:sz w:val="32"/>
-          <w:szCs w:val="32"/>
-        </w:rPr>
-      </w:pPr>
-      <w:r>
-        <w:rPr>
-          <w:rFonts w:ascii="Times New Roman" w:hAnsi="Times New Roman" w:cs="Times New Roman"/>
-          <w:kern w:val="0"/>
-          <w:sz w:val="32"/>
-          <w:szCs w:val="32"/>
-        </w:rPr>
-        <w:t xml:space="preserve">The execute stage is where the CPU performs the actual operation defined by the instruction. If the instruction is a </w:t>
-      </w:r>
-      <w:r>
-        <w:rPr>
-          <w:rFonts w:ascii="Times New Roman" w:hAnsi="Times New Roman" w:cs="Times New Roman"/>
-          <w:b/>
-          <w:bCs/>
-          <w:kern w:val="0"/>
-          <w:sz w:val="32"/>
-          <w:szCs w:val="32"/>
-        </w:rPr>
-        <w:t>memory read (LOAD)</w:t>
-      </w:r>
-      <w:r>
-        <w:rPr>
-          <w:rFonts w:ascii="Times New Roman" w:hAnsi="Times New Roman" w:cs="Times New Roman"/>
-          <w:kern w:val="0"/>
-          <w:sz w:val="32"/>
-          <w:szCs w:val="32"/>
-        </w:rPr>
-        <w:t xml:space="preserve">, the operand’s address is placed in the </w:t>
-      </w:r>
-      <w:r>
-        <w:rPr>
-          <w:rFonts w:ascii="Times New Roman" w:hAnsi="Times New Roman" w:cs="Times New Roman"/>
-          <w:b/>
-          <w:bCs/>
-          <w:kern w:val="0"/>
-          <w:sz w:val="32"/>
-          <w:szCs w:val="32"/>
-        </w:rPr>
-        <w:t>MAR</w:t>
-      </w:r>
-      <w:r>
-        <w:rPr>
-          <w:rFonts w:ascii="Times New Roman" w:hAnsi="Times New Roman" w:cs="Times New Roman"/>
-          <w:kern w:val="0"/>
-          <w:sz w:val="32"/>
-          <w:szCs w:val="32"/>
-        </w:rPr>
-        <w:t xml:space="preserve">, the data is fetched into the </w:t>
-      </w:r>
-      <w:proofErr w:type="gramStart"/>
-      <w:r>
-        <w:rPr>
-          <w:rFonts w:ascii="Times New Roman" w:hAnsi="Times New Roman" w:cs="Times New Roman"/>
-          <w:b/>
-          <w:bCs/>
-          <w:kern w:val="0"/>
-          <w:sz w:val="32"/>
-          <w:szCs w:val="32"/>
-        </w:rPr>
-        <w:t>MDR</w:t>
-      </w:r>
-      <w:r>
-        <w:rPr>
-          <w:rFonts w:ascii="Times New Roman" w:hAnsi="Times New Roman" w:cs="Times New Roman"/>
-          <w:kern w:val="0"/>
-          <w:sz w:val="32"/>
-          <w:szCs w:val="32"/>
-        </w:rPr>
-        <w:t>, and</w:t>
-      </w:r>
-      <w:proofErr w:type="gramEnd"/>
-      <w:r>
-        <w:rPr>
-          <w:rFonts w:ascii="Times New Roman" w:hAnsi="Times New Roman" w:cs="Times New Roman"/>
-          <w:kern w:val="0"/>
-          <w:sz w:val="32"/>
-          <w:szCs w:val="32"/>
-        </w:rPr>
-        <w:t xml:space="preserve"> then moved into a CPU register. If it is a </w:t>
-      </w:r>
-      <w:r>
-        <w:rPr>
-          <w:rFonts w:ascii="Times New Roman" w:hAnsi="Times New Roman" w:cs="Times New Roman"/>
-          <w:b/>
-          <w:bCs/>
-          <w:kern w:val="0"/>
-          <w:sz w:val="32"/>
-          <w:szCs w:val="32"/>
-        </w:rPr>
-        <w:t>memory write (STORE)</w:t>
-      </w:r>
-      <w:r>
-        <w:rPr>
-          <w:rFonts w:ascii="Times New Roman" w:hAnsi="Times New Roman" w:cs="Times New Roman"/>
-          <w:kern w:val="0"/>
-          <w:sz w:val="32"/>
-          <w:szCs w:val="32"/>
-        </w:rPr>
-        <w:t xml:space="preserve">, the address is placed in the MAR, the data is loaded into the </w:t>
-      </w:r>
-      <w:proofErr w:type="gramStart"/>
-      <w:r>
-        <w:rPr>
-          <w:rFonts w:ascii="Times New Roman" w:hAnsi="Times New Roman" w:cs="Times New Roman"/>
-          <w:kern w:val="0"/>
-          <w:sz w:val="32"/>
-          <w:szCs w:val="32"/>
-        </w:rPr>
-        <w:t>MDR, and</w:t>
-      </w:r>
-      <w:proofErr w:type="gramEnd"/>
-      <w:r>
-        <w:rPr>
-          <w:rFonts w:ascii="Times New Roman" w:hAnsi="Times New Roman" w:cs="Times New Roman"/>
-          <w:kern w:val="0"/>
-          <w:sz w:val="32"/>
-          <w:szCs w:val="32"/>
-        </w:rPr>
-        <w:t xml:space="preserve"> then written to memory. For </w:t>
-      </w:r>
-      <w:r>
-        <w:rPr>
-          <w:rFonts w:ascii="Times New Roman" w:hAnsi="Times New Roman" w:cs="Times New Roman"/>
-          <w:b/>
-          <w:bCs/>
-          <w:kern w:val="0"/>
-          <w:sz w:val="32"/>
-          <w:szCs w:val="32"/>
-        </w:rPr>
-        <w:t>arithmetic or logic instructions</w:t>
-      </w:r>
-      <w:r>
-        <w:rPr>
-          <w:rFonts w:ascii="Times New Roman" w:hAnsi="Times New Roman" w:cs="Times New Roman"/>
-          <w:kern w:val="0"/>
-          <w:sz w:val="32"/>
-          <w:szCs w:val="32"/>
-        </w:rPr>
-        <w:t xml:space="preserve"> (such as ADD or SUB), the </w:t>
-      </w:r>
-      <w:proofErr w:type="gramStart"/>
-      <w:r>
-        <w:rPr>
-          <w:rFonts w:ascii="Times New Roman" w:hAnsi="Times New Roman" w:cs="Times New Roman"/>
-          <w:kern w:val="0"/>
-          <w:sz w:val="32"/>
-          <w:szCs w:val="32"/>
-        </w:rPr>
-        <w:t xml:space="preserve">operands are sent to the </w:t>
-      </w:r>
-      <w:r>
-        <w:rPr>
-          <w:rFonts w:ascii="Times New Roman" w:hAnsi="Times New Roman" w:cs="Times New Roman"/>
-          <w:b/>
-          <w:bCs/>
-          <w:kern w:val="0"/>
-          <w:sz w:val="32"/>
-          <w:szCs w:val="32"/>
-        </w:rPr>
-        <w:t>ALU</w:t>
-      </w:r>
-      <w:r>
-        <w:rPr>
-          <w:rFonts w:ascii="Times New Roman" w:hAnsi="Times New Roman" w:cs="Times New Roman"/>
-          <w:kern w:val="0"/>
-          <w:sz w:val="32"/>
-          <w:szCs w:val="32"/>
-        </w:rPr>
-        <w:t>, the operation is performed</w:t>
-      </w:r>
-      <w:proofErr w:type="gramEnd"/>
-      <w:r>
-        <w:rPr>
-          <w:rFonts w:ascii="Times New Roman" w:hAnsi="Times New Roman" w:cs="Times New Roman"/>
-          <w:kern w:val="0"/>
-          <w:sz w:val="32"/>
-          <w:szCs w:val="32"/>
-        </w:rPr>
-        <w:t xml:space="preserve">, and the result is stored in a register or in memory. For </w:t>
-      </w:r>
-      <w:r>
-        <w:rPr>
-          <w:rFonts w:ascii="Times New Roman" w:hAnsi="Times New Roman" w:cs="Times New Roman"/>
-          <w:b/>
-          <w:bCs/>
-          <w:kern w:val="0"/>
-          <w:sz w:val="32"/>
-          <w:szCs w:val="32"/>
-        </w:rPr>
-        <w:t>I/O operations</w:t>
-      </w:r>
-      <w:r>
-        <w:rPr>
-          <w:rFonts w:ascii="Times New Roman" w:hAnsi="Times New Roman" w:cs="Times New Roman"/>
-          <w:kern w:val="0"/>
-          <w:sz w:val="32"/>
-          <w:szCs w:val="32"/>
-        </w:rPr>
-        <w:t>, the CPU communicates with input or output devices either through memory-mapped I/O using MAR and MDR, or through special I/O instructions in port-mapped systems.</w:t>
-      </w:r>
-    </w:p>
-    <w:p>
-      <w:pPr>
-        <w:rPr>
-          <w:rFonts w:ascii="Times New Roman" w:hAnsi="Times New Roman" w:cs="Times New Roman"/>
-          <w:kern w:val="0"/>
-          <w:sz w:val="32"/>
-          <w:szCs w:val="32"/>
-        </w:rPr>
       </w:pPr>
       <w:r>
         <w:rPr>
           <w:noProof/>
         </w:rPr>
-        <w:lastRenderedPageBreak/>
         <w:drawing>
           <wp:inline distT="0" distB="0" distL="0" distR="0" wp14:anchorId="3A23A0A4" wp14:editId="6F657204">
             <wp:extent cx="5943600" cy="2941320"/>
@@ -4716,7 +4789,6 @@
         </w:rPr>
         <w:t xml:space="preserve">The provided diagram </w:t>
       </w:r>
-      <w:proofErr w:type="gramStart"/>
       <w:r>
         <w:rPr>
           <w:rFonts w:ascii="Times New Roman" w:hAnsi="Times New Roman" w:cs="Times New Roman"/>
@@ -4724,9 +4796,8 @@
           <w:sz w:val="32"/>
           <w:szCs w:val="32"/>
         </w:rPr>
-        <w:t>shows</w:t>
-      </w:r>
-      <w:proofErr w:type="gramEnd"/>
+        <w:t>shown</w:t>
+      </w:r>
       <w:r>
         <w:rPr>
           <w:rFonts w:ascii="Times New Roman" w:hAnsi="Times New Roman" w:cs="Times New Roman"/>
@@ -4853,18 +4924,18 @@
           <w:sz w:val="32"/>
           <w:szCs w:val="32"/>
         </w:rPr>
-        <w:t>, not from I/O devices. The microprocessor fetches instructions from memory, processes them, and then uses the I/O system to interact with the user and external devices as needed.</w:t>
-      </w:r>
-    </w:p>
-    <w:p>
-      <w:pPr>
+        <w:t xml:space="preserve">, not from I/O devices. The microprocessor fetches instructions from </w:t>
+      </w:r>
+      <w:r>
         <w:rPr>
           <w:rFonts w:ascii="Times New Roman" w:hAnsi="Times New Roman" w:cs="Times New Roman"/>
           <w:kern w:val="0"/>
           <w:sz w:val="32"/>
           <w:szCs w:val="32"/>
         </w:rPr>
-      </w:pPr>
+        <w:lastRenderedPageBreak/>
+        <w:t>memory, processes them, and then uses the I/O system to interact with the user and external devices as needed.</w:t>
+      </w:r>
     </w:p>
     <w:p>
       <w:pPr>
@@ -4877,6 +4948,2581 @@
           <w:szCs w:val="32"/>
         </w:rPr>
       </w:pPr>
+      <w:r>
+        <w:rPr>
+          <w:rFonts w:ascii="Times New Roman" w:hAnsi="Times New Roman" w:cs="Times New Roman"/>
+          <w:b/>
+          <w:bCs/>
+          <w:color w:val="215E99" w:themeColor="text2" w:themeTint="BF"/>
+          <w:sz w:val="32"/>
+          <w:szCs w:val="32"/>
+        </w:rPr>
+        <w:t>The memory map of the PC</w:t>
+      </w:r>
+    </w:p>
+    <w:p>
+      <w:pPr>
+        <w:jc w:val="center"/>
+        <w:rPr>
+          <w:rFonts w:ascii="Times New Roman" w:hAnsi="Times New Roman" w:cs="Times New Roman"/>
+          <w:b/>
+          <w:bCs/>
+          <w:color w:val="215E99" w:themeColor="text2" w:themeTint="BF"/>
+          <w:sz w:val="32"/>
+          <w:szCs w:val="32"/>
+        </w:rPr>
+      </w:pPr>
+      <w:r>
+        <w:rPr>
+          <w:noProof/>
+        </w:rPr>
+        <w:drawing>
+          <wp:inline distT="0" distB="0" distL="0" distR="0" wp14:anchorId="1CEF0C24" wp14:editId="41EA11D5">
+            <wp:extent cx="3108960" cy="3215133"/>
+            <wp:effectExtent l="0" t="0" r="0" b="4445"/>
+            <wp:docPr id="17414" name="Picture 7" descr="ifg01-05-1">
+              <a:extLst xmlns:a="http://schemas.openxmlformats.org/drawingml/2006/main">
+                <a:ext uri="{FF2B5EF4-FFF2-40B4-BE49-F238E27FC236}">
+                  <a16:creationId xmlns:a16="http://schemas.microsoft.com/office/drawing/2014/main" id="{1740C9C9-73C2-20A3-1D6C-DC68C42AE058}"/>
+                </a:ext>
+              </a:extLst>
+            </wp:docPr>
+            <wp:cNvGraphicFramePr>
+              <a:graphicFrameLocks xmlns:a="http://schemas.openxmlformats.org/drawingml/2006/main" noChangeAspect="1"/>
+            </wp:cNvGraphicFramePr>
+            <a:graphic xmlns:a="http://schemas.openxmlformats.org/drawingml/2006/main">
+              <a:graphicData uri="http://schemas.openxmlformats.org/drawingml/2006/picture">
+                <pic:pic xmlns:pic="http://schemas.openxmlformats.org/drawingml/2006/picture">
+                  <pic:nvPicPr>
+                    <pic:cNvPr id="17414" name="Picture 7" descr="ifg01-05-1">
+                      <a:extLst>
+                        <a:ext uri="{FF2B5EF4-FFF2-40B4-BE49-F238E27FC236}">
+                          <a16:creationId xmlns:a16="http://schemas.microsoft.com/office/drawing/2014/main" id="{1740C9C9-73C2-20A3-1D6C-DC68C42AE058}"/>
+                        </a:ext>
+                      </a:extLst>
+                    </pic:cNvPr>
+                    <pic:cNvPicPr>
+                      <a:picLocks noChangeAspect="1" noChangeArrowheads="1"/>
+                    </pic:cNvPicPr>
+                  </pic:nvPicPr>
+                  <pic:blipFill>
+                    <a:blip r:embed="rId25">
+                      <a:extLst>
+                        <a:ext uri="{28A0092B-C50C-407E-A947-70E740481C1C}">
+                          <a14:useLocalDpi xmlns:a14="http://schemas.microsoft.com/office/drawing/2010/main" val="0"/>
+                        </a:ext>
+                      </a:extLst>
+                    </a:blip>
+                    <a:srcRect/>
+                    <a:stretch>
+                      <a:fillRect/>
+                    </a:stretch>
+                  </pic:blipFill>
+                  <pic:spPr bwMode="auto">
+                    <a:xfrm>
+                      <a:off x="0" y="0"/>
+                      <a:ext cx="3113174" cy="3219491"/>
+                    </a:xfrm>
+                    <a:prstGeom prst="rect">
+                      <a:avLst/>
+                    </a:prstGeom>
+                    <a:noFill/>
+                    <a:ln>
+                      <a:noFill/>
+                    </a:ln>
+                  </pic:spPr>
+                </pic:pic>
+              </a:graphicData>
+            </a:graphic>
+          </wp:inline>
+        </w:drawing>
+      </w:r>
+    </w:p>
+    <w:p>
+      <w:pPr>
+        <w:rPr>
+          <w:rFonts w:ascii="Times New Roman" w:hAnsi="Times New Roman" w:cs="Times New Roman"/>
+          <w:b/>
+          <w:bCs/>
+          <w:color w:val="0D0D0D" w:themeColor="text1" w:themeTint="F2"/>
+          <w:sz w:val="32"/>
+          <w:szCs w:val="32"/>
+        </w:rPr>
+      </w:pPr>
+      <w:r>
+        <w:rPr>
+          <w:rFonts w:ascii="Times New Roman" w:hAnsi="Times New Roman" w:cs="Times New Roman"/>
+          <w:b/>
+          <w:bCs/>
+          <w:color w:val="0D0D0D" w:themeColor="text1" w:themeTint="F2"/>
+          <w:sz w:val="32"/>
+          <w:szCs w:val="32"/>
+        </w:rPr>
+        <w:t xml:space="preserve">PC Memory Map </w:t>
+      </w:r>
+    </w:p>
+    <w:p>
+      <w:pPr>
+        <w:rPr>
+          <w:rFonts w:ascii="Times New Roman" w:hAnsi="Times New Roman" w:cs="Times New Roman"/>
+          <w:color w:val="0D0D0D" w:themeColor="text1" w:themeTint="F2"/>
+          <w:sz w:val="32"/>
+          <w:szCs w:val="32"/>
+        </w:rPr>
+      </w:pPr>
+      <w:r>
+        <w:rPr>
+          <w:rFonts w:ascii="Times New Roman" w:hAnsi="Times New Roman" w:cs="Times New Roman"/>
+          <w:color w:val="0D0D0D" w:themeColor="text1" w:themeTint="F2"/>
+          <w:sz w:val="32"/>
+          <w:szCs w:val="32"/>
+        </w:rPr>
+        <w:t>Computers divide their memory into different parts. This diagram shows how memory is arranged in older PCs and how much memory different processors can handle.</w:t>
+      </w:r>
+    </w:p>
+    <w:p>
+      <w:pPr>
+        <w:rPr>
+          <w:rFonts w:ascii="Times New Roman" w:hAnsi="Times New Roman" w:cs="Times New Roman"/>
+          <w:b/>
+          <w:bCs/>
+          <w:color w:val="0D0D0D" w:themeColor="text1" w:themeTint="F2"/>
+          <w:sz w:val="32"/>
+          <w:szCs w:val="32"/>
+        </w:rPr>
+      </w:pPr>
+      <w:r>
+        <w:rPr>
+          <w:rFonts w:ascii="Times New Roman" w:hAnsi="Times New Roman" w:cs="Times New Roman"/>
+          <w:b/>
+          <w:bCs/>
+          <w:color w:val="0D0D0D" w:themeColor="text1" w:themeTint="F2"/>
+          <w:sz w:val="32"/>
+          <w:szCs w:val="32"/>
+        </w:rPr>
+        <w:t>1. Conventional Memory (1 MB)</w:t>
+      </w:r>
+    </w:p>
+    <w:p>
+      <w:pPr>
+        <w:pStyle w:val="ListParagraph"/>
+        <w:numPr>
+          <w:ilvl w:val="0"/>
+          <w:numId w:val="46"/>
+        </w:numPr>
+        <w:rPr>
+          <w:rFonts w:ascii="Times New Roman" w:hAnsi="Times New Roman" w:cs="Times New Roman"/>
+          <w:color w:val="0D0D0D" w:themeColor="text1" w:themeTint="F2"/>
+          <w:sz w:val="32"/>
+          <w:szCs w:val="32"/>
+        </w:rPr>
+      </w:pPr>
+      <w:r>
+        <w:rPr>
+          <w:rFonts w:ascii="Times New Roman" w:hAnsi="Times New Roman" w:cs="Times New Roman"/>
+          <w:color w:val="0D0D0D" w:themeColor="text1" w:themeTint="F2"/>
+          <w:sz w:val="32"/>
+          <w:szCs w:val="32"/>
+        </w:rPr>
+        <w:t>The first 1 Megabyte (MB) of memory is called real or conventional memory.</w:t>
+      </w:r>
+    </w:p>
+    <w:p>
+      <w:pPr>
+        <w:pStyle w:val="ListParagraph"/>
+        <w:numPr>
+          <w:ilvl w:val="0"/>
+          <w:numId w:val="46"/>
+        </w:numPr>
+        <w:rPr>
+          <w:rFonts w:ascii="Times New Roman" w:hAnsi="Times New Roman" w:cs="Times New Roman"/>
+          <w:color w:val="0D0D0D" w:themeColor="text1" w:themeTint="F2"/>
+          <w:sz w:val="32"/>
+          <w:szCs w:val="32"/>
+        </w:rPr>
+      </w:pPr>
+      <w:r>
+        <w:rPr>
+          <w:rFonts w:ascii="Times New Roman" w:hAnsi="Times New Roman" w:cs="Times New Roman"/>
+          <w:color w:val="0D0D0D" w:themeColor="text1" w:themeTint="F2"/>
+          <w:sz w:val="32"/>
+          <w:szCs w:val="32"/>
+        </w:rPr>
+        <w:t>This is what the very first IBM PCs used.</w:t>
+      </w:r>
+    </w:p>
+    <w:p>
+      <w:pPr>
+        <w:rPr>
+          <w:rFonts w:ascii="Times New Roman" w:hAnsi="Times New Roman" w:cs="Times New Roman"/>
+          <w:color w:val="0D0D0D" w:themeColor="text1" w:themeTint="F2"/>
+          <w:sz w:val="32"/>
+          <w:szCs w:val="32"/>
+        </w:rPr>
+      </w:pPr>
+      <w:r>
+        <w:rPr>
+          <w:rFonts w:ascii="Times New Roman" w:hAnsi="Times New Roman" w:cs="Times New Roman"/>
+          <w:color w:val="0D0D0D" w:themeColor="text1" w:themeTint="F2"/>
+          <w:sz w:val="32"/>
+          <w:szCs w:val="32"/>
+        </w:rPr>
+        <w:t>It is further divided into two parts:</w:t>
+      </w:r>
+    </w:p>
+    <w:p>
+      <w:pPr>
+        <w:rPr>
+          <w:rFonts w:ascii="Times New Roman" w:hAnsi="Times New Roman" w:cs="Times New Roman"/>
+          <w:b/>
+          <w:bCs/>
+          <w:color w:val="0D0D0D" w:themeColor="text1" w:themeTint="F2"/>
+          <w:sz w:val="32"/>
+          <w:szCs w:val="32"/>
+        </w:rPr>
+      </w:pPr>
+      <w:r>
+        <w:rPr>
+          <w:rFonts w:ascii="Times New Roman" w:hAnsi="Times New Roman" w:cs="Times New Roman"/>
+          <w:b/>
+          <w:bCs/>
+          <w:color w:val="0D0D0D" w:themeColor="text1" w:themeTint="F2"/>
+          <w:sz w:val="32"/>
+          <w:szCs w:val="32"/>
+        </w:rPr>
+        <w:t>a) TPA (Transient Program Area) – 640 KB</w:t>
+      </w:r>
+    </w:p>
+    <w:p>
+      <w:pPr>
+        <w:pStyle w:val="ListParagraph"/>
+        <w:numPr>
+          <w:ilvl w:val="0"/>
+          <w:numId w:val="47"/>
+        </w:numPr>
+        <w:rPr>
+          <w:rFonts w:ascii="Times New Roman" w:hAnsi="Times New Roman" w:cs="Times New Roman"/>
+          <w:color w:val="0D0D0D" w:themeColor="text1" w:themeTint="F2"/>
+          <w:sz w:val="32"/>
+          <w:szCs w:val="32"/>
+        </w:rPr>
+      </w:pPr>
+      <w:r>
+        <w:rPr>
+          <w:rFonts w:ascii="Times New Roman" w:hAnsi="Times New Roman" w:cs="Times New Roman"/>
+          <w:b/>
+          <w:bCs/>
+          <w:color w:val="0D0D0D" w:themeColor="text1" w:themeTint="F2"/>
+          <w:sz w:val="32"/>
+          <w:szCs w:val="32"/>
+        </w:rPr>
+        <w:t xml:space="preserve">Size: </w:t>
+      </w:r>
+      <w:r>
+        <w:rPr>
+          <w:rFonts w:ascii="Times New Roman" w:hAnsi="Times New Roman" w:cs="Times New Roman"/>
+          <w:color w:val="0D0D0D" w:themeColor="text1" w:themeTint="F2"/>
+          <w:sz w:val="32"/>
+          <w:szCs w:val="32"/>
+        </w:rPr>
+        <w:t>640 Kilobytes (KB)</w:t>
+      </w:r>
+    </w:p>
+    <w:p>
+      <w:pPr>
+        <w:pStyle w:val="ListParagraph"/>
+        <w:numPr>
+          <w:ilvl w:val="0"/>
+          <w:numId w:val="47"/>
+        </w:numPr>
+        <w:rPr>
+          <w:rFonts w:ascii="Times New Roman" w:hAnsi="Times New Roman" w:cs="Times New Roman"/>
+          <w:color w:val="0D0D0D" w:themeColor="text1" w:themeTint="F2"/>
+          <w:sz w:val="32"/>
+          <w:szCs w:val="32"/>
+        </w:rPr>
+      </w:pPr>
+      <w:r>
+        <w:rPr>
+          <w:rFonts w:ascii="Times New Roman" w:hAnsi="Times New Roman" w:cs="Times New Roman"/>
+          <w:color w:val="0D0D0D" w:themeColor="text1" w:themeTint="F2"/>
+          <w:sz w:val="32"/>
+          <w:szCs w:val="32"/>
+        </w:rPr>
+        <w:lastRenderedPageBreak/>
+        <w:t>Used to load programs and DOS (operating system).</w:t>
+      </w:r>
+    </w:p>
+    <w:p>
+      <w:pPr>
+        <w:pStyle w:val="ListParagraph"/>
+        <w:numPr>
+          <w:ilvl w:val="0"/>
+          <w:numId w:val="47"/>
+        </w:numPr>
+        <w:rPr>
+          <w:rFonts w:ascii="Times New Roman" w:hAnsi="Times New Roman" w:cs="Times New Roman"/>
+          <w:color w:val="0D0D0D" w:themeColor="text1" w:themeTint="F2"/>
+          <w:sz w:val="32"/>
+          <w:szCs w:val="32"/>
+        </w:rPr>
+      </w:pPr>
+      <w:r>
+        <w:rPr>
+          <w:rFonts w:ascii="Times New Roman" w:hAnsi="Times New Roman" w:cs="Times New Roman"/>
+          <w:color w:val="0D0D0D" w:themeColor="text1" w:themeTint="F2"/>
+          <w:sz w:val="32"/>
+          <w:szCs w:val="32"/>
+        </w:rPr>
+        <w:t>This was the main usable memory for early programs.</w:t>
+      </w:r>
+    </w:p>
+    <w:p>
+      <w:pPr>
+        <w:rPr>
+          <w:rFonts w:ascii="Times New Roman" w:hAnsi="Times New Roman" w:cs="Times New Roman"/>
+          <w:b/>
+          <w:bCs/>
+          <w:color w:val="0D0D0D" w:themeColor="text1" w:themeTint="F2"/>
+          <w:sz w:val="32"/>
+          <w:szCs w:val="32"/>
+        </w:rPr>
+      </w:pPr>
+      <w:r>
+        <w:rPr>
+          <w:rFonts w:ascii="Times New Roman" w:hAnsi="Times New Roman" w:cs="Times New Roman"/>
+          <w:b/>
+          <w:bCs/>
+          <w:color w:val="0D0D0D" w:themeColor="text1" w:themeTint="F2"/>
+          <w:sz w:val="32"/>
+          <w:szCs w:val="32"/>
+        </w:rPr>
+        <w:t>b) System Area – 384 KB</w:t>
+      </w:r>
+    </w:p>
+    <w:p>
+      <w:pPr>
+        <w:pStyle w:val="ListParagraph"/>
+        <w:numPr>
+          <w:ilvl w:val="0"/>
+          <w:numId w:val="48"/>
+        </w:numPr>
+        <w:rPr>
+          <w:rFonts w:ascii="Times New Roman" w:hAnsi="Times New Roman" w:cs="Times New Roman"/>
+          <w:color w:val="0D0D0D" w:themeColor="text1" w:themeTint="F2"/>
+          <w:sz w:val="32"/>
+          <w:szCs w:val="32"/>
+        </w:rPr>
+      </w:pPr>
+      <w:r>
+        <w:rPr>
+          <w:rFonts w:ascii="Times New Roman" w:hAnsi="Times New Roman" w:cs="Times New Roman"/>
+          <w:b/>
+          <w:bCs/>
+          <w:color w:val="0D0D0D" w:themeColor="text1" w:themeTint="F2"/>
+          <w:sz w:val="32"/>
+          <w:szCs w:val="32"/>
+        </w:rPr>
+        <w:t>Size:</w:t>
+      </w:r>
+      <w:r>
+        <w:rPr>
+          <w:rFonts w:ascii="Times New Roman" w:hAnsi="Times New Roman" w:cs="Times New Roman"/>
+          <w:color w:val="0D0D0D" w:themeColor="text1" w:themeTint="F2"/>
+          <w:sz w:val="32"/>
+          <w:szCs w:val="32"/>
+        </w:rPr>
+        <w:t xml:space="preserve"> 384 KB</w:t>
+      </w:r>
+    </w:p>
+    <w:p>
+      <w:pPr>
+        <w:pStyle w:val="ListParagraph"/>
+        <w:numPr>
+          <w:ilvl w:val="0"/>
+          <w:numId w:val="48"/>
+        </w:numPr>
+        <w:rPr>
+          <w:rFonts w:ascii="Times New Roman" w:hAnsi="Times New Roman" w:cs="Times New Roman"/>
+          <w:color w:val="0D0D0D" w:themeColor="text1" w:themeTint="F2"/>
+          <w:sz w:val="32"/>
+          <w:szCs w:val="32"/>
+        </w:rPr>
+      </w:pPr>
+      <w:r>
+        <w:rPr>
+          <w:rFonts w:ascii="Times New Roman" w:hAnsi="Times New Roman" w:cs="Times New Roman"/>
+          <w:color w:val="0D0D0D" w:themeColor="text1" w:themeTint="F2"/>
+          <w:sz w:val="32"/>
+          <w:szCs w:val="32"/>
+        </w:rPr>
+        <w:t>Reserved for system use: BIOS, video memory, device drivers, etc.</w:t>
+      </w:r>
+    </w:p>
+    <w:p>
+      <w:pPr>
+        <w:pStyle w:val="ListParagraph"/>
+        <w:numPr>
+          <w:ilvl w:val="0"/>
+          <w:numId w:val="48"/>
+        </w:numPr>
+        <w:rPr>
+          <w:rFonts w:ascii="Times New Roman" w:hAnsi="Times New Roman" w:cs="Times New Roman"/>
+          <w:color w:val="0D0D0D" w:themeColor="text1" w:themeTint="F2"/>
+          <w:sz w:val="32"/>
+          <w:szCs w:val="32"/>
+        </w:rPr>
+      </w:pPr>
+      <w:r>
+        <w:rPr>
+          <w:rFonts w:ascii="Times New Roman" w:hAnsi="Times New Roman" w:cs="Times New Roman"/>
+          <w:color w:val="0D0D0D" w:themeColor="text1" w:themeTint="F2"/>
+          <w:sz w:val="32"/>
+          <w:szCs w:val="32"/>
+        </w:rPr>
+        <w:t>Not available for normal programs.</w:t>
+      </w:r>
+    </w:p>
+    <w:p>
+      <w:pPr>
+        <w:jc w:val="center"/>
+        <w:rPr>
+          <w:rFonts w:ascii="Times New Roman" w:hAnsi="Times New Roman" w:cs="Times New Roman"/>
+          <w:color w:val="0D0D0D" w:themeColor="text1" w:themeTint="F2"/>
+          <w:sz w:val="32"/>
+          <w:szCs w:val="32"/>
+        </w:rPr>
+      </w:pPr>
+      <w:r>
+        <w:rPr>
+          <w:rFonts w:ascii="Times New Roman" w:hAnsi="Times New Roman" w:cs="Times New Roman"/>
+          <w:noProof/>
+          <w:color w:val="0D0D0D" w:themeColor="text1" w:themeTint="F2"/>
+          <w:sz w:val="32"/>
+          <w:szCs w:val="32"/>
+        </w:rPr>
+        <w:drawing>
+          <wp:inline distT="0" distB="0" distL="0" distR="0" wp14:anchorId="6DDE764F" wp14:editId="1BC6A6A1">
+            <wp:extent cx="4838700" cy="2448816"/>
+            <wp:effectExtent l="0" t="0" r="0" b="8890"/>
+            <wp:docPr id="1479585553" name="Picture 1"/>
+            <wp:cNvGraphicFramePr>
+              <a:graphicFrameLocks xmlns:a="http://schemas.openxmlformats.org/drawingml/2006/main" noChangeAspect="1"/>
+            </wp:cNvGraphicFramePr>
+            <a:graphic xmlns:a="http://schemas.openxmlformats.org/drawingml/2006/main">
+              <a:graphicData uri="http://schemas.openxmlformats.org/drawingml/2006/picture">
+                <pic:pic xmlns:pic="http://schemas.openxmlformats.org/drawingml/2006/picture">
+                  <pic:nvPicPr>
+                    <pic:cNvPr id="1479585553" name=""/>
+                    <pic:cNvPicPr/>
+                  </pic:nvPicPr>
+                  <pic:blipFill>
+                    <a:blip r:embed="rId26"/>
+                    <a:stretch>
+                      <a:fillRect/>
+                    </a:stretch>
+                  </pic:blipFill>
+                  <pic:spPr>
+                    <a:xfrm>
+                      <a:off x="0" y="0"/>
+                      <a:ext cx="4846144" cy="2452583"/>
+                    </a:xfrm>
+                    <a:prstGeom prst="rect">
+                      <a:avLst/>
+                    </a:prstGeom>
+                  </pic:spPr>
+                </pic:pic>
+              </a:graphicData>
+            </a:graphic>
+          </wp:inline>
+        </w:drawing>
+      </w:r>
+    </w:p>
+    <w:p>
+      <w:pPr>
+        <w:rPr>
+          <w:rFonts w:ascii="Times New Roman" w:hAnsi="Times New Roman" w:cs="Times New Roman"/>
+          <w:b/>
+          <w:bCs/>
+          <w:color w:val="215E99" w:themeColor="text2" w:themeTint="BF"/>
+          <w:sz w:val="32"/>
+          <w:szCs w:val="32"/>
+        </w:rPr>
+      </w:pPr>
+      <w:r>
+        <w:rPr>
+          <w:rFonts w:ascii="Times New Roman" w:hAnsi="Times New Roman" w:cs="Times New Roman"/>
+          <w:b/>
+          <w:bCs/>
+          <w:color w:val="215E99" w:themeColor="text2" w:themeTint="BF"/>
+          <w:sz w:val="32"/>
+          <w:szCs w:val="32"/>
+        </w:rPr>
+        <w:t>What are Buses?</w:t>
+      </w:r>
+    </w:p>
+    <w:p>
+      <w:pPr>
+        <w:rPr>
+          <w:rFonts w:ascii="Times New Roman" w:hAnsi="Times New Roman" w:cs="Times New Roman"/>
+          <w:color w:val="0D0D0D" w:themeColor="text1" w:themeTint="F2"/>
+          <w:sz w:val="32"/>
+          <w:szCs w:val="32"/>
+        </w:rPr>
+      </w:pPr>
+      <w:r>
+        <w:rPr>
+          <w:rFonts w:ascii="Times New Roman" w:hAnsi="Times New Roman" w:cs="Times New Roman"/>
+          <w:color w:val="0D0D0D" w:themeColor="text1" w:themeTint="F2"/>
+          <w:sz w:val="32"/>
+          <w:szCs w:val="32"/>
+        </w:rPr>
+        <w:t>In a computer system, a bus is like a group of roads made of wires that carry data, addresses, and signals between the CPU, memory, and input/output devices. Instead of each part having its own path, they all share this common “road” to communicate.</w:t>
+      </w:r>
+    </w:p>
+    <w:p>
+      <w:pPr>
+        <w:rPr>
+          <w:rFonts w:ascii="Times New Roman" w:hAnsi="Times New Roman" w:cs="Times New Roman"/>
+          <w:b/>
+          <w:bCs/>
+          <w:color w:val="0D0D0D" w:themeColor="text1" w:themeTint="F2"/>
+          <w:sz w:val="32"/>
+          <w:szCs w:val="32"/>
+        </w:rPr>
+      </w:pPr>
+      <w:r>
+        <w:rPr>
+          <w:rFonts w:ascii="Times New Roman" w:hAnsi="Times New Roman" w:cs="Times New Roman"/>
+          <w:b/>
+          <w:bCs/>
+          <w:color w:val="0D0D0D" w:themeColor="text1" w:themeTint="F2"/>
+          <w:sz w:val="32"/>
+          <w:szCs w:val="32"/>
+        </w:rPr>
+        <w:t>Types</w:t>
+      </w:r>
+    </w:p>
+    <w:p>
+      <w:pPr>
+        <w:rPr>
+          <w:rFonts w:ascii="Times New Roman" w:hAnsi="Times New Roman" w:cs="Times New Roman"/>
+          <w:b/>
+          <w:bCs/>
+          <w:color w:val="0D0D0D" w:themeColor="text1" w:themeTint="F2"/>
+          <w:sz w:val="32"/>
+          <w:szCs w:val="32"/>
+        </w:rPr>
+      </w:pPr>
+      <w:r>
+        <w:rPr>
+          <w:rFonts w:ascii="Times New Roman" w:hAnsi="Times New Roman" w:cs="Times New Roman"/>
+          <w:b/>
+          <w:bCs/>
+          <w:color w:val="0D0D0D" w:themeColor="text1" w:themeTint="F2"/>
+          <w:sz w:val="32"/>
+          <w:szCs w:val="32"/>
+        </w:rPr>
+        <w:t>1. Data Bus (Two-Way)</w:t>
+      </w:r>
+    </w:p>
+    <w:p>
+      <w:pPr>
+        <w:rPr>
+          <w:rFonts w:ascii="Times New Roman" w:hAnsi="Times New Roman" w:cs="Times New Roman"/>
+          <w:color w:val="0D0D0D" w:themeColor="text1" w:themeTint="F2"/>
+          <w:sz w:val="32"/>
+          <w:szCs w:val="32"/>
+        </w:rPr>
+      </w:pPr>
+      <w:r>
+        <w:rPr>
+          <w:rFonts w:ascii="Times New Roman" w:hAnsi="Times New Roman" w:cs="Times New Roman"/>
+          <w:color w:val="0D0D0D" w:themeColor="text1" w:themeTint="F2"/>
+          <w:sz w:val="32"/>
+          <w:szCs w:val="32"/>
+        </w:rPr>
+        <w:t>The data bus carries the actual information between the CPU, memory, and other devices.</w:t>
+      </w:r>
+    </w:p>
+    <w:p>
+      <w:pPr>
+        <w:pStyle w:val="ListParagraph"/>
+        <w:numPr>
+          <w:ilvl w:val="0"/>
+          <w:numId w:val="51"/>
+        </w:numPr>
+        <w:rPr>
+          <w:rFonts w:ascii="Times New Roman" w:hAnsi="Times New Roman" w:cs="Times New Roman"/>
+          <w:color w:val="0D0D0D" w:themeColor="text1" w:themeTint="F2"/>
+          <w:sz w:val="32"/>
+          <w:szCs w:val="32"/>
+        </w:rPr>
+      </w:pPr>
+      <w:r>
+        <w:rPr>
+          <w:rFonts w:ascii="Times New Roman" w:hAnsi="Times New Roman" w:cs="Times New Roman"/>
+          <w:b/>
+          <w:bCs/>
+          <w:color w:val="0D0D0D" w:themeColor="text1" w:themeTint="F2"/>
+          <w:sz w:val="32"/>
+          <w:szCs w:val="32"/>
+        </w:rPr>
+        <w:t>Direction:</w:t>
+      </w:r>
+      <w:r>
+        <w:rPr>
+          <w:rFonts w:ascii="Times New Roman" w:hAnsi="Times New Roman" w:cs="Times New Roman"/>
+          <w:color w:val="0D0D0D" w:themeColor="text1" w:themeTint="F2"/>
+          <w:sz w:val="32"/>
+          <w:szCs w:val="32"/>
+        </w:rPr>
+        <w:t xml:space="preserve"> It is two-way (bidirectional) because data can move to the CPU (when reading) and from the CPU (when writing).</w:t>
+      </w:r>
+    </w:p>
+    <w:p>
+      <w:pPr>
+        <w:pStyle w:val="ListParagraph"/>
+        <w:numPr>
+          <w:ilvl w:val="0"/>
+          <w:numId w:val="51"/>
+        </w:numPr>
+        <w:rPr>
+          <w:rFonts w:ascii="Times New Roman" w:hAnsi="Times New Roman" w:cs="Times New Roman"/>
+          <w:color w:val="0D0D0D" w:themeColor="text1" w:themeTint="F2"/>
+          <w:sz w:val="32"/>
+          <w:szCs w:val="32"/>
+        </w:rPr>
+      </w:pPr>
+      <w:r>
+        <w:rPr>
+          <w:rFonts w:ascii="Times New Roman" w:hAnsi="Times New Roman" w:cs="Times New Roman"/>
+          <w:b/>
+          <w:bCs/>
+          <w:color w:val="0D0D0D" w:themeColor="text1" w:themeTint="F2"/>
+          <w:sz w:val="32"/>
+          <w:szCs w:val="32"/>
+        </w:rPr>
+        <w:lastRenderedPageBreak/>
+        <w:t>Example:</w:t>
+      </w:r>
+      <w:r>
+        <w:rPr>
+          <w:rFonts w:ascii="Times New Roman" w:hAnsi="Times New Roman" w:cs="Times New Roman"/>
+          <w:color w:val="0D0D0D" w:themeColor="text1" w:themeTint="F2"/>
+          <w:sz w:val="32"/>
+          <w:szCs w:val="32"/>
+        </w:rPr>
+        <w:t xml:space="preserve"> Like a delivery van that can both bring goods from a warehouse and send goods back.</w:t>
+      </w:r>
+    </w:p>
+    <w:p>
+      <w:pPr>
+        <w:rPr>
+          <w:rFonts w:ascii="Times New Roman" w:hAnsi="Times New Roman" w:cs="Times New Roman"/>
+          <w:b/>
+          <w:bCs/>
+          <w:color w:val="0D0D0D" w:themeColor="text1" w:themeTint="F2"/>
+          <w:sz w:val="32"/>
+          <w:szCs w:val="32"/>
+        </w:rPr>
+      </w:pPr>
+      <w:r>
+        <w:rPr>
+          <w:rFonts w:ascii="Times New Roman" w:hAnsi="Times New Roman" w:cs="Times New Roman"/>
+          <w:b/>
+          <w:bCs/>
+          <w:color w:val="0D0D0D" w:themeColor="text1" w:themeTint="F2"/>
+          <w:sz w:val="32"/>
+          <w:szCs w:val="32"/>
+        </w:rPr>
+        <w:t>2. Address Bus (One-Way)</w:t>
+      </w:r>
+    </w:p>
+    <w:p>
+      <w:pPr>
+        <w:rPr>
+          <w:rFonts w:ascii="Times New Roman" w:hAnsi="Times New Roman" w:cs="Times New Roman"/>
+          <w:color w:val="0D0D0D" w:themeColor="text1" w:themeTint="F2"/>
+          <w:sz w:val="32"/>
+          <w:szCs w:val="32"/>
+        </w:rPr>
+      </w:pPr>
+      <w:r>
+        <w:rPr>
+          <w:rFonts w:ascii="Times New Roman" w:hAnsi="Times New Roman" w:cs="Times New Roman"/>
+          <w:color w:val="0D0D0D" w:themeColor="text1" w:themeTint="F2"/>
+          <w:sz w:val="32"/>
+          <w:szCs w:val="32"/>
+        </w:rPr>
+        <w:t>Th</w:t>
+      </w:r>
+      <w:r>
+        <w:rPr>
+          <w:rFonts w:ascii="Times New Roman" w:hAnsi="Times New Roman" w:cs="Times New Roman"/>
+          <w:color w:val="0D0D0D" w:themeColor="text1" w:themeTint="F2"/>
+          <w:sz w:val="32"/>
+          <w:szCs w:val="32"/>
+        </w:rPr>
+        <w:t xml:space="preserve">ia </w:t>
+      </w:r>
+      <w:r>
+        <w:rPr>
+          <w:rFonts w:ascii="Times New Roman" w:hAnsi="Times New Roman" w:cs="Times New Roman"/>
+          <w:color w:val="0D0D0D" w:themeColor="text1" w:themeTint="F2"/>
+          <w:sz w:val="32"/>
+          <w:szCs w:val="32"/>
+        </w:rPr>
+        <w:t xml:space="preserve">bus </w:t>
+      </w:r>
+      <w:r>
+        <w:rPr>
+          <w:rFonts w:ascii="Times New Roman" w:hAnsi="Times New Roman" w:cs="Times New Roman"/>
+          <w:color w:val="0D0D0D" w:themeColor="text1" w:themeTint="F2"/>
+          <w:sz w:val="32"/>
+          <w:szCs w:val="32"/>
+        </w:rPr>
+        <w:t>is used to tell the computer where data should go or come from. It carries the memory addresses of instructions or data.</w:t>
+      </w:r>
+    </w:p>
+    <w:p>
+      <w:pPr>
+        <w:pStyle w:val="ListParagraph"/>
+        <w:numPr>
+          <w:ilvl w:val="0"/>
+          <w:numId w:val="53"/>
+        </w:numPr>
+        <w:rPr>
+          <w:rFonts w:ascii="Times New Roman" w:hAnsi="Times New Roman" w:cs="Times New Roman"/>
+          <w:color w:val="0D0D0D" w:themeColor="text1" w:themeTint="F2"/>
+          <w:sz w:val="32"/>
+          <w:szCs w:val="32"/>
+        </w:rPr>
+      </w:pPr>
+      <w:r>
+        <w:rPr>
+          <w:rFonts w:ascii="Times New Roman" w:hAnsi="Times New Roman" w:cs="Times New Roman"/>
+          <w:b/>
+          <w:bCs/>
+          <w:color w:val="0D0D0D" w:themeColor="text1" w:themeTint="F2"/>
+          <w:sz w:val="32"/>
+          <w:szCs w:val="32"/>
+        </w:rPr>
+        <w:t>Direction:</w:t>
+      </w:r>
+      <w:r>
+        <w:rPr>
+          <w:rFonts w:ascii="Times New Roman" w:hAnsi="Times New Roman" w:cs="Times New Roman"/>
+          <w:color w:val="0D0D0D" w:themeColor="text1" w:themeTint="F2"/>
+          <w:sz w:val="32"/>
+          <w:szCs w:val="32"/>
+        </w:rPr>
+        <w:t xml:space="preserve"> It is one-way (unidirectional) because only the CPU decides and sends addresses, but memory or devices don’t send addresses back.</w:t>
+      </w:r>
+    </w:p>
+    <w:p>
+      <w:pPr>
+        <w:pStyle w:val="ListParagraph"/>
+        <w:numPr>
+          <w:ilvl w:val="0"/>
+          <w:numId w:val="53"/>
+        </w:numPr>
+        <w:rPr>
+          <w:rFonts w:ascii="Times New Roman" w:hAnsi="Times New Roman" w:cs="Times New Roman"/>
+          <w:color w:val="0D0D0D" w:themeColor="text1" w:themeTint="F2"/>
+          <w:sz w:val="32"/>
+          <w:szCs w:val="32"/>
+        </w:rPr>
+      </w:pPr>
+      <w:r>
+        <w:rPr>
+          <w:rFonts w:ascii="Times New Roman" w:hAnsi="Times New Roman" w:cs="Times New Roman"/>
+          <w:b/>
+          <w:bCs/>
+          <w:color w:val="0D0D0D" w:themeColor="text1" w:themeTint="F2"/>
+          <w:sz w:val="32"/>
+          <w:szCs w:val="32"/>
+        </w:rPr>
+        <w:t>Example:</w:t>
+      </w:r>
+      <w:r>
+        <w:rPr>
+          <w:rFonts w:ascii="Times New Roman" w:hAnsi="Times New Roman" w:cs="Times New Roman"/>
+          <w:color w:val="0D0D0D" w:themeColor="text1" w:themeTint="F2"/>
+          <w:sz w:val="32"/>
+          <w:szCs w:val="32"/>
+        </w:rPr>
+        <w:t xml:space="preserve"> Like writing a delivery address on a parcel – only the sender (CPU) sets it</w:t>
+      </w:r>
+      <w:r>
+        <w:rPr>
+          <w:rFonts w:ascii="Times New Roman" w:hAnsi="Times New Roman" w:cs="Times New Roman"/>
+          <w:color w:val="0D0D0D" w:themeColor="text1" w:themeTint="F2"/>
+          <w:sz w:val="32"/>
+          <w:szCs w:val="32"/>
+        </w:rPr>
+        <w:t>.</w:t>
+      </w:r>
+    </w:p>
+    <w:p>
+      <w:pPr>
+        <w:rPr>
+          <w:rFonts w:ascii="Times New Roman" w:hAnsi="Times New Roman" w:cs="Times New Roman"/>
+          <w:b/>
+          <w:bCs/>
+          <w:color w:val="0D0D0D" w:themeColor="text1" w:themeTint="F2"/>
+          <w:sz w:val="32"/>
+          <w:szCs w:val="32"/>
+        </w:rPr>
+      </w:pPr>
+      <w:r>
+        <w:rPr>
+          <w:rFonts w:ascii="Times New Roman" w:hAnsi="Times New Roman" w:cs="Times New Roman"/>
+          <w:b/>
+          <w:bCs/>
+          <w:color w:val="0D0D0D" w:themeColor="text1" w:themeTint="F2"/>
+          <w:sz w:val="32"/>
+          <w:szCs w:val="32"/>
+        </w:rPr>
+        <w:t>3. Control Bus (Both Ways, Depending on Signal)</w:t>
+      </w:r>
+    </w:p>
+    <w:p>
+      <w:pPr>
+        <w:rPr>
+          <w:rFonts w:ascii="Times New Roman" w:hAnsi="Times New Roman" w:cs="Times New Roman"/>
+          <w:color w:val="0D0D0D" w:themeColor="text1" w:themeTint="F2"/>
+          <w:sz w:val="32"/>
+          <w:szCs w:val="32"/>
+        </w:rPr>
+      </w:pPr>
+      <w:r>
+        <w:rPr>
+          <w:rFonts w:ascii="Times New Roman" w:hAnsi="Times New Roman" w:cs="Times New Roman"/>
+          <w:color w:val="0D0D0D" w:themeColor="text1" w:themeTint="F2"/>
+          <w:sz w:val="32"/>
+          <w:szCs w:val="32"/>
+        </w:rPr>
+        <w:t>Th</w:t>
+      </w:r>
+      <w:r>
+        <w:rPr>
+          <w:rFonts w:ascii="Times New Roman" w:hAnsi="Times New Roman" w:cs="Times New Roman"/>
+          <w:color w:val="0D0D0D" w:themeColor="text1" w:themeTint="F2"/>
+          <w:sz w:val="32"/>
+          <w:szCs w:val="32"/>
+        </w:rPr>
+        <w:t>is bus</w:t>
+      </w:r>
+      <w:r>
+        <w:rPr>
+          <w:rFonts w:ascii="Times New Roman" w:hAnsi="Times New Roman" w:cs="Times New Roman"/>
+          <w:color w:val="0D0D0D" w:themeColor="text1" w:themeTint="F2"/>
+          <w:sz w:val="32"/>
+          <w:szCs w:val="32"/>
+        </w:rPr>
+        <w:t xml:space="preserve"> carries signals to </w:t>
+      </w:r>
+      <w:r>
+        <w:rPr>
+          <w:rFonts w:ascii="Times New Roman" w:hAnsi="Times New Roman" w:cs="Times New Roman"/>
+          <w:b/>
+          <w:bCs/>
+          <w:color w:val="0D0D0D" w:themeColor="text1" w:themeTint="F2"/>
+          <w:sz w:val="32"/>
+          <w:szCs w:val="32"/>
+        </w:rPr>
+        <w:t>coordinate and control</w:t>
+      </w:r>
+      <w:r>
+        <w:rPr>
+          <w:rFonts w:ascii="Times New Roman" w:hAnsi="Times New Roman" w:cs="Times New Roman"/>
+          <w:color w:val="0D0D0D" w:themeColor="text1" w:themeTint="F2"/>
+          <w:sz w:val="32"/>
+          <w:szCs w:val="32"/>
+        </w:rPr>
+        <w:t xml:space="preserve"> activities (like read, write, or clock signals).</w:t>
+      </w:r>
+    </w:p>
+    <w:p>
+      <w:pPr>
+        <w:pStyle w:val="ListParagraph"/>
+        <w:numPr>
+          <w:ilvl w:val="0"/>
+          <w:numId w:val="55"/>
+        </w:numPr>
+        <w:rPr>
+          <w:rFonts w:ascii="Times New Roman" w:hAnsi="Times New Roman" w:cs="Times New Roman"/>
+          <w:color w:val="0D0D0D" w:themeColor="text1" w:themeTint="F2"/>
+          <w:sz w:val="32"/>
+          <w:szCs w:val="32"/>
+        </w:rPr>
+      </w:pPr>
+      <w:r>
+        <w:rPr>
+          <w:rFonts w:ascii="Times New Roman" w:hAnsi="Times New Roman" w:cs="Times New Roman"/>
+          <w:b/>
+          <w:bCs/>
+          <w:color w:val="0D0D0D" w:themeColor="text1" w:themeTint="F2"/>
+          <w:sz w:val="32"/>
+          <w:szCs w:val="32"/>
+        </w:rPr>
+        <w:t>Direction</w:t>
+      </w:r>
+      <w:r>
+        <w:rPr>
+          <w:rFonts w:ascii="Times New Roman" w:hAnsi="Times New Roman" w:cs="Times New Roman"/>
+          <w:color w:val="0D0D0D" w:themeColor="text1" w:themeTint="F2"/>
+          <w:sz w:val="32"/>
+          <w:szCs w:val="32"/>
+        </w:rPr>
+        <w:t xml:space="preserve">: It can be </w:t>
+      </w:r>
+      <w:r>
+        <w:rPr>
+          <w:rFonts w:ascii="Times New Roman" w:hAnsi="Times New Roman" w:cs="Times New Roman"/>
+          <w:b/>
+          <w:bCs/>
+          <w:color w:val="0D0D0D" w:themeColor="text1" w:themeTint="F2"/>
+          <w:sz w:val="32"/>
+          <w:szCs w:val="32"/>
+        </w:rPr>
+        <w:t>one-way or two-way</w:t>
+      </w:r>
+      <w:r>
+        <w:rPr>
+          <w:rFonts w:ascii="Times New Roman" w:hAnsi="Times New Roman" w:cs="Times New Roman"/>
+          <w:color w:val="0D0D0D" w:themeColor="text1" w:themeTint="F2"/>
+          <w:sz w:val="32"/>
+          <w:szCs w:val="32"/>
+        </w:rPr>
+        <w:t>, depending on the signal. Some signals are sent by the CPU to control devices, while some signals (like interrupts) come from devices to the CPU.</w:t>
+      </w:r>
+    </w:p>
+    <w:p>
+      <w:pPr>
+        <w:pStyle w:val="ListParagraph"/>
+        <w:numPr>
+          <w:ilvl w:val="0"/>
+          <w:numId w:val="55"/>
+        </w:numPr>
+        <w:rPr>
+          <w:rFonts w:ascii="Times New Roman" w:hAnsi="Times New Roman" w:cs="Times New Roman"/>
+          <w:color w:val="0D0D0D" w:themeColor="text1" w:themeTint="F2"/>
+          <w:sz w:val="32"/>
+          <w:szCs w:val="32"/>
+        </w:rPr>
+      </w:pPr>
+      <w:r>
+        <w:rPr>
+          <w:rFonts w:ascii="Times New Roman" w:hAnsi="Times New Roman" w:cs="Times New Roman"/>
+          <w:b/>
+          <w:bCs/>
+          <w:color w:val="0D0D0D" w:themeColor="text1" w:themeTint="F2"/>
+          <w:sz w:val="32"/>
+          <w:szCs w:val="32"/>
+        </w:rPr>
+        <w:t>Example:</w:t>
+      </w:r>
+      <w:r>
+        <w:rPr>
+          <w:rFonts w:ascii="Times New Roman" w:hAnsi="Times New Roman" w:cs="Times New Roman"/>
+          <w:color w:val="0D0D0D" w:themeColor="text1" w:themeTint="F2"/>
+          <w:sz w:val="32"/>
+          <w:szCs w:val="32"/>
+        </w:rPr>
+        <w:t xml:space="preserve"> Like </w:t>
+      </w:r>
+      <w:r>
+        <w:rPr>
+          <w:rFonts w:ascii="Times New Roman" w:hAnsi="Times New Roman" w:cs="Times New Roman"/>
+          <w:b/>
+          <w:bCs/>
+          <w:color w:val="0D0D0D" w:themeColor="text1" w:themeTint="F2"/>
+          <w:sz w:val="32"/>
+          <w:szCs w:val="32"/>
+        </w:rPr>
+        <w:t>traffic lights and horns</w:t>
+      </w:r>
+      <w:r>
+        <w:rPr>
+          <w:rFonts w:ascii="Times New Roman" w:hAnsi="Times New Roman" w:cs="Times New Roman"/>
+          <w:color w:val="0D0D0D" w:themeColor="text1" w:themeTint="F2"/>
+          <w:sz w:val="32"/>
+          <w:szCs w:val="32"/>
+        </w:rPr>
+        <w:t xml:space="preserve"> – sometimes the police (CPU) give orders, sometimes cars (devices) give signals back.</w:t>
+      </w:r>
+    </w:p>
+    <w:p>
+      <w:pPr>
+        <w:rPr>
+          <w:rFonts w:ascii="Times New Roman" w:hAnsi="Times New Roman" w:cs="Times New Roman"/>
+          <w:color w:val="0D0D0D" w:themeColor="text1" w:themeTint="F2"/>
+          <w:sz w:val="32"/>
+          <w:szCs w:val="32"/>
+        </w:rPr>
+      </w:pPr>
+    </w:p>
+    <w:p>
+      <w:pPr>
+        <w:jc w:val="center"/>
+        <w:rPr>
+          <w:rFonts w:ascii="Times New Roman" w:hAnsi="Times New Roman" w:cs="Times New Roman"/>
+          <w:b/>
+          <w:bCs/>
+          <w:color w:val="215E99" w:themeColor="text2" w:themeTint="BF"/>
+          <w:sz w:val="32"/>
+          <w:szCs w:val="32"/>
+        </w:rPr>
+      </w:pPr>
+      <w:r>
+        <w:rPr>
+          <w:rFonts w:ascii="Times New Roman" w:hAnsi="Times New Roman" w:cs="Times New Roman"/>
+          <w:b/>
+          <w:bCs/>
+          <w:noProof/>
+          <w:color w:val="215E99" w:themeColor="text2" w:themeTint="BF"/>
+          <w:sz w:val="32"/>
+          <w:szCs w:val="32"/>
+        </w:rPr>
+        <w:drawing>
+          <wp:inline distT="0" distB="0" distL="0" distR="0" wp14:anchorId="6D27F057" wp14:editId="068146E8">
+            <wp:extent cx="3939540" cy="2114135"/>
+            <wp:effectExtent l="0" t="0" r="3810" b="635"/>
+            <wp:docPr id="927805000" name="Picture 1"/>
+            <wp:cNvGraphicFramePr>
+              <a:graphicFrameLocks xmlns:a="http://schemas.openxmlformats.org/drawingml/2006/main" noChangeAspect="1"/>
+            </wp:cNvGraphicFramePr>
+            <a:graphic xmlns:a="http://schemas.openxmlformats.org/drawingml/2006/main">
+              <a:graphicData uri="http://schemas.openxmlformats.org/drawingml/2006/picture">
+                <pic:pic xmlns:pic="http://schemas.openxmlformats.org/drawingml/2006/picture">
+                  <pic:nvPicPr>
+                    <pic:cNvPr id="439764403" name=""/>
+                    <pic:cNvPicPr/>
+                  </pic:nvPicPr>
+                  <pic:blipFill>
+                    <a:blip r:embed="rId23"/>
+                    <a:stretch>
+                      <a:fillRect/>
+                    </a:stretch>
+                  </pic:blipFill>
+                  <pic:spPr>
+                    <a:xfrm>
+                      <a:off x="0" y="0"/>
+                      <a:ext cx="3946264" cy="2117743"/>
+                    </a:xfrm>
+                    <a:prstGeom prst="rect">
+                      <a:avLst/>
+                    </a:prstGeom>
+                  </pic:spPr>
+                </pic:pic>
+              </a:graphicData>
+            </a:graphic>
+          </wp:inline>
+        </w:drawing>
+      </w:r>
+    </w:p>
+    <w:p>
+      <w:pPr>
+        <w:rPr>
+          <w:rFonts w:ascii="Times New Roman" w:hAnsi="Times New Roman" w:cs="Times New Roman"/>
+          <w:b/>
+          <w:bCs/>
+          <w:color w:val="215E99" w:themeColor="text2" w:themeTint="BF"/>
+          <w:sz w:val="32"/>
+          <w:szCs w:val="32"/>
+        </w:rPr>
+      </w:pPr>
+      <w:r>
+        <w:rPr>
+          <w:rFonts w:ascii="Times New Roman" w:hAnsi="Times New Roman" w:cs="Times New Roman"/>
+          <w:b/>
+          <w:bCs/>
+          <w:color w:val="215E99" w:themeColor="text2" w:themeTint="BF"/>
+          <w:sz w:val="32"/>
+          <w:szCs w:val="32"/>
+        </w:rPr>
+        <w:lastRenderedPageBreak/>
+        <w:t xml:space="preserve">I/O Space </w:t>
+      </w:r>
+    </w:p>
+    <w:p>
+      <w:pPr>
+        <w:pStyle w:val="ListParagraph"/>
+        <w:numPr>
+          <w:ilvl w:val="0"/>
+          <w:numId w:val="57"/>
+        </w:numPr>
+        <w:rPr>
+          <w:rFonts w:ascii="Times New Roman" w:hAnsi="Times New Roman" w:cs="Times New Roman"/>
+          <w:color w:val="0D0D0D" w:themeColor="text1" w:themeTint="F2"/>
+          <w:sz w:val="32"/>
+          <w:szCs w:val="32"/>
+        </w:rPr>
+      </w:pPr>
+      <w:r>
+        <w:rPr>
+          <w:rFonts w:ascii="Times New Roman" w:hAnsi="Times New Roman" w:cs="Times New Roman"/>
+          <w:color w:val="0D0D0D" w:themeColor="text1" w:themeTint="F2"/>
+          <w:sz w:val="32"/>
+          <w:szCs w:val="32"/>
+        </w:rPr>
+        <w:t>I/O space is like a special address book for your computer.</w:t>
+      </w:r>
+    </w:p>
+    <w:p>
+      <w:pPr>
+        <w:pStyle w:val="ListParagraph"/>
+        <w:numPr>
+          <w:ilvl w:val="0"/>
+          <w:numId w:val="57"/>
+        </w:numPr>
+        <w:rPr>
+          <w:rFonts w:ascii="Times New Roman" w:hAnsi="Times New Roman" w:cs="Times New Roman"/>
+          <w:color w:val="0D0D0D" w:themeColor="text1" w:themeTint="F2"/>
+          <w:sz w:val="32"/>
+          <w:szCs w:val="32"/>
+        </w:rPr>
+      </w:pPr>
+      <w:r>
+        <w:rPr>
+          <w:rFonts w:ascii="Times New Roman" w:hAnsi="Times New Roman" w:cs="Times New Roman"/>
+          <w:color w:val="0D0D0D" w:themeColor="text1" w:themeTint="F2"/>
+          <w:sz w:val="32"/>
+          <w:szCs w:val="32"/>
+        </w:rPr>
+        <w:t>Each device (like keyboard, printer, hard disk) has its own unique address so the computer knows where to send or receive data.</w:t>
+      </w:r>
+    </w:p>
+    <w:p>
+      <w:pPr>
+        <w:pStyle w:val="ListParagraph"/>
+        <w:numPr>
+          <w:ilvl w:val="0"/>
+          <w:numId w:val="57"/>
+        </w:numPr>
+        <w:rPr>
+          <w:rFonts w:ascii="Times New Roman" w:hAnsi="Times New Roman" w:cs="Times New Roman"/>
+          <w:color w:val="0D0D0D" w:themeColor="text1" w:themeTint="F2"/>
+          <w:sz w:val="32"/>
+          <w:szCs w:val="32"/>
+        </w:rPr>
+      </w:pPr>
+      <w:r>
+        <w:rPr>
+          <w:rFonts w:ascii="Times New Roman" w:hAnsi="Times New Roman" w:cs="Times New Roman"/>
+          <w:color w:val="0D0D0D" w:themeColor="text1" w:themeTint="F2"/>
+          <w:sz w:val="32"/>
+          <w:szCs w:val="32"/>
+        </w:rPr>
+        <w:t>These addresses are written in hexadecimal (like 03F8 or 01F0).</w:t>
+      </w:r>
+    </w:p>
+    <w:p>
+      <w:pPr>
+        <w:rPr>
+          <w:rFonts w:ascii="Times New Roman" w:hAnsi="Times New Roman" w:cs="Times New Roman"/>
+          <w:b/>
+          <w:bCs/>
+          <w:color w:val="215E99" w:themeColor="text2" w:themeTint="BF"/>
+          <w:sz w:val="32"/>
+          <w:szCs w:val="32"/>
+        </w:rPr>
+      </w:pPr>
+    </w:p>
+    <w:p>
+      <w:pPr>
+        <w:jc w:val="center"/>
+        <w:rPr>
+          <w:rFonts w:ascii="Times New Roman" w:hAnsi="Times New Roman" w:cs="Times New Roman"/>
+          <w:b/>
+          <w:bCs/>
+          <w:color w:val="215E99" w:themeColor="text2" w:themeTint="BF"/>
+          <w:sz w:val="32"/>
+          <w:szCs w:val="32"/>
+        </w:rPr>
+      </w:pPr>
+      <w:r>
+        <w:rPr>
+          <w:noProof/>
+        </w:rPr>
+        <w:drawing>
+          <wp:inline distT="0" distB="0" distL="0" distR="0" wp14:anchorId="11158D8B" wp14:editId="02E3BF2D">
+            <wp:extent cx="2196920" cy="3390900"/>
+            <wp:effectExtent l="0" t="0" r="0" b="0"/>
+            <wp:docPr id="18440" name="Picture 8" descr="ifg01-09-1">
+              <a:extLst xmlns:a="http://schemas.openxmlformats.org/drawingml/2006/main">
+                <a:ext uri="{FF2B5EF4-FFF2-40B4-BE49-F238E27FC236}">
+                  <a16:creationId xmlns:a16="http://schemas.microsoft.com/office/drawing/2014/main" id="{FB8A48D7-F3B9-D4CF-6122-5D8F92B5F1BC}"/>
+                </a:ext>
+              </a:extLst>
+            </wp:docPr>
+            <wp:cNvGraphicFramePr>
+              <a:graphicFrameLocks xmlns:a="http://schemas.openxmlformats.org/drawingml/2006/main" noChangeAspect="1"/>
+            </wp:cNvGraphicFramePr>
+            <a:graphic xmlns:a="http://schemas.openxmlformats.org/drawingml/2006/main">
+              <a:graphicData uri="http://schemas.openxmlformats.org/drawingml/2006/picture">
+                <pic:pic xmlns:pic="http://schemas.openxmlformats.org/drawingml/2006/picture">
+                  <pic:nvPicPr>
+                    <pic:cNvPr id="18440" name="Picture 8" descr="ifg01-09-1">
+                      <a:extLst>
+                        <a:ext uri="{FF2B5EF4-FFF2-40B4-BE49-F238E27FC236}">
+                          <a16:creationId xmlns:a16="http://schemas.microsoft.com/office/drawing/2014/main" id="{FB8A48D7-F3B9-D4CF-6122-5D8F92B5F1BC}"/>
+                        </a:ext>
+                      </a:extLst>
+                    </pic:cNvPr>
+                    <pic:cNvPicPr>
+                      <a:picLocks noChangeAspect="1" noChangeArrowheads="1"/>
+                    </pic:cNvPicPr>
+                  </pic:nvPicPr>
+                  <pic:blipFill>
+                    <a:blip r:embed="rId27">
+                      <a:extLst>
+                        <a:ext uri="{28A0092B-C50C-407E-A947-70E740481C1C}">
+                          <a14:useLocalDpi xmlns:a14="http://schemas.microsoft.com/office/drawing/2010/main" val="0"/>
+                        </a:ext>
+                      </a:extLst>
+                    </a:blip>
+                    <a:srcRect/>
+                    <a:stretch>
+                      <a:fillRect/>
+                    </a:stretch>
+                  </pic:blipFill>
+                  <pic:spPr bwMode="auto">
+                    <a:xfrm>
+                      <a:off x="0" y="0"/>
+                      <a:ext cx="2206205" cy="3405231"/>
+                    </a:xfrm>
+                    <a:prstGeom prst="rect">
+                      <a:avLst/>
+                    </a:prstGeom>
+                    <a:noFill/>
+                    <a:ln>
+                      <a:noFill/>
+                    </a:ln>
+                  </pic:spPr>
+                </pic:pic>
+              </a:graphicData>
+            </a:graphic>
+          </wp:inline>
+        </w:drawing>
+      </w:r>
+    </w:p>
+    <w:p>
+      <w:pPr>
+        <w:rPr>
+          <w:rFonts w:ascii="Times New Roman" w:hAnsi="Times New Roman" w:cs="Times New Roman"/>
+          <w:b/>
+          <w:bCs/>
+          <w:color w:val="0D0D0D" w:themeColor="text1" w:themeTint="F2"/>
+          <w:sz w:val="32"/>
+          <w:szCs w:val="32"/>
+        </w:rPr>
+      </w:pPr>
+      <w:r>
+        <w:rPr>
+          <w:rFonts w:ascii="Times New Roman" w:hAnsi="Times New Roman" w:cs="Times New Roman"/>
+          <w:b/>
+          <w:bCs/>
+          <w:color w:val="0D0D0D" w:themeColor="text1" w:themeTint="F2"/>
+          <w:sz w:val="32"/>
+          <w:szCs w:val="32"/>
+        </w:rPr>
+        <w:t>Why It Matters</w:t>
+      </w:r>
+    </w:p>
+    <w:p>
+      <w:pPr>
+        <w:pStyle w:val="ListParagraph"/>
+        <w:numPr>
+          <w:ilvl w:val="0"/>
+          <w:numId w:val="59"/>
+        </w:numPr>
+        <w:rPr>
+          <w:rFonts w:ascii="Times New Roman" w:hAnsi="Times New Roman" w:cs="Times New Roman"/>
+          <w:color w:val="0D0D0D" w:themeColor="text1" w:themeTint="F2"/>
+          <w:sz w:val="32"/>
+          <w:szCs w:val="32"/>
+        </w:rPr>
+      </w:pPr>
+      <w:r>
+        <w:rPr>
+          <w:rFonts w:ascii="Times New Roman" w:hAnsi="Times New Roman" w:cs="Times New Roman"/>
+          <w:color w:val="0D0D0D" w:themeColor="text1" w:themeTint="F2"/>
+          <w:sz w:val="32"/>
+          <w:szCs w:val="32"/>
+        </w:rPr>
+        <w:t xml:space="preserve">The CPU uses these addresses to </w:t>
+      </w:r>
+      <w:r>
+        <w:rPr>
+          <w:rFonts w:ascii="Times New Roman" w:hAnsi="Times New Roman" w:cs="Times New Roman"/>
+          <w:b/>
+          <w:bCs/>
+          <w:color w:val="0D0D0D" w:themeColor="text1" w:themeTint="F2"/>
+          <w:sz w:val="32"/>
+          <w:szCs w:val="32"/>
+        </w:rPr>
+        <w:t>talk to devices</w:t>
+      </w:r>
+      <w:r>
+        <w:rPr>
+          <w:rFonts w:ascii="Times New Roman" w:hAnsi="Times New Roman" w:cs="Times New Roman"/>
+          <w:color w:val="0D0D0D" w:themeColor="text1" w:themeTint="F2"/>
+          <w:sz w:val="32"/>
+          <w:szCs w:val="32"/>
+        </w:rPr>
+        <w:t>.</w:t>
+      </w:r>
+    </w:p>
+    <w:p>
+      <w:pPr>
+        <w:pStyle w:val="ListParagraph"/>
+        <w:numPr>
+          <w:ilvl w:val="0"/>
+          <w:numId w:val="59"/>
+        </w:numPr>
+        <w:rPr>
+          <w:rFonts w:ascii="Times New Roman" w:hAnsi="Times New Roman" w:cs="Times New Roman"/>
+          <w:color w:val="0D0D0D" w:themeColor="text1" w:themeTint="F2"/>
+          <w:sz w:val="32"/>
+          <w:szCs w:val="32"/>
+        </w:rPr>
+      </w:pPr>
+      <w:r>
+        <w:rPr>
+          <w:rFonts w:ascii="Times New Roman" w:hAnsi="Times New Roman" w:cs="Times New Roman"/>
+          <w:color w:val="0D0D0D" w:themeColor="text1" w:themeTint="F2"/>
+          <w:sz w:val="32"/>
+          <w:szCs w:val="32"/>
+        </w:rPr>
+        <w:t>It’s like sending a letter to a specific house—you need the correct address.</w:t>
+      </w:r>
+    </w:p>
+    <w:p>
+      <w:pPr>
+        <w:pStyle w:val="ListParagraph"/>
+        <w:numPr>
+          <w:ilvl w:val="0"/>
+          <w:numId w:val="59"/>
+        </w:numPr>
+        <w:rPr>
+          <w:rFonts w:ascii="Times New Roman" w:hAnsi="Times New Roman" w:cs="Times New Roman"/>
+          <w:color w:val="0D0D0D" w:themeColor="text1" w:themeTint="F2"/>
+          <w:sz w:val="32"/>
+          <w:szCs w:val="32"/>
+        </w:rPr>
+      </w:pPr>
+      <w:r>
+        <w:rPr>
+          <w:rFonts w:ascii="Times New Roman" w:hAnsi="Times New Roman" w:cs="Times New Roman"/>
+          <w:color w:val="0D0D0D" w:themeColor="text1" w:themeTint="F2"/>
+          <w:sz w:val="32"/>
+          <w:szCs w:val="32"/>
+        </w:rPr>
+        <w:t xml:space="preserve">This system allows up to </w:t>
+      </w:r>
+      <w:r>
+        <w:rPr>
+          <w:rFonts w:ascii="Times New Roman" w:hAnsi="Times New Roman" w:cs="Times New Roman"/>
+          <w:b/>
+          <w:bCs/>
+          <w:color w:val="0D0D0D" w:themeColor="text1" w:themeTint="F2"/>
+          <w:sz w:val="32"/>
+          <w:szCs w:val="32"/>
+        </w:rPr>
+        <w:t>64K (65,536)</w:t>
+      </w:r>
+      <w:r>
+        <w:rPr>
+          <w:rFonts w:ascii="Times New Roman" w:hAnsi="Times New Roman" w:cs="Times New Roman"/>
+          <w:color w:val="0D0D0D" w:themeColor="text1" w:themeTint="F2"/>
+          <w:sz w:val="32"/>
+          <w:szCs w:val="32"/>
+        </w:rPr>
+        <w:t xml:space="preserve"> different devices to be connected.</w:t>
+      </w:r>
+    </w:p>
+    <w:p>
+      <w:pPr>
+        <w:rPr>
+          <w:rFonts w:ascii="Times New Roman" w:hAnsi="Times New Roman" w:cs="Times New Roman"/>
+          <w:color w:val="0D0D0D" w:themeColor="text1" w:themeTint="F2"/>
+          <w:sz w:val="32"/>
+          <w:szCs w:val="32"/>
+        </w:rPr>
+      </w:pPr>
+      <w:r>
+        <w:rPr>
+          <w:rFonts w:ascii="Times New Roman" w:hAnsi="Times New Roman" w:cs="Times New Roman"/>
+          <w:color w:val="0D0D0D" w:themeColor="text1" w:themeTint="F2"/>
+          <w:sz w:val="32"/>
+          <w:szCs w:val="32"/>
+        </w:rPr>
+        <w:br w:type="page"/>
+      </w:r>
+    </w:p>
+    <w:p>
+      <w:pPr>
+        <w:rPr>
+          <w:rFonts w:ascii="Times New Roman" w:hAnsi="Times New Roman" w:cs="Times New Roman"/>
+          <w:b/>
+          <w:bCs/>
+          <w:color w:val="215E99" w:themeColor="text2" w:themeTint="BF"/>
+          <w:sz w:val="32"/>
+          <w:szCs w:val="32"/>
+        </w:rPr>
+      </w:pPr>
+      <w:r>
+        <w:rPr>
+          <w:rFonts w:ascii="Times New Roman" w:hAnsi="Times New Roman" w:cs="Times New Roman"/>
+          <w:b/>
+          <w:bCs/>
+          <w:color w:val="215E99" w:themeColor="text2" w:themeTint="BF"/>
+          <w:sz w:val="32"/>
+          <w:szCs w:val="32"/>
+        </w:rPr>
+        <w:lastRenderedPageBreak/>
+        <w:t xml:space="preserve">Microprocessor </w:t>
+      </w:r>
+    </w:p>
+    <w:p>
+      <w:pPr>
+        <w:rPr>
+          <w:rFonts w:ascii="Times New Roman" w:hAnsi="Times New Roman" w:cs="Times New Roman"/>
+          <w:color w:val="0D0D0D" w:themeColor="text1" w:themeTint="F2"/>
+          <w:sz w:val="32"/>
+          <w:szCs w:val="32"/>
+        </w:rPr>
+      </w:pPr>
+      <w:r>
+        <w:rPr>
+          <w:rFonts w:ascii="Times New Roman" w:hAnsi="Times New Roman" w:cs="Times New Roman"/>
+          <w:color w:val="0D0D0D" w:themeColor="text1" w:themeTint="F2"/>
+          <w:sz w:val="32"/>
+          <w:szCs w:val="32"/>
+        </w:rPr>
+        <w:t>A microprocessor is a small electronic chip that acts as the brain of a computer or device. It performs calculations, executes instructions, and controls other parts of the system.</w:t>
+      </w:r>
+    </w:p>
+    <w:p>
+      <w:pPr>
+        <w:pStyle w:val="ListParagraph"/>
+        <w:numPr>
+          <w:ilvl w:val="0"/>
+          <w:numId w:val="16"/>
+        </w:numPr>
+        <w:rPr>
+          <w:rFonts w:ascii="Times New Roman" w:hAnsi="Times New Roman" w:cs="Times New Roman"/>
+          <w:color w:val="0D0D0D" w:themeColor="text1" w:themeTint="F2"/>
+          <w:sz w:val="32"/>
+          <w:szCs w:val="32"/>
+        </w:rPr>
+      </w:pPr>
+      <w:r>
+        <w:rPr>
+          <w:rFonts w:ascii="Times New Roman" w:hAnsi="Times New Roman" w:cs="Times New Roman"/>
+          <w:color w:val="0D0D0D" w:themeColor="text1" w:themeTint="F2"/>
+          <w:sz w:val="32"/>
+          <w:szCs w:val="32"/>
+        </w:rPr>
+        <w:t>It is the CPU on a single chip.</w:t>
+      </w:r>
+    </w:p>
+    <w:p>
+      <w:pPr>
+        <w:pStyle w:val="ListParagraph"/>
+        <w:numPr>
+          <w:ilvl w:val="0"/>
+          <w:numId w:val="16"/>
+        </w:numPr>
+        <w:rPr>
+          <w:rFonts w:ascii="Times New Roman" w:hAnsi="Times New Roman" w:cs="Times New Roman"/>
+          <w:color w:val="0D0D0D" w:themeColor="text1" w:themeTint="F2"/>
+          <w:sz w:val="32"/>
+          <w:szCs w:val="32"/>
+        </w:rPr>
+      </w:pPr>
+      <w:r>
+        <w:rPr>
+          <w:rFonts w:ascii="Times New Roman" w:hAnsi="Times New Roman" w:cs="Times New Roman"/>
+          <w:color w:val="0D0D0D" w:themeColor="text1" w:themeTint="F2"/>
+          <w:sz w:val="32"/>
+          <w:szCs w:val="32"/>
+        </w:rPr>
+        <w:t>Found in computers, laptops, and even some smart devices.</w:t>
+      </w:r>
+    </w:p>
+    <w:p>
+      <w:pPr>
+        <w:rPr>
+          <w:rFonts w:ascii="Times New Roman" w:hAnsi="Times New Roman" w:cs="Times New Roman"/>
+          <w:color w:val="0D0D0D" w:themeColor="text1" w:themeTint="F2"/>
+          <w:sz w:val="32"/>
+          <w:szCs w:val="32"/>
+        </w:rPr>
+      </w:pPr>
+      <w:r>
+        <w:rPr>
+          <w:rFonts w:ascii="Times New Roman" w:hAnsi="Times New Roman" w:cs="Times New Roman"/>
+          <w:b/>
+          <w:bCs/>
+          <w:color w:val="0D0D0D" w:themeColor="text1" w:themeTint="F2"/>
+          <w:sz w:val="32"/>
+          <w:szCs w:val="32"/>
+        </w:rPr>
+        <w:t>Example:</w:t>
+      </w:r>
+      <w:r>
+        <w:rPr>
+          <w:rFonts w:ascii="Times New Roman" w:hAnsi="Times New Roman" w:cs="Times New Roman"/>
+          <w:color w:val="0D0D0D" w:themeColor="text1" w:themeTint="F2"/>
+          <w:sz w:val="32"/>
+          <w:szCs w:val="32"/>
+        </w:rPr>
+        <w:t xml:space="preserve"> Intel i3, i5, i7, AMD Ryzen, etc.</w:t>
+      </w:r>
+    </w:p>
+    <w:p>
+      <w:pPr>
+        <w:rPr>
+          <w:rFonts w:ascii="Times New Roman" w:hAnsi="Times New Roman" w:cs="Times New Roman"/>
+          <w:b/>
+          <w:bCs/>
+          <w:color w:val="0D0D0D" w:themeColor="text1" w:themeTint="F2"/>
+          <w:sz w:val="32"/>
+          <w:szCs w:val="32"/>
+        </w:rPr>
+      </w:pPr>
+      <w:r>
+        <w:rPr>
+          <w:rFonts w:ascii="Times New Roman" w:hAnsi="Times New Roman" w:cs="Times New Roman"/>
+          <w:b/>
+          <w:bCs/>
+          <w:color w:val="0D0D0D" w:themeColor="text1" w:themeTint="F2"/>
+          <w:sz w:val="32"/>
+          <w:szCs w:val="32"/>
+        </w:rPr>
+        <w:t>Role of Buses</w:t>
+      </w:r>
+    </w:p>
+    <w:p>
+      <w:pPr>
+        <w:rPr>
+          <w:rFonts w:ascii="Times New Roman" w:hAnsi="Times New Roman" w:cs="Times New Roman"/>
+          <w:color w:val="0D0D0D" w:themeColor="text1" w:themeTint="F2"/>
+          <w:sz w:val="32"/>
+          <w:szCs w:val="32"/>
+        </w:rPr>
+      </w:pPr>
+      <w:r>
+        <w:rPr>
+          <w:rFonts w:ascii="Times New Roman" w:hAnsi="Times New Roman" w:cs="Times New Roman"/>
+          <w:color w:val="0D0D0D" w:themeColor="text1" w:themeTint="F2"/>
+          <w:sz w:val="32"/>
+          <w:szCs w:val="32"/>
+        </w:rPr>
+        <w:t xml:space="preserve">The microprocessor </w:t>
+      </w:r>
+      <w:r>
+        <w:rPr>
+          <w:rFonts w:ascii="Times New Roman" w:hAnsi="Times New Roman" w:cs="Times New Roman"/>
+          <w:color w:val="0D0D0D" w:themeColor="text1" w:themeTint="F2"/>
+          <w:sz w:val="32"/>
+          <w:szCs w:val="32"/>
+        </w:rPr>
+        <w:t>connects</w:t>
+      </w:r>
+      <w:r>
+        <w:rPr>
+          <w:rFonts w:ascii="Times New Roman" w:hAnsi="Times New Roman" w:cs="Times New Roman"/>
+          <w:color w:val="0D0D0D" w:themeColor="text1" w:themeTint="F2"/>
+          <w:sz w:val="32"/>
+          <w:szCs w:val="32"/>
+        </w:rPr>
+        <w:t xml:space="preserve"> memory and I/O devices through </w:t>
+      </w:r>
+      <w:r>
+        <w:rPr>
+          <w:rFonts w:ascii="Times New Roman" w:hAnsi="Times New Roman" w:cs="Times New Roman"/>
+          <w:b/>
+          <w:bCs/>
+          <w:color w:val="0D0D0D" w:themeColor="text1" w:themeTint="F2"/>
+          <w:sz w:val="32"/>
+          <w:szCs w:val="32"/>
+        </w:rPr>
+        <w:t>buses</w:t>
+      </w:r>
+      <w:r>
+        <w:rPr>
+          <w:rFonts w:ascii="Times New Roman" w:hAnsi="Times New Roman" w:cs="Times New Roman"/>
+          <w:color w:val="0D0D0D" w:themeColor="text1" w:themeTint="F2"/>
+          <w:sz w:val="32"/>
+          <w:szCs w:val="32"/>
+        </w:rPr>
+        <w:t xml:space="preserve"> (a set of wires).</w:t>
+      </w:r>
+    </w:p>
+    <w:p>
+      <w:pPr>
+        <w:pStyle w:val="ListParagraph"/>
+        <w:numPr>
+          <w:ilvl w:val="0"/>
+          <w:numId w:val="61"/>
+        </w:numPr>
+        <w:rPr>
+          <w:rFonts w:ascii="Times New Roman" w:hAnsi="Times New Roman" w:cs="Times New Roman"/>
+          <w:color w:val="0D0D0D" w:themeColor="text1" w:themeTint="F2"/>
+          <w:sz w:val="32"/>
+          <w:szCs w:val="32"/>
+        </w:rPr>
+      </w:pPr>
+      <w:r>
+        <w:rPr>
+          <w:rFonts w:ascii="Times New Roman" w:hAnsi="Times New Roman" w:cs="Times New Roman"/>
+          <w:color w:val="0D0D0D" w:themeColor="text1" w:themeTint="F2"/>
+          <w:sz w:val="32"/>
+          <w:szCs w:val="32"/>
+        </w:rPr>
+        <w:t xml:space="preserve">Buses help the CPU </w:t>
+      </w:r>
+      <w:r>
+        <w:rPr>
+          <w:rFonts w:ascii="Times New Roman" w:hAnsi="Times New Roman" w:cs="Times New Roman"/>
+          <w:b/>
+          <w:bCs/>
+          <w:color w:val="0D0D0D" w:themeColor="text1" w:themeTint="F2"/>
+          <w:sz w:val="32"/>
+          <w:szCs w:val="32"/>
+        </w:rPr>
+        <w:t>select memory or I/O devices</w:t>
+      </w:r>
+      <w:r>
+        <w:rPr>
+          <w:rFonts w:ascii="Times New Roman" w:hAnsi="Times New Roman" w:cs="Times New Roman"/>
+          <w:color w:val="0D0D0D" w:themeColor="text1" w:themeTint="F2"/>
+          <w:sz w:val="32"/>
+          <w:szCs w:val="32"/>
+        </w:rPr>
+        <w:t>,</w:t>
+      </w:r>
+    </w:p>
+    <w:p>
+      <w:pPr>
+        <w:pStyle w:val="ListParagraph"/>
+        <w:numPr>
+          <w:ilvl w:val="0"/>
+          <w:numId w:val="61"/>
+        </w:numPr>
+        <w:rPr>
+          <w:rFonts w:ascii="Times New Roman" w:hAnsi="Times New Roman" w:cs="Times New Roman"/>
+          <w:color w:val="0D0D0D" w:themeColor="text1" w:themeTint="F2"/>
+          <w:sz w:val="32"/>
+          <w:szCs w:val="32"/>
+        </w:rPr>
+      </w:pPr>
+      <w:r>
+        <w:rPr>
+          <w:rFonts w:ascii="Times New Roman" w:hAnsi="Times New Roman" w:cs="Times New Roman"/>
+          <w:b/>
+          <w:bCs/>
+          <w:color w:val="0D0D0D" w:themeColor="text1" w:themeTint="F2"/>
+          <w:sz w:val="32"/>
+          <w:szCs w:val="32"/>
+        </w:rPr>
+        <w:t>Transfer data</w:t>
+      </w:r>
+      <w:r>
+        <w:rPr>
+          <w:rFonts w:ascii="Times New Roman" w:hAnsi="Times New Roman" w:cs="Times New Roman"/>
+          <w:color w:val="0D0D0D" w:themeColor="text1" w:themeTint="F2"/>
+          <w:sz w:val="32"/>
+          <w:szCs w:val="32"/>
+        </w:rPr>
+        <w:t xml:space="preserve"> between them,</w:t>
+      </w:r>
+    </w:p>
+    <w:p>
+      <w:pPr>
+        <w:pStyle w:val="ListParagraph"/>
+        <w:numPr>
+          <w:ilvl w:val="0"/>
+          <w:numId w:val="61"/>
+        </w:numPr>
+        <w:rPr>
+          <w:rFonts w:ascii="Times New Roman" w:hAnsi="Times New Roman" w:cs="Times New Roman"/>
+          <w:color w:val="0D0D0D" w:themeColor="text1" w:themeTint="F2"/>
+          <w:sz w:val="32"/>
+          <w:szCs w:val="32"/>
+        </w:rPr>
+      </w:pPr>
+      <w:r>
+        <w:rPr>
+          <w:rFonts w:ascii="Times New Roman" w:hAnsi="Times New Roman" w:cs="Times New Roman"/>
+          <w:color w:val="0D0D0D" w:themeColor="text1" w:themeTint="F2"/>
+          <w:sz w:val="32"/>
+          <w:szCs w:val="32"/>
+        </w:rPr>
+        <w:t xml:space="preserve">And </w:t>
+      </w:r>
+      <w:r>
+        <w:rPr>
+          <w:rFonts w:ascii="Times New Roman" w:hAnsi="Times New Roman" w:cs="Times New Roman"/>
+          <w:b/>
+          <w:bCs/>
+          <w:color w:val="0D0D0D" w:themeColor="text1" w:themeTint="F2"/>
+          <w:sz w:val="32"/>
+          <w:szCs w:val="32"/>
+        </w:rPr>
+        <w:t>control</w:t>
+      </w:r>
+      <w:r>
+        <w:rPr>
+          <w:rFonts w:ascii="Times New Roman" w:hAnsi="Times New Roman" w:cs="Times New Roman"/>
+          <w:color w:val="0D0D0D" w:themeColor="text1" w:themeTint="F2"/>
+          <w:sz w:val="32"/>
+          <w:szCs w:val="32"/>
+        </w:rPr>
+        <w:t xml:space="preserve"> how everything works together.</w:t>
+      </w:r>
+    </w:p>
+    <w:p>
+      <w:pPr>
+        <w:rPr>
+          <w:rFonts w:ascii="Times New Roman" w:hAnsi="Times New Roman" w:cs="Times New Roman"/>
+          <w:b/>
+          <w:bCs/>
+          <w:color w:val="0D0D0D" w:themeColor="text1" w:themeTint="F2"/>
+          <w:sz w:val="32"/>
+          <w:szCs w:val="32"/>
+        </w:rPr>
+      </w:pPr>
+      <w:r>
+        <w:rPr>
+          <w:rFonts w:ascii="Times New Roman" w:hAnsi="Times New Roman" w:cs="Times New Roman"/>
+          <w:b/>
+          <w:bCs/>
+          <w:color w:val="0D0D0D" w:themeColor="text1" w:themeTint="F2"/>
+          <w:sz w:val="32"/>
+          <w:szCs w:val="32"/>
+        </w:rPr>
+        <w:t>Memory and I/O</w:t>
+      </w:r>
+    </w:p>
+    <w:p>
+      <w:pPr>
+        <w:pStyle w:val="ListParagraph"/>
+        <w:numPr>
+          <w:ilvl w:val="0"/>
+          <w:numId w:val="63"/>
+        </w:numPr>
+        <w:rPr>
+          <w:rFonts w:ascii="Times New Roman" w:hAnsi="Times New Roman" w:cs="Times New Roman"/>
+          <w:color w:val="0D0D0D" w:themeColor="text1" w:themeTint="F2"/>
+          <w:sz w:val="32"/>
+          <w:szCs w:val="32"/>
+        </w:rPr>
+      </w:pPr>
+      <w:r>
+        <w:rPr>
+          <w:rFonts w:ascii="Times New Roman" w:hAnsi="Times New Roman" w:cs="Times New Roman"/>
+          <w:color w:val="0D0D0D" w:themeColor="text1" w:themeTint="F2"/>
+          <w:sz w:val="32"/>
+          <w:szCs w:val="32"/>
+        </w:rPr>
+        <w:t xml:space="preserve">The </w:t>
+      </w:r>
+      <w:r>
+        <w:rPr>
+          <w:rFonts w:ascii="Times New Roman" w:hAnsi="Times New Roman" w:cs="Times New Roman"/>
+          <w:b/>
+          <w:bCs/>
+          <w:color w:val="0D0D0D" w:themeColor="text1" w:themeTint="F2"/>
+          <w:sz w:val="32"/>
+          <w:szCs w:val="32"/>
+        </w:rPr>
+        <w:t>memory</w:t>
+      </w:r>
+      <w:r>
+        <w:rPr>
+          <w:rFonts w:ascii="Times New Roman" w:hAnsi="Times New Roman" w:cs="Times New Roman"/>
+          <w:color w:val="0D0D0D" w:themeColor="text1" w:themeTint="F2"/>
+          <w:sz w:val="32"/>
+          <w:szCs w:val="32"/>
+        </w:rPr>
+        <w:t xml:space="preserve"> stores instructions and data.</w:t>
+      </w:r>
+    </w:p>
+    <w:p>
+      <w:pPr>
+        <w:pStyle w:val="ListParagraph"/>
+        <w:numPr>
+          <w:ilvl w:val="0"/>
+          <w:numId w:val="63"/>
+        </w:numPr>
+        <w:rPr>
+          <w:rFonts w:ascii="Times New Roman" w:hAnsi="Times New Roman" w:cs="Times New Roman"/>
+          <w:color w:val="0D0D0D" w:themeColor="text1" w:themeTint="F2"/>
+          <w:sz w:val="32"/>
+          <w:szCs w:val="32"/>
+        </w:rPr>
+      </w:pPr>
+      <w:r>
+        <w:rPr>
+          <w:rFonts w:ascii="Times New Roman" w:hAnsi="Times New Roman" w:cs="Times New Roman"/>
+          <w:color w:val="0D0D0D" w:themeColor="text1" w:themeTint="F2"/>
+          <w:sz w:val="32"/>
+          <w:szCs w:val="32"/>
+        </w:rPr>
+        <w:t xml:space="preserve">The </w:t>
+      </w:r>
+      <w:r>
+        <w:rPr>
+          <w:rFonts w:ascii="Times New Roman" w:hAnsi="Times New Roman" w:cs="Times New Roman"/>
+          <w:b/>
+          <w:bCs/>
+          <w:color w:val="0D0D0D" w:themeColor="text1" w:themeTint="F2"/>
+          <w:sz w:val="32"/>
+          <w:szCs w:val="32"/>
+        </w:rPr>
+        <w:t>I/O devices</w:t>
+      </w:r>
+      <w:r>
+        <w:rPr>
+          <w:rFonts w:ascii="Times New Roman" w:hAnsi="Times New Roman" w:cs="Times New Roman"/>
+          <w:color w:val="0D0D0D" w:themeColor="text1" w:themeTint="F2"/>
+          <w:sz w:val="32"/>
+          <w:szCs w:val="32"/>
+        </w:rPr>
+        <w:t xml:space="preserve"> allow the computer to interact with the outside world (like keyboard, monitor, mouse, etc.).</w:t>
+      </w:r>
+    </w:p>
+    <w:p>
+      <w:pPr>
+        <w:pStyle w:val="ListParagraph"/>
+        <w:numPr>
+          <w:ilvl w:val="0"/>
+          <w:numId w:val="63"/>
+        </w:numPr>
+        <w:rPr>
+          <w:rFonts w:ascii="Times New Roman" w:hAnsi="Times New Roman" w:cs="Times New Roman"/>
+          <w:color w:val="0D0D0D" w:themeColor="text1" w:themeTint="F2"/>
+          <w:sz w:val="32"/>
+          <w:szCs w:val="32"/>
+        </w:rPr>
+      </w:pPr>
+      <w:r>
+        <w:rPr>
+          <w:rFonts w:ascii="Times New Roman" w:hAnsi="Times New Roman" w:cs="Times New Roman"/>
+          <w:color w:val="0D0D0D" w:themeColor="text1" w:themeTint="F2"/>
+          <w:sz w:val="32"/>
+          <w:szCs w:val="32"/>
+        </w:rPr>
+        <w:t xml:space="preserve">The microprocessor follows the </w:t>
+      </w:r>
+      <w:r>
+        <w:rPr>
+          <w:rFonts w:ascii="Times New Roman" w:hAnsi="Times New Roman" w:cs="Times New Roman"/>
+          <w:b/>
+          <w:bCs/>
+          <w:color w:val="0D0D0D" w:themeColor="text1" w:themeTint="F2"/>
+          <w:sz w:val="32"/>
+          <w:szCs w:val="32"/>
+        </w:rPr>
+        <w:t>instructions stored in memory</w:t>
+      </w:r>
+      <w:r>
+        <w:rPr>
+          <w:rFonts w:ascii="Times New Roman" w:hAnsi="Times New Roman" w:cs="Times New Roman"/>
+          <w:color w:val="0D0D0D" w:themeColor="text1" w:themeTint="F2"/>
+          <w:sz w:val="32"/>
+          <w:szCs w:val="32"/>
+        </w:rPr>
+        <w:t xml:space="preserve"> and then executes them step by step.</w:t>
+      </w:r>
+    </w:p>
+    <w:p>
+      <w:pPr>
+        <w:rPr>
+          <w:rFonts w:ascii="Times New Roman" w:hAnsi="Times New Roman" w:cs="Times New Roman"/>
+          <w:b/>
+          <w:bCs/>
+          <w:color w:val="0D0D0D" w:themeColor="text1" w:themeTint="F2"/>
+          <w:sz w:val="32"/>
+          <w:szCs w:val="32"/>
+        </w:rPr>
+      </w:pPr>
+      <w:r>
+        <w:rPr>
+          <w:rFonts w:ascii="Times New Roman" w:hAnsi="Times New Roman" w:cs="Times New Roman"/>
+          <w:b/>
+          <w:bCs/>
+          <w:color w:val="0D0D0D" w:themeColor="text1" w:themeTint="F2"/>
+          <w:sz w:val="32"/>
+          <w:szCs w:val="32"/>
+        </w:rPr>
+        <w:t>Main Tasks of a Microprocessor</w:t>
+      </w:r>
+    </w:p>
+    <w:p>
+      <w:pPr>
+        <w:rPr>
+          <w:rFonts w:ascii="Times New Roman" w:hAnsi="Times New Roman" w:cs="Times New Roman"/>
+          <w:color w:val="0D0D0D" w:themeColor="text1" w:themeTint="F2"/>
+          <w:sz w:val="32"/>
+          <w:szCs w:val="32"/>
+        </w:rPr>
+      </w:pPr>
+      <w:r>
+        <w:rPr>
+          <w:rFonts w:ascii="Times New Roman" w:hAnsi="Times New Roman" w:cs="Times New Roman"/>
+          <w:color w:val="0D0D0D" w:themeColor="text1" w:themeTint="F2"/>
+          <w:sz w:val="32"/>
+          <w:szCs w:val="32"/>
+        </w:rPr>
+        <w:t xml:space="preserve">The microprocessor mainly does </w:t>
+      </w:r>
+      <w:r>
+        <w:rPr>
+          <w:rFonts w:ascii="Times New Roman" w:hAnsi="Times New Roman" w:cs="Times New Roman"/>
+          <w:b/>
+          <w:bCs/>
+          <w:color w:val="0D0D0D" w:themeColor="text1" w:themeTint="F2"/>
+          <w:sz w:val="32"/>
+          <w:szCs w:val="32"/>
+        </w:rPr>
+        <w:t>three things</w:t>
+      </w:r>
+      <w:r>
+        <w:rPr>
+          <w:rFonts w:ascii="Times New Roman" w:hAnsi="Times New Roman" w:cs="Times New Roman"/>
+          <w:color w:val="0D0D0D" w:themeColor="text1" w:themeTint="F2"/>
+          <w:sz w:val="32"/>
+          <w:szCs w:val="32"/>
+        </w:rPr>
+        <w:t>:</w:t>
+      </w:r>
+    </w:p>
+    <w:p>
+      <w:pPr>
+        <w:numPr>
+          <w:ilvl w:val="0"/>
+          <w:numId w:val="64"/>
+        </w:numPr>
+        <w:rPr>
+          <w:rFonts w:ascii="Times New Roman" w:hAnsi="Times New Roman" w:cs="Times New Roman"/>
+          <w:color w:val="0D0D0D" w:themeColor="text1" w:themeTint="F2"/>
+          <w:sz w:val="32"/>
+          <w:szCs w:val="32"/>
+        </w:rPr>
+      </w:pPr>
+      <w:r>
+        <w:rPr>
+          <w:rFonts w:ascii="Times New Roman" w:hAnsi="Times New Roman" w:cs="Times New Roman"/>
+          <w:b/>
+          <w:bCs/>
+          <w:color w:val="0D0D0D" w:themeColor="text1" w:themeTint="F2"/>
+          <w:sz w:val="32"/>
+          <w:szCs w:val="32"/>
+        </w:rPr>
+        <w:t>Data Transfer</w:t>
+      </w:r>
+      <w:r>
+        <w:rPr>
+          <w:rFonts w:ascii="Times New Roman" w:hAnsi="Times New Roman" w:cs="Times New Roman"/>
+          <w:color w:val="0D0D0D" w:themeColor="text1" w:themeTint="F2"/>
+          <w:sz w:val="32"/>
+          <w:szCs w:val="32"/>
+        </w:rPr>
+        <w:t xml:space="preserve"> → Moves data between itself, memory, and I/O devices.</w:t>
+      </w:r>
+    </w:p>
+    <w:p>
+      <w:pPr>
+        <w:numPr>
+          <w:ilvl w:val="0"/>
+          <w:numId w:val="64"/>
+        </w:numPr>
+        <w:rPr>
+          <w:rFonts w:ascii="Times New Roman" w:hAnsi="Times New Roman" w:cs="Times New Roman"/>
+          <w:color w:val="0D0D0D" w:themeColor="text1" w:themeTint="F2"/>
+          <w:sz w:val="32"/>
+          <w:szCs w:val="32"/>
+        </w:rPr>
+      </w:pPr>
+      <w:r>
+        <w:rPr>
+          <w:rFonts w:ascii="Times New Roman" w:hAnsi="Times New Roman" w:cs="Times New Roman"/>
+          <w:b/>
+          <w:bCs/>
+          <w:color w:val="0D0D0D" w:themeColor="text1" w:themeTint="F2"/>
+          <w:sz w:val="32"/>
+          <w:szCs w:val="32"/>
+        </w:rPr>
+        <w:t>Arithmetic and Logic</w:t>
+      </w:r>
+      <w:r>
+        <w:rPr>
+          <w:rFonts w:ascii="Times New Roman" w:hAnsi="Times New Roman" w:cs="Times New Roman"/>
+          <w:color w:val="0D0D0D" w:themeColor="text1" w:themeTint="F2"/>
+          <w:sz w:val="32"/>
+          <w:szCs w:val="32"/>
+        </w:rPr>
+        <w:t xml:space="preserve"> → Performs simple calculations (add, subtract) and logic operations (AND, </w:t>
+      </w:r>
+      <w:r>
+        <w:rPr>
+          <w:rFonts w:ascii="Times New Roman" w:hAnsi="Times New Roman" w:cs="Times New Roman"/>
+          <w:color w:val="0D0D0D" w:themeColor="text1" w:themeTint="F2"/>
+          <w:sz w:val="32"/>
+          <w:szCs w:val="32"/>
+        </w:rPr>
+        <w:t>OR</w:t>
+      </w:r>
+      <w:r>
+        <w:rPr>
+          <w:rFonts w:ascii="Times New Roman" w:hAnsi="Times New Roman" w:cs="Times New Roman"/>
+          <w:color w:val="0D0D0D" w:themeColor="text1" w:themeTint="F2"/>
+          <w:sz w:val="32"/>
+          <w:szCs w:val="32"/>
+        </w:rPr>
+        <w:t xml:space="preserve"> compare).</w:t>
+      </w:r>
+    </w:p>
+    <w:p>
+      <w:pPr>
+        <w:numPr>
+          <w:ilvl w:val="0"/>
+          <w:numId w:val="64"/>
+        </w:numPr>
+        <w:rPr>
+          <w:rFonts w:ascii="Times New Roman" w:hAnsi="Times New Roman" w:cs="Times New Roman"/>
+          <w:color w:val="0D0D0D" w:themeColor="text1" w:themeTint="F2"/>
+          <w:sz w:val="32"/>
+          <w:szCs w:val="32"/>
+        </w:rPr>
+      </w:pPr>
+      <w:r>
+        <w:rPr>
+          <w:rFonts w:ascii="Times New Roman" w:hAnsi="Times New Roman" w:cs="Times New Roman"/>
+          <w:b/>
+          <w:bCs/>
+          <w:color w:val="0D0D0D" w:themeColor="text1" w:themeTint="F2"/>
+          <w:sz w:val="32"/>
+          <w:szCs w:val="32"/>
+        </w:rPr>
+        <w:lastRenderedPageBreak/>
+        <w:t>Program Flow Control</w:t>
+      </w:r>
+      <w:r>
+        <w:rPr>
+          <w:rFonts w:ascii="Times New Roman" w:hAnsi="Times New Roman" w:cs="Times New Roman"/>
+          <w:color w:val="0D0D0D" w:themeColor="text1" w:themeTint="F2"/>
+          <w:sz w:val="32"/>
+          <w:szCs w:val="32"/>
+        </w:rPr>
+        <w:t xml:space="preserve"> → Makes decisions and controls the order of instructions (like “if this happens, go there”).</w:t>
+      </w:r>
+    </w:p>
+    <w:p>
+      <w:pPr>
+        <w:rPr>
+          <w:rFonts w:ascii="Times New Roman" w:hAnsi="Times New Roman" w:cs="Times New Roman"/>
+          <w:b/>
+          <w:bCs/>
+          <w:sz w:val="32"/>
+          <w:szCs w:val="32"/>
+        </w:rPr>
+      </w:pPr>
+      <w:r>
+        <w:rPr>
+          <w:rFonts w:ascii="Times New Roman" w:hAnsi="Times New Roman" w:cs="Times New Roman"/>
+          <w:b/>
+          <w:bCs/>
+          <w:sz w:val="32"/>
+          <w:szCs w:val="32"/>
+        </w:rPr>
+        <w:t>Stored Program Concept (Von Neumann Idea)</w:t>
+      </w:r>
+    </w:p>
+    <w:p>
+      <w:pPr>
+        <w:rPr>
+          <w:rFonts w:ascii="Times New Roman" w:hAnsi="Times New Roman" w:cs="Times New Roman"/>
+          <w:sz w:val="32"/>
+          <w:szCs w:val="32"/>
+        </w:rPr>
+      </w:pPr>
+      <w:r>
+        <w:rPr>
+          <w:rFonts w:ascii="Times New Roman" w:hAnsi="Times New Roman" w:cs="Times New Roman"/>
+          <w:sz w:val="32"/>
+          <w:szCs w:val="32"/>
+        </w:rPr>
+        <w:t>The stored program concept means that both instructions and data are kept in the same memory. The CPU fetches instructions one by one, executes them, and moves to the next.</w:t>
+      </w:r>
+      <w:r>
+        <w:rPr>
+          <w:rFonts w:ascii="Times New Roman" w:hAnsi="Times New Roman" w:cs="Times New Roman"/>
+          <w:sz w:val="32"/>
+          <w:szCs w:val="32"/>
+        </w:rPr>
+        <w:br/>
+        <w:t>This concept makes computers and microprocessors very powerful, because they can handle many tasks just by changing the stored program.</w:t>
+      </w:r>
+    </w:p>
+    <w:p>
+      <w:pPr>
+        <w:rPr>
+          <w:rFonts w:ascii="Times New Roman" w:hAnsi="Times New Roman" w:cs="Times New Roman"/>
+          <w:b/>
+          <w:bCs/>
+          <w:color w:val="215E99" w:themeColor="text2" w:themeTint="BF"/>
+          <w:sz w:val="32"/>
+          <w:szCs w:val="32"/>
+        </w:rPr>
+      </w:pPr>
+      <w:r>
+        <w:rPr>
+          <w:rFonts w:ascii="Times New Roman" w:hAnsi="Times New Roman" w:cs="Times New Roman"/>
+          <w:b/>
+          <w:bCs/>
+          <w:color w:val="215E99" w:themeColor="text2" w:themeTint="BF"/>
+          <w:sz w:val="32"/>
+          <w:szCs w:val="32"/>
+        </w:rPr>
+        <w:t>Simple arithmetic and logic operations</w:t>
+      </w:r>
+    </w:p>
+    <w:p>
+      <w:pPr>
+        <w:rPr>
+          <w:rFonts w:ascii="Times New Roman" w:hAnsi="Times New Roman" w:cs="Times New Roman"/>
+          <w:b/>
+          <w:bCs/>
+          <w:color w:val="0D0D0D" w:themeColor="text1" w:themeTint="F2"/>
+          <w:sz w:val="32"/>
+          <w:szCs w:val="32"/>
+        </w:rPr>
+      </w:pPr>
+      <w:r>
+        <w:rPr>
+          <w:rFonts w:ascii="Times New Roman" w:hAnsi="Times New Roman" w:cs="Times New Roman"/>
+          <w:b/>
+          <w:bCs/>
+          <w:color w:val="0D0D0D" w:themeColor="text1" w:themeTint="F2"/>
+          <w:sz w:val="32"/>
+          <w:szCs w:val="32"/>
+        </w:rPr>
+        <w:t>Data</w:t>
+      </w:r>
+    </w:p>
+    <w:p>
+      <w:pPr>
+        <w:rPr>
+          <w:rFonts w:ascii="Times New Roman" w:hAnsi="Times New Roman" w:cs="Times New Roman"/>
+          <w:color w:val="0D0D0D" w:themeColor="text1" w:themeTint="F2"/>
+          <w:sz w:val="32"/>
+          <w:szCs w:val="32"/>
+        </w:rPr>
+      </w:pPr>
+      <w:r>
+        <w:rPr>
+          <w:rFonts w:ascii="Times New Roman" w:hAnsi="Times New Roman" w:cs="Times New Roman"/>
+          <w:color w:val="0D0D0D" w:themeColor="text1" w:themeTint="F2"/>
+          <w:sz w:val="32"/>
+          <w:szCs w:val="32"/>
+        </w:rPr>
+        <w:t>The data used by the microprocessor can come from either:</w:t>
+      </w:r>
+    </w:p>
+    <w:p>
+      <w:pPr>
+        <w:pStyle w:val="ListParagraph"/>
+        <w:numPr>
+          <w:ilvl w:val="0"/>
+          <w:numId w:val="68"/>
+        </w:numPr>
+        <w:rPr>
+          <w:rFonts w:ascii="Times New Roman" w:hAnsi="Times New Roman" w:cs="Times New Roman"/>
+          <w:color w:val="0D0D0D" w:themeColor="text1" w:themeTint="F2"/>
+          <w:sz w:val="32"/>
+          <w:szCs w:val="32"/>
+        </w:rPr>
+      </w:pPr>
+      <w:r>
+        <w:rPr>
+          <w:rFonts w:ascii="Times New Roman" w:hAnsi="Times New Roman" w:cs="Times New Roman"/>
+          <w:color w:val="0D0D0D" w:themeColor="text1" w:themeTint="F2"/>
+          <w:sz w:val="32"/>
+          <w:szCs w:val="32"/>
+        </w:rPr>
+        <w:t>The memory system (RAM, ROM), or</w:t>
+      </w:r>
+    </w:p>
+    <w:p>
+      <w:pPr>
+        <w:pStyle w:val="ListParagraph"/>
+        <w:numPr>
+          <w:ilvl w:val="0"/>
+          <w:numId w:val="68"/>
+        </w:numPr>
+        <w:rPr>
+          <w:rFonts w:ascii="Times New Roman" w:hAnsi="Times New Roman" w:cs="Times New Roman"/>
+          <w:color w:val="0D0D0D" w:themeColor="text1" w:themeTint="F2"/>
+          <w:sz w:val="32"/>
+          <w:szCs w:val="32"/>
+        </w:rPr>
+      </w:pPr>
+      <w:r>
+        <w:rPr>
+          <w:rFonts w:ascii="Times New Roman" w:hAnsi="Times New Roman" w:cs="Times New Roman"/>
+          <w:color w:val="0D0D0D" w:themeColor="text1" w:themeTint="F2"/>
+          <w:sz w:val="32"/>
+          <w:szCs w:val="32"/>
+        </w:rPr>
+        <w:t>The internal registers inside the CPU.</w:t>
+      </w:r>
+      <w:r>
+        <w:rPr>
+          <w:rFonts w:ascii="Times New Roman" w:hAnsi="Times New Roman" w:cs="Times New Roman"/>
+          <w:color w:val="0D0D0D" w:themeColor="text1" w:themeTint="F2"/>
+          <w:sz w:val="32"/>
+          <w:szCs w:val="32"/>
+        </w:rPr>
+        <w:br/>
+        <w:t>The microprocessor works on this data to perform calculations or operations.</w:t>
+      </w:r>
+    </w:p>
+    <w:p>
+      <w:pPr>
+        <w:rPr>
+          <w:rFonts w:ascii="Times New Roman" w:hAnsi="Times New Roman" w:cs="Times New Roman"/>
+          <w:b/>
+          <w:bCs/>
+          <w:color w:val="0D0D0D" w:themeColor="text1" w:themeTint="F2"/>
+          <w:sz w:val="32"/>
+          <w:szCs w:val="32"/>
+        </w:rPr>
+      </w:pPr>
+      <w:r>
+        <w:rPr>
+          <w:rFonts w:ascii="Times New Roman" w:hAnsi="Times New Roman" w:cs="Times New Roman"/>
+          <w:b/>
+          <w:bCs/>
+          <w:color w:val="0D0D0D" w:themeColor="text1" w:themeTint="F2"/>
+          <w:sz w:val="32"/>
+          <w:szCs w:val="32"/>
+        </w:rPr>
+        <w:t>Data Width</w:t>
+      </w:r>
+    </w:p>
+    <w:p>
+      <w:pPr>
+        <w:rPr>
+          <w:rFonts w:ascii="Times New Roman" w:hAnsi="Times New Roman" w:cs="Times New Roman"/>
+          <w:color w:val="0D0D0D" w:themeColor="text1" w:themeTint="F2"/>
+          <w:sz w:val="32"/>
+          <w:szCs w:val="32"/>
+        </w:rPr>
+      </w:pPr>
+      <w:r>
+        <w:rPr>
+          <w:rFonts w:ascii="Times New Roman" w:hAnsi="Times New Roman" w:cs="Times New Roman"/>
+          <w:color w:val="0D0D0D" w:themeColor="text1" w:themeTint="F2"/>
+          <w:sz w:val="32"/>
+          <w:szCs w:val="32"/>
+        </w:rPr>
+        <w:t>Data width means how many bits the processor can handle or transfer at once.</w:t>
+      </w:r>
+    </w:p>
+    <w:p>
+      <w:pPr>
+        <w:pStyle w:val="ListParagraph"/>
+        <w:numPr>
+          <w:ilvl w:val="0"/>
+          <w:numId w:val="69"/>
+        </w:numPr>
+        <w:rPr>
+          <w:rFonts w:ascii="Times New Roman" w:hAnsi="Times New Roman" w:cs="Times New Roman"/>
+          <w:color w:val="0D0D0D" w:themeColor="text1" w:themeTint="F2"/>
+          <w:sz w:val="32"/>
+          <w:szCs w:val="32"/>
+        </w:rPr>
+      </w:pPr>
+      <w:r>
+        <w:rPr>
+          <w:rFonts w:ascii="Times New Roman" w:hAnsi="Times New Roman" w:cs="Times New Roman"/>
+          <w:color w:val="0D0D0D" w:themeColor="text1" w:themeTint="F2"/>
+          <w:sz w:val="32"/>
+          <w:szCs w:val="32"/>
+        </w:rPr>
+        <w:t>Byte → 8 bits</w:t>
+      </w:r>
+    </w:p>
+    <w:p>
+      <w:pPr>
+        <w:pStyle w:val="ListParagraph"/>
+        <w:numPr>
+          <w:ilvl w:val="0"/>
+          <w:numId w:val="69"/>
+        </w:numPr>
+        <w:rPr>
+          <w:rFonts w:ascii="Times New Roman" w:hAnsi="Times New Roman" w:cs="Times New Roman"/>
+          <w:color w:val="0D0D0D" w:themeColor="text1" w:themeTint="F2"/>
+          <w:sz w:val="32"/>
+          <w:szCs w:val="32"/>
+        </w:rPr>
+      </w:pPr>
+      <w:r>
+        <w:rPr>
+          <w:rFonts w:ascii="Times New Roman" w:hAnsi="Times New Roman" w:cs="Times New Roman"/>
+          <w:color w:val="0D0D0D" w:themeColor="text1" w:themeTint="F2"/>
+          <w:sz w:val="32"/>
+          <w:szCs w:val="32"/>
+        </w:rPr>
+        <w:t>Word → Usually 16 bits (2 bytes)</w:t>
+      </w:r>
+    </w:p>
+    <w:p>
+      <w:pPr>
+        <w:pStyle w:val="ListParagraph"/>
+        <w:numPr>
+          <w:ilvl w:val="0"/>
+          <w:numId w:val="69"/>
+        </w:numPr>
+        <w:rPr>
+          <w:rFonts w:ascii="Times New Roman" w:hAnsi="Times New Roman" w:cs="Times New Roman"/>
+          <w:color w:val="0D0D0D" w:themeColor="text1" w:themeTint="F2"/>
+          <w:sz w:val="32"/>
+          <w:szCs w:val="32"/>
+        </w:rPr>
+      </w:pPr>
+      <w:r>
+        <w:rPr>
+          <w:rFonts w:ascii="Times New Roman" w:hAnsi="Times New Roman" w:cs="Times New Roman"/>
+          <w:color w:val="0D0D0D" w:themeColor="text1" w:themeTint="F2"/>
+          <w:sz w:val="32"/>
+          <w:szCs w:val="32"/>
+        </w:rPr>
+        <w:t>Double Word → 32 bits (4 bytes)</w:t>
+      </w:r>
+    </w:p>
+    <w:p>
+      <w:pPr>
+        <w:rPr>
+          <w:rFonts w:ascii="Times New Roman" w:hAnsi="Times New Roman" w:cs="Times New Roman"/>
+          <w:color w:val="0D0D0D" w:themeColor="text1" w:themeTint="F2"/>
+          <w:sz w:val="32"/>
+          <w:szCs w:val="32"/>
+        </w:rPr>
+      </w:pPr>
+      <w:r>
+        <w:rPr>
+          <w:rFonts w:ascii="Times New Roman" w:hAnsi="Times New Roman" w:cs="Times New Roman"/>
+          <w:color w:val="0D0D0D" w:themeColor="text1" w:themeTint="F2"/>
+          <w:sz w:val="32"/>
+          <w:szCs w:val="32"/>
+        </w:rPr>
+        <w:t>Larger data width = processor can work with bigger chunks of data = faster performance.</w:t>
+      </w:r>
+    </w:p>
+    <w:p>
+      <w:pPr>
+        <w:rPr>
+          <w:rFonts w:ascii="Times New Roman" w:hAnsi="Times New Roman" w:cs="Times New Roman"/>
+          <w:color w:val="0D0D0D" w:themeColor="text1" w:themeTint="F2"/>
+          <w:sz w:val="32"/>
+          <w:szCs w:val="32"/>
+        </w:rPr>
+      </w:pPr>
+    </w:p>
+    <w:p>
+      <w:pPr>
+        <w:rPr>
+          <w:rFonts w:ascii="Times New Roman" w:hAnsi="Times New Roman" w:cs="Times New Roman"/>
+          <w:b/>
+          <w:bCs/>
+          <w:color w:val="0D0D0D" w:themeColor="text1" w:themeTint="F2"/>
+          <w:sz w:val="32"/>
+          <w:szCs w:val="32"/>
+        </w:rPr>
+      </w:pPr>
+      <w:r>
+        <w:rPr>
+          <w:rFonts w:ascii="Times New Roman" w:hAnsi="Times New Roman" w:cs="Times New Roman"/>
+          <w:b/>
+          <w:bCs/>
+          <w:color w:val="0D0D0D" w:themeColor="text1" w:themeTint="F2"/>
+          <w:sz w:val="32"/>
+          <w:szCs w:val="32"/>
+        </w:rPr>
+        <w:lastRenderedPageBreak/>
+        <w:t>Numeric Coprocessor (µ)</w:t>
+      </w:r>
+    </w:p>
+    <w:p>
+      <w:pPr>
+        <w:rPr>
+          <w:rFonts w:ascii="Times New Roman" w:hAnsi="Times New Roman" w:cs="Times New Roman"/>
+          <w:color w:val="0D0D0D" w:themeColor="text1" w:themeTint="F2"/>
+          <w:sz w:val="32"/>
+          <w:szCs w:val="32"/>
+        </w:rPr>
+      </w:pPr>
+      <w:r>
+        <w:rPr>
+          <w:rFonts w:ascii="Times New Roman" w:hAnsi="Times New Roman" w:cs="Times New Roman"/>
+          <w:color w:val="0D0D0D" w:themeColor="text1" w:themeTint="F2"/>
+          <w:sz w:val="32"/>
+          <w:szCs w:val="32"/>
+        </w:rPr>
+        <w:t>Starting from the Intel 80486 processor, CPUs included a numeric coprocessor.</w:t>
+      </w:r>
+    </w:p>
+    <w:p>
+      <w:pPr>
+        <w:pStyle w:val="ListParagraph"/>
+        <w:numPr>
+          <w:ilvl w:val="0"/>
+          <w:numId w:val="71"/>
+        </w:numPr>
+        <w:rPr>
+          <w:rFonts w:ascii="Times New Roman" w:hAnsi="Times New Roman" w:cs="Times New Roman"/>
+          <w:color w:val="0D0D0D" w:themeColor="text1" w:themeTint="F2"/>
+          <w:sz w:val="32"/>
+          <w:szCs w:val="32"/>
+        </w:rPr>
+      </w:pPr>
+      <w:r>
+        <w:rPr>
+          <w:rFonts w:ascii="Times New Roman" w:hAnsi="Times New Roman" w:cs="Times New Roman"/>
+          <w:color w:val="0D0D0D" w:themeColor="text1" w:themeTint="F2"/>
+          <w:sz w:val="32"/>
+          <w:szCs w:val="32"/>
+        </w:rPr>
+        <w:t>This coprocessor helps in doing complex mathematical calculations, especially floating-point arithmetic (decimals, fractions, scientific calculations).</w:t>
+      </w:r>
+    </w:p>
+    <w:p>
+      <w:pPr>
+        <w:pStyle w:val="ListParagraph"/>
+        <w:numPr>
+          <w:ilvl w:val="0"/>
+          <w:numId w:val="71"/>
+        </w:numPr>
+        <w:rPr>
+          <w:rFonts w:ascii="Times New Roman" w:hAnsi="Times New Roman" w:cs="Times New Roman"/>
+          <w:color w:val="0D0D0D" w:themeColor="text1" w:themeTint="F2"/>
+          <w:sz w:val="32"/>
+          <w:szCs w:val="32"/>
+        </w:rPr>
+      </w:pPr>
+      <w:r>
+        <w:rPr>
+          <w:rFonts w:ascii="Times New Roman" w:hAnsi="Times New Roman" w:cs="Times New Roman"/>
+          <w:color w:val="0D0D0D" w:themeColor="text1" w:themeTint="F2"/>
+          <w:sz w:val="32"/>
+          <w:szCs w:val="32"/>
+        </w:rPr>
+        <w:t>Before this, floating-point math was slow and done in software. With the coprocessor, it became much faster.</w:t>
+      </w:r>
+    </w:p>
+    <w:p>
+      <w:pPr>
+        <w:jc w:val="center"/>
+        <w:rPr>
+          <w:rFonts w:ascii="Times New Roman" w:hAnsi="Times New Roman" w:cs="Times New Roman"/>
+          <w:color w:val="0D0D0D" w:themeColor="text1" w:themeTint="F2"/>
+          <w:sz w:val="32"/>
+          <w:szCs w:val="32"/>
+        </w:rPr>
+      </w:pPr>
+      <w:r>
+        <w:rPr>
+          <w:noProof/>
+        </w:rPr>
+        <w:drawing>
+          <wp:inline distT="0" distB="0" distL="0" distR="0" wp14:anchorId="69E701EF" wp14:editId="5E421D3E">
+            <wp:extent cx="4419600" cy="3276600"/>
+            <wp:effectExtent l="0" t="0" r="0" b="0"/>
+            <wp:docPr id="20486" name="Picture 6" descr="itb01-03-1">
+              <a:extLst xmlns:a="http://schemas.openxmlformats.org/drawingml/2006/main">
+                <a:ext uri="{FF2B5EF4-FFF2-40B4-BE49-F238E27FC236}">
+                  <a16:creationId xmlns:a16="http://schemas.microsoft.com/office/drawing/2014/main" id="{1108E27F-57B9-6BA1-2162-36DBEAC78A46}"/>
+                </a:ext>
+              </a:extLst>
+            </wp:docPr>
+            <wp:cNvGraphicFramePr>
+              <a:graphicFrameLocks xmlns:a="http://schemas.openxmlformats.org/drawingml/2006/main" noChangeAspect="1"/>
+            </wp:cNvGraphicFramePr>
+            <a:graphic xmlns:a="http://schemas.openxmlformats.org/drawingml/2006/main">
+              <a:graphicData uri="http://schemas.openxmlformats.org/drawingml/2006/picture">
+                <pic:pic xmlns:pic="http://schemas.openxmlformats.org/drawingml/2006/picture">
+                  <pic:nvPicPr>
+                    <pic:cNvPr id="20486" name="Picture 6" descr="itb01-03-1">
+                      <a:extLst>
+                        <a:ext uri="{FF2B5EF4-FFF2-40B4-BE49-F238E27FC236}">
+                          <a16:creationId xmlns:a16="http://schemas.microsoft.com/office/drawing/2014/main" id="{1108E27F-57B9-6BA1-2162-36DBEAC78A46}"/>
+                        </a:ext>
+                      </a:extLst>
+                    </pic:cNvPr>
+                    <pic:cNvPicPr>
+                      <a:picLocks noChangeAspect="1" noChangeArrowheads="1"/>
+                    </pic:cNvPicPr>
+                  </pic:nvPicPr>
+                  <pic:blipFill>
+                    <a:blip r:embed="rId28">
+                      <a:extLst>
+                        <a:ext uri="{28A0092B-C50C-407E-A947-70E740481C1C}">
+                          <a14:useLocalDpi xmlns:a14="http://schemas.microsoft.com/office/drawing/2010/main" val="0"/>
+                        </a:ext>
+                      </a:extLst>
+                    </a:blip>
+                    <a:srcRect/>
+                    <a:stretch>
+                      <a:fillRect/>
+                    </a:stretch>
+                  </pic:blipFill>
+                  <pic:spPr bwMode="auto">
+                    <a:xfrm>
+                      <a:off x="0" y="0"/>
+                      <a:ext cx="4419600" cy="3276600"/>
+                    </a:xfrm>
+                    <a:prstGeom prst="rect">
+                      <a:avLst/>
+                    </a:prstGeom>
+                    <a:noFill/>
+                    <a:ln>
+                      <a:noFill/>
+                    </a:ln>
+                    <a:extLst>
+                      <a:ext uri="{909E8E84-426E-40DD-AFC4-6F175D3DCCD1}">
+                        <a14:hiddenFill xmlns:a14="http://schemas.microsoft.com/office/drawing/2010/main">
+                          <a:solidFill>
+                            <a:srgbClr val="FFFFFF"/>
+                          </a:solidFill>
+                        </a14:hiddenFill>
+                      </a:ext>
+                      <a:ext uri="{91240B29-F687-4F45-9708-019B960494DF}">
+                        <a14:hiddenLine xmlns:a14="http://schemas.microsoft.com/office/drawing/2010/main" w="9525">
+                          <a:solidFill>
+                            <a:srgbClr val="000000"/>
+                          </a:solidFill>
+                          <a:miter lim="800000"/>
+                          <a:headEnd/>
+                          <a:tailEnd/>
+                        </a14:hiddenLine>
+                      </a:ext>
+                    </a:extLst>
+                  </pic:spPr>
+                </pic:pic>
+              </a:graphicData>
+            </a:graphic>
+          </wp:inline>
+        </w:drawing>
+      </w:r>
     </w:p>
     <w:sectPr>
       <w:pgSz w:w="12240" w:h="15840"/>
@@ -5209,6 +7855,119 @@
     </w:lvl>
   </w:abstractNum>
   <w:abstractNum w:abstractNumId="2" w15:restartNumberingAfterBreak="0">
+    <w:nsid w:val="04D768B3"/>
+    <w:multiLevelType w:val="hybridMultilevel"/>
+    <w:tmpl w:val="E5941BDA"/>
+    <w:lvl w:ilvl="0" w:tplc="04090001">
+      <w:start w:val="1"/>
+      <w:numFmt w:val="bullet"/>
+      <w:lvlText w:val=""/>
+      <w:lvlJc w:val="left"/>
+      <w:pPr>
+        <w:ind w:left="720" w:hanging="360"/>
+      </w:pPr>
+      <w:rPr>
+        <w:rFonts w:ascii="Symbol" w:hAnsi="Symbol" w:hint="default"/>
+      </w:rPr>
+    </w:lvl>
+    <w:lvl w:ilvl="1" w:tplc="04090003" w:tentative="1">
+      <w:start w:val="1"/>
+      <w:numFmt w:val="bullet"/>
+      <w:lvlText w:val="o"/>
+      <w:lvlJc w:val="left"/>
+      <w:pPr>
+        <w:ind w:left="1440" w:hanging="360"/>
+      </w:pPr>
+      <w:rPr>
+        <w:rFonts w:ascii="Courier New" w:hAnsi="Courier New" w:cs="Courier New" w:hint="default"/>
+      </w:rPr>
+    </w:lvl>
+    <w:lvl w:ilvl="2" w:tplc="04090005" w:tentative="1">
+      <w:start w:val="1"/>
+      <w:numFmt w:val="bullet"/>
+      <w:lvlText w:val=""/>
+      <w:lvlJc w:val="left"/>
+      <w:pPr>
+        <w:ind w:left="2160" w:hanging="360"/>
+      </w:pPr>
+      <w:rPr>
+        <w:rFonts w:ascii="Wingdings" w:hAnsi="Wingdings" w:hint="default"/>
+      </w:rPr>
+    </w:lvl>
+    <w:lvl w:ilvl="3" w:tplc="04090001" w:tentative="1">
+      <w:start w:val="1"/>
+      <w:numFmt w:val="bullet"/>
+      <w:lvlText w:val=""/>
+      <w:lvlJc w:val="left"/>
+      <w:pPr>
+        <w:ind w:left="2880" w:hanging="360"/>
+      </w:pPr>
+      <w:rPr>
+        <w:rFonts w:ascii="Symbol" w:hAnsi="Symbol" w:hint="default"/>
+      </w:rPr>
+    </w:lvl>
+    <w:lvl w:ilvl="4" w:tplc="04090003" w:tentative="1">
+      <w:start w:val="1"/>
+      <w:numFmt w:val="bullet"/>
+      <w:lvlText w:val="o"/>
+      <w:lvlJc w:val="left"/>
+      <w:pPr>
+        <w:ind w:left="3600" w:hanging="360"/>
+      </w:pPr>
+      <w:rPr>
+        <w:rFonts w:ascii="Courier New" w:hAnsi="Courier New" w:cs="Courier New" w:hint="default"/>
+      </w:rPr>
+    </w:lvl>
+    <w:lvl w:ilvl="5" w:tplc="04090005" w:tentative="1">
+      <w:start w:val="1"/>
+      <w:numFmt w:val="bullet"/>
+      <w:lvlText w:val=""/>
+      <w:lvlJc w:val="left"/>
+      <w:pPr>
+        <w:ind w:left="4320" w:hanging="360"/>
+      </w:pPr>
+      <w:rPr>
+        <w:rFonts w:ascii="Wingdings" w:hAnsi="Wingdings" w:hint="default"/>
+      </w:rPr>
+    </w:lvl>
+    <w:lvl w:ilvl="6" w:tplc="04090001" w:tentative="1">
+      <w:start w:val="1"/>
+      <w:numFmt w:val="bullet"/>
+      <w:lvlText w:val=""/>
+      <w:lvlJc w:val="left"/>
+      <w:pPr>
+        <w:ind w:left="5040" w:hanging="360"/>
+      </w:pPr>
+      <w:rPr>
+        <w:rFonts w:ascii="Symbol" w:hAnsi="Symbol" w:hint="default"/>
+      </w:rPr>
+    </w:lvl>
+    <w:lvl w:ilvl="7" w:tplc="04090003" w:tentative="1">
+      <w:start w:val="1"/>
+      <w:numFmt w:val="bullet"/>
+      <w:lvlText w:val="o"/>
+      <w:lvlJc w:val="left"/>
+      <w:pPr>
+        <w:ind w:left="5760" w:hanging="360"/>
+      </w:pPr>
+      <w:rPr>
+        <w:rFonts w:ascii="Courier New" w:hAnsi="Courier New" w:cs="Courier New" w:hint="default"/>
+      </w:rPr>
+    </w:lvl>
+    <w:lvl w:ilvl="8" w:tplc="04090005" w:tentative="1">
+      <w:start w:val="1"/>
+      <w:numFmt w:val="bullet"/>
+      <w:lvlText w:val=""/>
+      <w:lvlJc w:val="left"/>
+      <w:pPr>
+        <w:ind w:left="6480" w:hanging="360"/>
+      </w:pPr>
+      <w:rPr>
+        <w:rFonts w:ascii="Wingdings" w:hAnsi="Wingdings" w:hint="default"/>
+      </w:rPr>
+    </w:lvl>
+  </w:abstractNum>
+  <w:abstractNum w:abstractNumId="3" w15:restartNumberingAfterBreak="0">
     <w:nsid w:val="08165EDF"/>
     <w:multiLevelType w:val="hybridMultilevel"/>
     <w:tmpl w:val="C03A09FA"/>
@@ -5321,7 +8080,7 @@
       </w:rPr>
     </w:lvl>
   </w:abstractNum>
-  <w:abstractNum w:abstractNumId="3" w15:restartNumberingAfterBreak="0">
+  <w:abstractNum w:abstractNumId="4" w15:restartNumberingAfterBreak="0">
     <w:nsid w:val="0A6E59FE"/>
     <w:multiLevelType w:val="multilevel"/>
     <w:tmpl w:val="640820A2"/>
@@ -5466,7 +8225,7 @@
       </w:rPr>
     </w:lvl>
   </w:abstractNum>
-  <w:abstractNum w:abstractNumId="4" w15:restartNumberingAfterBreak="0">
+  <w:abstractNum w:abstractNumId="5" w15:restartNumberingAfterBreak="0">
     <w:nsid w:val="0AD70275"/>
     <w:multiLevelType w:val="hybridMultilevel"/>
     <w:tmpl w:val="07EC281C"/>
@@ -5579,7 +8338,156 @@
       </w:rPr>
     </w:lvl>
   </w:abstractNum>
-  <w:abstractNum w:abstractNumId="5" w15:restartNumberingAfterBreak="0">
+  <w:abstractNum w:abstractNumId="6" w15:restartNumberingAfterBreak="0">
+    <w:nsid w:val="0BBA147E"/>
+    <w:multiLevelType w:val="multilevel"/>
+    <w:tmpl w:val="931060D6"/>
+    <w:lvl w:ilvl="0">
+      <w:start w:val="1"/>
+      <w:numFmt w:val="bullet"/>
+      <w:lvlText w:val=""/>
+      <w:lvlJc w:val="left"/>
+      <w:pPr>
+        <w:tabs>
+          <w:tab w:val="num" w:pos="720"/>
+        </w:tabs>
+        <w:ind w:left="720" w:hanging="360"/>
+      </w:pPr>
+      <w:rPr>
+        <w:rFonts w:ascii="Symbol" w:hAnsi="Symbol" w:hint="default"/>
+        <w:sz w:val="20"/>
+      </w:rPr>
+    </w:lvl>
+    <w:lvl w:ilvl="1" w:tentative="1">
+      <w:start w:val="1"/>
+      <w:numFmt w:val="bullet"/>
+      <w:lvlText w:val="o"/>
+      <w:lvlJc w:val="left"/>
+      <w:pPr>
+        <w:tabs>
+          <w:tab w:val="num" w:pos="1440"/>
+        </w:tabs>
+        <w:ind w:left="1440" w:hanging="360"/>
+      </w:pPr>
+      <w:rPr>
+        <w:rFonts w:ascii="Courier New" w:hAnsi="Courier New" w:hint="default"/>
+        <w:sz w:val="20"/>
+      </w:rPr>
+    </w:lvl>
+    <w:lvl w:ilvl="2" w:tentative="1">
+      <w:start w:val="1"/>
+      <w:numFmt w:val="bullet"/>
+      <w:lvlText w:val=""/>
+      <w:lvlJc w:val="left"/>
+      <w:pPr>
+        <w:tabs>
+          <w:tab w:val="num" w:pos="2160"/>
+        </w:tabs>
+        <w:ind w:left="2160" w:hanging="360"/>
+      </w:pPr>
+      <w:rPr>
+        <w:rFonts w:ascii="Wingdings" w:hAnsi="Wingdings" w:hint="default"/>
+        <w:sz w:val="20"/>
+      </w:rPr>
+    </w:lvl>
+    <w:lvl w:ilvl="3" w:tentative="1">
+      <w:start w:val="1"/>
+      <w:numFmt w:val="bullet"/>
+      <w:lvlText w:val=""/>
+      <w:lvlJc w:val="left"/>
+      <w:pPr>
+        <w:tabs>
+          <w:tab w:val="num" w:pos="2880"/>
+        </w:tabs>
+        <w:ind w:left="2880" w:hanging="360"/>
+      </w:pPr>
+      <w:rPr>
+        <w:rFonts w:ascii="Wingdings" w:hAnsi="Wingdings" w:hint="default"/>
+        <w:sz w:val="20"/>
+      </w:rPr>
+    </w:lvl>
+    <w:lvl w:ilvl="4" w:tentative="1">
+      <w:start w:val="1"/>
+      <w:numFmt w:val="bullet"/>
+      <w:lvlText w:val=""/>
+      <w:lvlJc w:val="left"/>
+      <w:pPr>
+        <w:tabs>
+          <w:tab w:val="num" w:pos="3600"/>
+        </w:tabs>
+        <w:ind w:left="3600" w:hanging="360"/>
+      </w:pPr>
+      <w:rPr>
+        <w:rFonts w:ascii="Wingdings" w:hAnsi="Wingdings" w:hint="default"/>
+        <w:sz w:val="20"/>
+      </w:rPr>
+    </w:lvl>
+    <w:lvl w:ilvl="5" w:tentative="1">
+      <w:start w:val="1"/>
+      <w:numFmt w:val="bullet"/>
+      <w:lvlText w:val=""/>
+      <w:lvlJc w:val="left"/>
+      <w:pPr>
+        <w:tabs>
+          <w:tab w:val="num" w:pos="4320"/>
+        </w:tabs>
+        <w:ind w:left="4320" w:hanging="360"/>
+      </w:pPr>
+      <w:rPr>
+        <w:rFonts w:ascii="Wingdings" w:hAnsi="Wingdings" w:hint="default"/>
+        <w:sz w:val="20"/>
+      </w:rPr>
+    </w:lvl>
+    <w:lvl w:ilvl="6" w:tentative="1">
+      <w:start w:val="1"/>
+      <w:numFmt w:val="bullet"/>
+      <w:lvlText w:val=""/>
+      <w:lvlJc w:val="left"/>
+      <w:pPr>
+        <w:tabs>
+          <w:tab w:val="num" w:pos="5040"/>
+        </w:tabs>
+        <w:ind w:left="5040" w:hanging="360"/>
+      </w:pPr>
+      <w:rPr>
+        <w:rFonts w:ascii="Wingdings" w:hAnsi="Wingdings" w:hint="default"/>
+        <w:sz w:val="20"/>
+      </w:rPr>
+    </w:lvl>
+    <w:lvl w:ilvl="7" w:tentative="1">
+      <w:start w:val="1"/>
+      <w:numFmt w:val="bullet"/>
+      <w:lvlText w:val=""/>
+      <w:lvlJc w:val="left"/>
+      <w:pPr>
+        <w:tabs>
+          <w:tab w:val="num" w:pos="5760"/>
+        </w:tabs>
+        <w:ind w:left="5760" w:hanging="360"/>
+      </w:pPr>
+      <w:rPr>
+        <w:rFonts w:ascii="Wingdings" w:hAnsi="Wingdings" w:hint="default"/>
+        <w:sz w:val="20"/>
+      </w:rPr>
+    </w:lvl>
+    <w:lvl w:ilvl="8" w:tentative="1">
+      <w:start w:val="1"/>
+      <w:numFmt w:val="bullet"/>
+      <w:lvlText w:val=""/>
+      <w:lvlJc w:val="left"/>
+      <w:pPr>
+        <w:tabs>
+          <w:tab w:val="num" w:pos="6480"/>
+        </w:tabs>
+        <w:ind w:left="6480" w:hanging="360"/>
+      </w:pPr>
+      <w:rPr>
+        <w:rFonts w:ascii="Wingdings" w:hAnsi="Wingdings" w:hint="default"/>
+        <w:sz w:val="20"/>
+      </w:rPr>
+    </w:lvl>
+  </w:abstractNum>
+  <w:abstractNum w:abstractNumId="7" w15:restartNumberingAfterBreak="0">
     <w:nsid w:val="0C735701"/>
     <w:multiLevelType w:val="multilevel"/>
     <w:tmpl w:val="29D8BCE8"/>
@@ -5728,7 +8636,7 @@
       </w:rPr>
     </w:lvl>
   </w:abstractNum>
-  <w:abstractNum w:abstractNumId="6" w15:restartNumberingAfterBreak="0">
+  <w:abstractNum w:abstractNumId="8" w15:restartNumberingAfterBreak="0">
     <w:nsid w:val="0C7C13CB"/>
     <w:multiLevelType w:val="hybridMultilevel"/>
     <w:tmpl w:val="F34C49B8"/>
@@ -5841,7 +8749,120 @@
       </w:rPr>
     </w:lvl>
   </w:abstractNum>
-  <w:abstractNum w:abstractNumId="7" w15:restartNumberingAfterBreak="0">
+  <w:abstractNum w:abstractNumId="9" w15:restartNumberingAfterBreak="0">
+    <w:nsid w:val="0E446A54"/>
+    <w:multiLevelType w:val="hybridMultilevel"/>
+    <w:tmpl w:val="C4240F4E"/>
+    <w:lvl w:ilvl="0" w:tplc="04090001">
+      <w:start w:val="1"/>
+      <w:numFmt w:val="bullet"/>
+      <w:lvlText w:val=""/>
+      <w:lvlJc w:val="left"/>
+      <w:pPr>
+        <w:ind w:left="720" w:hanging="360"/>
+      </w:pPr>
+      <w:rPr>
+        <w:rFonts w:ascii="Symbol" w:hAnsi="Symbol" w:hint="default"/>
+      </w:rPr>
+    </w:lvl>
+    <w:lvl w:ilvl="1" w:tplc="04090003" w:tentative="1">
+      <w:start w:val="1"/>
+      <w:numFmt w:val="bullet"/>
+      <w:lvlText w:val="o"/>
+      <w:lvlJc w:val="left"/>
+      <w:pPr>
+        <w:ind w:left="1440" w:hanging="360"/>
+      </w:pPr>
+      <w:rPr>
+        <w:rFonts w:ascii="Courier New" w:hAnsi="Courier New" w:cs="Courier New" w:hint="default"/>
+      </w:rPr>
+    </w:lvl>
+    <w:lvl w:ilvl="2" w:tplc="04090005" w:tentative="1">
+      <w:start w:val="1"/>
+      <w:numFmt w:val="bullet"/>
+      <w:lvlText w:val=""/>
+      <w:lvlJc w:val="left"/>
+      <w:pPr>
+        <w:ind w:left="2160" w:hanging="360"/>
+      </w:pPr>
+      <w:rPr>
+        <w:rFonts w:ascii="Wingdings" w:hAnsi="Wingdings" w:hint="default"/>
+      </w:rPr>
+    </w:lvl>
+    <w:lvl w:ilvl="3" w:tplc="04090001" w:tentative="1">
+      <w:start w:val="1"/>
+      <w:numFmt w:val="bullet"/>
+      <w:lvlText w:val=""/>
+      <w:lvlJc w:val="left"/>
+      <w:pPr>
+        <w:ind w:left="2880" w:hanging="360"/>
+      </w:pPr>
+      <w:rPr>
+        <w:rFonts w:ascii="Symbol" w:hAnsi="Symbol" w:hint="default"/>
+      </w:rPr>
+    </w:lvl>
+    <w:lvl w:ilvl="4" w:tplc="04090003" w:tentative="1">
+      <w:start w:val="1"/>
+      <w:numFmt w:val="bullet"/>
+      <w:lvlText w:val="o"/>
+      <w:lvlJc w:val="left"/>
+      <w:pPr>
+        <w:ind w:left="3600" w:hanging="360"/>
+      </w:pPr>
+      <w:rPr>
+        <w:rFonts w:ascii="Courier New" w:hAnsi="Courier New" w:cs="Courier New" w:hint="default"/>
+      </w:rPr>
+    </w:lvl>
+    <w:lvl w:ilvl="5" w:tplc="04090005" w:tentative="1">
+      <w:start w:val="1"/>
+      <w:numFmt w:val="bullet"/>
+      <w:lvlText w:val=""/>
+      <w:lvlJc w:val="left"/>
+      <w:pPr>
+        <w:ind w:left="4320" w:hanging="360"/>
+      </w:pPr>
+      <w:rPr>
+        <w:rFonts w:ascii="Wingdings" w:hAnsi="Wingdings" w:hint="default"/>
+      </w:rPr>
+    </w:lvl>
+    <w:lvl w:ilvl="6" w:tplc="04090001" w:tentative="1">
+      <w:start w:val="1"/>
+      <w:numFmt w:val="bullet"/>
+      <w:lvlText w:val=""/>
+      <w:lvlJc w:val="left"/>
+      <w:pPr>
+        <w:ind w:left="5040" w:hanging="360"/>
+      </w:pPr>
+      <w:rPr>
+        <w:rFonts w:ascii="Symbol" w:hAnsi="Symbol" w:hint="default"/>
+      </w:rPr>
+    </w:lvl>
+    <w:lvl w:ilvl="7" w:tplc="04090003" w:tentative="1">
+      <w:start w:val="1"/>
+      <w:numFmt w:val="bullet"/>
+      <w:lvlText w:val="o"/>
+      <w:lvlJc w:val="left"/>
+      <w:pPr>
+        <w:ind w:left="5760" w:hanging="360"/>
+      </w:pPr>
+      <w:rPr>
+        <w:rFonts w:ascii="Courier New" w:hAnsi="Courier New" w:cs="Courier New" w:hint="default"/>
+      </w:rPr>
+    </w:lvl>
+    <w:lvl w:ilvl="8" w:tplc="04090005" w:tentative="1">
+      <w:start w:val="1"/>
+      <w:numFmt w:val="bullet"/>
+      <w:lvlText w:val=""/>
+      <w:lvlJc w:val="left"/>
+      <w:pPr>
+        <w:ind w:left="6480" w:hanging="360"/>
+      </w:pPr>
+      <w:rPr>
+        <w:rFonts w:ascii="Wingdings" w:hAnsi="Wingdings" w:hint="default"/>
+      </w:rPr>
+    </w:lvl>
+  </w:abstractNum>
+  <w:abstractNum w:abstractNumId="10" w15:restartNumberingAfterBreak="0">
     <w:nsid w:val="0E49491C"/>
     <w:multiLevelType w:val="hybridMultilevel"/>
     <w:tmpl w:val="E6E8EF6A"/>
@@ -5954,7 +8975,233 @@
       </w:rPr>
     </w:lvl>
   </w:abstractNum>
-  <w:abstractNum w:abstractNumId="8" w15:restartNumberingAfterBreak="0">
+  <w:abstractNum w:abstractNumId="11" w15:restartNumberingAfterBreak="0">
+    <w:nsid w:val="0F060A38"/>
+    <w:multiLevelType w:val="hybridMultilevel"/>
+    <w:tmpl w:val="5B5C394A"/>
+    <w:lvl w:ilvl="0" w:tplc="04090001">
+      <w:start w:val="1"/>
+      <w:numFmt w:val="bullet"/>
+      <w:lvlText w:val=""/>
+      <w:lvlJc w:val="left"/>
+      <w:pPr>
+        <w:ind w:left="720" w:hanging="360"/>
+      </w:pPr>
+      <w:rPr>
+        <w:rFonts w:ascii="Symbol" w:hAnsi="Symbol" w:hint="default"/>
+      </w:rPr>
+    </w:lvl>
+    <w:lvl w:ilvl="1" w:tplc="04090003" w:tentative="1">
+      <w:start w:val="1"/>
+      <w:numFmt w:val="bullet"/>
+      <w:lvlText w:val="o"/>
+      <w:lvlJc w:val="left"/>
+      <w:pPr>
+        <w:ind w:left="1440" w:hanging="360"/>
+      </w:pPr>
+      <w:rPr>
+        <w:rFonts w:ascii="Courier New" w:hAnsi="Courier New" w:cs="Courier New" w:hint="default"/>
+      </w:rPr>
+    </w:lvl>
+    <w:lvl w:ilvl="2" w:tplc="04090005" w:tentative="1">
+      <w:start w:val="1"/>
+      <w:numFmt w:val="bullet"/>
+      <w:lvlText w:val=""/>
+      <w:lvlJc w:val="left"/>
+      <w:pPr>
+        <w:ind w:left="2160" w:hanging="360"/>
+      </w:pPr>
+      <w:rPr>
+        <w:rFonts w:ascii="Wingdings" w:hAnsi="Wingdings" w:hint="default"/>
+      </w:rPr>
+    </w:lvl>
+    <w:lvl w:ilvl="3" w:tplc="04090001" w:tentative="1">
+      <w:start w:val="1"/>
+      <w:numFmt w:val="bullet"/>
+      <w:lvlText w:val=""/>
+      <w:lvlJc w:val="left"/>
+      <w:pPr>
+        <w:ind w:left="2880" w:hanging="360"/>
+      </w:pPr>
+      <w:rPr>
+        <w:rFonts w:ascii="Symbol" w:hAnsi="Symbol" w:hint="default"/>
+      </w:rPr>
+    </w:lvl>
+    <w:lvl w:ilvl="4" w:tplc="04090003" w:tentative="1">
+      <w:start w:val="1"/>
+      <w:numFmt w:val="bullet"/>
+      <w:lvlText w:val="o"/>
+      <w:lvlJc w:val="left"/>
+      <w:pPr>
+        <w:ind w:left="3600" w:hanging="360"/>
+      </w:pPr>
+      <w:rPr>
+        <w:rFonts w:ascii="Courier New" w:hAnsi="Courier New" w:cs="Courier New" w:hint="default"/>
+      </w:rPr>
+    </w:lvl>
+    <w:lvl w:ilvl="5" w:tplc="04090005" w:tentative="1">
+      <w:start w:val="1"/>
+      <w:numFmt w:val="bullet"/>
+      <w:lvlText w:val=""/>
+      <w:lvlJc w:val="left"/>
+      <w:pPr>
+        <w:ind w:left="4320" w:hanging="360"/>
+      </w:pPr>
+      <w:rPr>
+        <w:rFonts w:ascii="Wingdings" w:hAnsi="Wingdings" w:hint="default"/>
+      </w:rPr>
+    </w:lvl>
+    <w:lvl w:ilvl="6" w:tplc="04090001" w:tentative="1">
+      <w:start w:val="1"/>
+      <w:numFmt w:val="bullet"/>
+      <w:lvlText w:val=""/>
+      <w:lvlJc w:val="left"/>
+      <w:pPr>
+        <w:ind w:left="5040" w:hanging="360"/>
+      </w:pPr>
+      <w:rPr>
+        <w:rFonts w:ascii="Symbol" w:hAnsi="Symbol" w:hint="default"/>
+      </w:rPr>
+    </w:lvl>
+    <w:lvl w:ilvl="7" w:tplc="04090003" w:tentative="1">
+      <w:start w:val="1"/>
+      <w:numFmt w:val="bullet"/>
+      <w:lvlText w:val="o"/>
+      <w:lvlJc w:val="left"/>
+      <w:pPr>
+        <w:ind w:left="5760" w:hanging="360"/>
+      </w:pPr>
+      <w:rPr>
+        <w:rFonts w:ascii="Courier New" w:hAnsi="Courier New" w:cs="Courier New" w:hint="default"/>
+      </w:rPr>
+    </w:lvl>
+    <w:lvl w:ilvl="8" w:tplc="04090005" w:tentative="1">
+      <w:start w:val="1"/>
+      <w:numFmt w:val="bullet"/>
+      <w:lvlText w:val=""/>
+      <w:lvlJc w:val="left"/>
+      <w:pPr>
+        <w:ind w:left="6480" w:hanging="360"/>
+      </w:pPr>
+      <w:rPr>
+        <w:rFonts w:ascii="Wingdings" w:hAnsi="Wingdings" w:hint="default"/>
+      </w:rPr>
+    </w:lvl>
+  </w:abstractNum>
+  <w:abstractNum w:abstractNumId="12" w15:restartNumberingAfterBreak="0">
+    <w:nsid w:val="11175EE4"/>
+    <w:multiLevelType w:val="hybridMultilevel"/>
+    <w:tmpl w:val="14709560"/>
+    <w:lvl w:ilvl="0" w:tplc="04090001">
+      <w:start w:val="1"/>
+      <w:numFmt w:val="bullet"/>
+      <w:lvlText w:val=""/>
+      <w:lvlJc w:val="left"/>
+      <w:pPr>
+        <w:ind w:left="720" w:hanging="360"/>
+      </w:pPr>
+      <w:rPr>
+        <w:rFonts w:ascii="Symbol" w:hAnsi="Symbol" w:hint="default"/>
+      </w:rPr>
+    </w:lvl>
+    <w:lvl w:ilvl="1" w:tplc="04090003" w:tentative="1">
+      <w:start w:val="1"/>
+      <w:numFmt w:val="bullet"/>
+      <w:lvlText w:val="o"/>
+      <w:lvlJc w:val="left"/>
+      <w:pPr>
+        <w:ind w:left="1440" w:hanging="360"/>
+      </w:pPr>
+      <w:rPr>
+        <w:rFonts w:ascii="Courier New" w:hAnsi="Courier New" w:cs="Courier New" w:hint="default"/>
+      </w:rPr>
+    </w:lvl>
+    <w:lvl w:ilvl="2" w:tplc="04090005" w:tentative="1">
+      <w:start w:val="1"/>
+      <w:numFmt w:val="bullet"/>
+      <w:lvlText w:val=""/>
+      <w:lvlJc w:val="left"/>
+      <w:pPr>
+        <w:ind w:left="2160" w:hanging="360"/>
+      </w:pPr>
+      <w:rPr>
+        <w:rFonts w:ascii="Wingdings" w:hAnsi="Wingdings" w:hint="default"/>
+      </w:rPr>
+    </w:lvl>
+    <w:lvl w:ilvl="3" w:tplc="04090001" w:tentative="1">
+      <w:start w:val="1"/>
+      <w:numFmt w:val="bullet"/>
+      <w:lvlText w:val=""/>
+      <w:lvlJc w:val="left"/>
+      <w:pPr>
+        <w:ind w:left="2880" w:hanging="360"/>
+      </w:pPr>
+      <w:rPr>
+        <w:rFonts w:ascii="Symbol" w:hAnsi="Symbol" w:hint="default"/>
+      </w:rPr>
+    </w:lvl>
+    <w:lvl w:ilvl="4" w:tplc="04090003" w:tentative="1">
+      <w:start w:val="1"/>
+      <w:numFmt w:val="bullet"/>
+      <w:lvlText w:val="o"/>
+      <w:lvlJc w:val="left"/>
+      <w:pPr>
+        <w:ind w:left="3600" w:hanging="360"/>
+      </w:pPr>
+      <w:rPr>
+        <w:rFonts w:ascii="Courier New" w:hAnsi="Courier New" w:cs="Courier New" w:hint="default"/>
+      </w:rPr>
+    </w:lvl>
+    <w:lvl w:ilvl="5" w:tplc="04090005" w:tentative="1">
+      <w:start w:val="1"/>
+      <w:numFmt w:val="bullet"/>
+      <w:lvlText w:val=""/>
+      <w:lvlJc w:val="left"/>
+      <w:pPr>
+        <w:ind w:left="4320" w:hanging="360"/>
+      </w:pPr>
+      <w:rPr>
+        <w:rFonts w:ascii="Wingdings" w:hAnsi="Wingdings" w:hint="default"/>
+      </w:rPr>
+    </w:lvl>
+    <w:lvl w:ilvl="6" w:tplc="04090001" w:tentative="1">
+      <w:start w:val="1"/>
+      <w:numFmt w:val="bullet"/>
+      <w:lvlText w:val=""/>
+      <w:lvlJc w:val="left"/>
+      <w:pPr>
+        <w:ind w:left="5040" w:hanging="360"/>
+      </w:pPr>
+      <w:rPr>
+        <w:rFonts w:ascii="Symbol" w:hAnsi="Symbol" w:hint="default"/>
+      </w:rPr>
+    </w:lvl>
+    <w:lvl w:ilvl="7" w:tplc="04090003" w:tentative="1">
+      <w:start w:val="1"/>
+      <w:numFmt w:val="bullet"/>
+      <w:lvlText w:val="o"/>
+      <w:lvlJc w:val="left"/>
+      <w:pPr>
+        <w:ind w:left="5760" w:hanging="360"/>
+      </w:pPr>
+      <w:rPr>
+        <w:rFonts w:ascii="Courier New" w:hAnsi="Courier New" w:cs="Courier New" w:hint="default"/>
+      </w:rPr>
+    </w:lvl>
+    <w:lvl w:ilvl="8" w:tplc="04090005" w:tentative="1">
+      <w:start w:val="1"/>
+      <w:numFmt w:val="bullet"/>
+      <w:lvlText w:val=""/>
+      <w:lvlJc w:val="left"/>
+      <w:pPr>
+        <w:ind w:left="6480" w:hanging="360"/>
+      </w:pPr>
+      <w:rPr>
+        <w:rFonts w:ascii="Wingdings" w:hAnsi="Wingdings" w:hint="default"/>
+      </w:rPr>
+    </w:lvl>
+  </w:abstractNum>
+  <w:abstractNum w:abstractNumId="13" w15:restartNumberingAfterBreak="0">
     <w:nsid w:val="15D2433C"/>
     <w:multiLevelType w:val="hybridMultilevel"/>
     <w:tmpl w:val="0A48CD30"/>
@@ -6067,7 +9314,7 @@
       </w:rPr>
     </w:lvl>
   </w:abstractNum>
-  <w:abstractNum w:abstractNumId="9" w15:restartNumberingAfterBreak="0">
+  <w:abstractNum w:abstractNumId="14" w15:restartNumberingAfterBreak="0">
     <w:nsid w:val="16D81D38"/>
     <w:multiLevelType w:val="hybridMultilevel"/>
     <w:tmpl w:val="E1340860"/>
@@ -6180,7 +9427,120 @@
       </w:rPr>
     </w:lvl>
   </w:abstractNum>
-  <w:abstractNum w:abstractNumId="10" w15:restartNumberingAfterBreak="0">
+  <w:abstractNum w:abstractNumId="15" w15:restartNumberingAfterBreak="0">
+    <w:nsid w:val="1B9F4751"/>
+    <w:multiLevelType w:val="hybridMultilevel"/>
+    <w:tmpl w:val="52864B56"/>
+    <w:lvl w:ilvl="0" w:tplc="04090001">
+      <w:start w:val="1"/>
+      <w:numFmt w:val="bullet"/>
+      <w:lvlText w:val=""/>
+      <w:lvlJc w:val="left"/>
+      <w:pPr>
+        <w:ind w:left="720" w:hanging="360"/>
+      </w:pPr>
+      <w:rPr>
+        <w:rFonts w:ascii="Symbol" w:hAnsi="Symbol" w:hint="default"/>
+      </w:rPr>
+    </w:lvl>
+    <w:lvl w:ilvl="1" w:tplc="04090003" w:tentative="1">
+      <w:start w:val="1"/>
+      <w:numFmt w:val="bullet"/>
+      <w:lvlText w:val="o"/>
+      <w:lvlJc w:val="left"/>
+      <w:pPr>
+        <w:ind w:left="1440" w:hanging="360"/>
+      </w:pPr>
+      <w:rPr>
+        <w:rFonts w:ascii="Courier New" w:hAnsi="Courier New" w:cs="Courier New" w:hint="default"/>
+      </w:rPr>
+    </w:lvl>
+    <w:lvl w:ilvl="2" w:tplc="04090005" w:tentative="1">
+      <w:start w:val="1"/>
+      <w:numFmt w:val="bullet"/>
+      <w:lvlText w:val=""/>
+      <w:lvlJc w:val="left"/>
+      <w:pPr>
+        <w:ind w:left="2160" w:hanging="360"/>
+      </w:pPr>
+      <w:rPr>
+        <w:rFonts w:ascii="Wingdings" w:hAnsi="Wingdings" w:hint="default"/>
+      </w:rPr>
+    </w:lvl>
+    <w:lvl w:ilvl="3" w:tplc="04090001" w:tentative="1">
+      <w:start w:val="1"/>
+      <w:numFmt w:val="bullet"/>
+      <w:lvlText w:val=""/>
+      <w:lvlJc w:val="left"/>
+      <w:pPr>
+        <w:ind w:left="2880" w:hanging="360"/>
+      </w:pPr>
+      <w:rPr>
+        <w:rFonts w:ascii="Symbol" w:hAnsi="Symbol" w:hint="default"/>
+      </w:rPr>
+    </w:lvl>
+    <w:lvl w:ilvl="4" w:tplc="04090003" w:tentative="1">
+      <w:start w:val="1"/>
+      <w:numFmt w:val="bullet"/>
+      <w:lvlText w:val="o"/>
+      <w:lvlJc w:val="left"/>
+      <w:pPr>
+        <w:ind w:left="3600" w:hanging="360"/>
+      </w:pPr>
+      <w:rPr>
+        <w:rFonts w:ascii="Courier New" w:hAnsi="Courier New" w:cs="Courier New" w:hint="default"/>
+      </w:rPr>
+    </w:lvl>
+    <w:lvl w:ilvl="5" w:tplc="04090005" w:tentative="1">
+      <w:start w:val="1"/>
+      <w:numFmt w:val="bullet"/>
+      <w:lvlText w:val=""/>
+      <w:lvlJc w:val="left"/>
+      <w:pPr>
+        <w:ind w:left="4320" w:hanging="360"/>
+      </w:pPr>
+      <w:rPr>
+        <w:rFonts w:ascii="Wingdings" w:hAnsi="Wingdings" w:hint="default"/>
+      </w:rPr>
+    </w:lvl>
+    <w:lvl w:ilvl="6" w:tplc="04090001" w:tentative="1">
+      <w:start w:val="1"/>
+      <w:numFmt w:val="bullet"/>
+      <w:lvlText w:val=""/>
+      <w:lvlJc w:val="left"/>
+      <w:pPr>
+        <w:ind w:left="5040" w:hanging="360"/>
+      </w:pPr>
+      <w:rPr>
+        <w:rFonts w:ascii="Symbol" w:hAnsi="Symbol" w:hint="default"/>
+      </w:rPr>
+    </w:lvl>
+    <w:lvl w:ilvl="7" w:tplc="04090003" w:tentative="1">
+      <w:start w:val="1"/>
+      <w:numFmt w:val="bullet"/>
+      <w:lvlText w:val="o"/>
+      <w:lvlJc w:val="left"/>
+      <w:pPr>
+        <w:ind w:left="5760" w:hanging="360"/>
+      </w:pPr>
+      <w:rPr>
+        <w:rFonts w:ascii="Courier New" w:hAnsi="Courier New" w:cs="Courier New" w:hint="default"/>
+      </w:rPr>
+    </w:lvl>
+    <w:lvl w:ilvl="8" w:tplc="04090005" w:tentative="1">
+      <w:start w:val="1"/>
+      <w:numFmt w:val="bullet"/>
+      <w:lvlText w:val=""/>
+      <w:lvlJc w:val="left"/>
+      <w:pPr>
+        <w:ind w:left="6480" w:hanging="360"/>
+      </w:pPr>
+      <w:rPr>
+        <w:rFonts w:ascii="Wingdings" w:hAnsi="Wingdings" w:hint="default"/>
+      </w:rPr>
+    </w:lvl>
+  </w:abstractNum>
+  <w:abstractNum w:abstractNumId="16" w15:restartNumberingAfterBreak="0">
     <w:nsid w:val="1C1C0C73"/>
     <w:multiLevelType w:val="hybridMultilevel"/>
     <w:tmpl w:val="7C9855DE"/>
@@ -6293,7 +9653,382 @@
       </w:rPr>
     </w:lvl>
   </w:abstractNum>
-  <w:abstractNum w:abstractNumId="11" w15:restartNumberingAfterBreak="0">
+  <w:abstractNum w:abstractNumId="17" w15:restartNumberingAfterBreak="0">
+    <w:nsid w:val="1CDF4832"/>
+    <w:multiLevelType w:val="multilevel"/>
+    <w:tmpl w:val="BC5CBA62"/>
+    <w:lvl w:ilvl="0">
+      <w:start w:val="1"/>
+      <w:numFmt w:val="bullet"/>
+      <w:lvlText w:val=""/>
+      <w:lvlJc w:val="left"/>
+      <w:pPr>
+        <w:tabs>
+          <w:tab w:val="num" w:pos="720"/>
+        </w:tabs>
+        <w:ind w:left="720" w:hanging="360"/>
+      </w:pPr>
+      <w:rPr>
+        <w:rFonts w:ascii="Symbol" w:hAnsi="Symbol" w:hint="default"/>
+        <w:sz w:val="20"/>
+      </w:rPr>
+    </w:lvl>
+    <w:lvl w:ilvl="1" w:tentative="1">
+      <w:start w:val="1"/>
+      <w:numFmt w:val="bullet"/>
+      <w:lvlText w:val="o"/>
+      <w:lvlJc w:val="left"/>
+      <w:pPr>
+        <w:tabs>
+          <w:tab w:val="num" w:pos="1440"/>
+        </w:tabs>
+        <w:ind w:left="1440" w:hanging="360"/>
+      </w:pPr>
+      <w:rPr>
+        <w:rFonts w:ascii="Courier New" w:hAnsi="Courier New" w:hint="default"/>
+        <w:sz w:val="20"/>
+      </w:rPr>
+    </w:lvl>
+    <w:lvl w:ilvl="2" w:tentative="1">
+      <w:start w:val="1"/>
+      <w:numFmt w:val="bullet"/>
+      <w:lvlText w:val=""/>
+      <w:lvlJc w:val="left"/>
+      <w:pPr>
+        <w:tabs>
+          <w:tab w:val="num" w:pos="2160"/>
+        </w:tabs>
+        <w:ind w:left="2160" w:hanging="360"/>
+      </w:pPr>
+      <w:rPr>
+        <w:rFonts w:ascii="Wingdings" w:hAnsi="Wingdings" w:hint="default"/>
+        <w:sz w:val="20"/>
+      </w:rPr>
+    </w:lvl>
+    <w:lvl w:ilvl="3" w:tentative="1">
+      <w:start w:val="1"/>
+      <w:numFmt w:val="bullet"/>
+      <w:lvlText w:val=""/>
+      <w:lvlJc w:val="left"/>
+      <w:pPr>
+        <w:tabs>
+          <w:tab w:val="num" w:pos="2880"/>
+        </w:tabs>
+        <w:ind w:left="2880" w:hanging="360"/>
+      </w:pPr>
+      <w:rPr>
+        <w:rFonts w:ascii="Wingdings" w:hAnsi="Wingdings" w:hint="default"/>
+        <w:sz w:val="20"/>
+      </w:rPr>
+    </w:lvl>
+    <w:lvl w:ilvl="4" w:tentative="1">
+      <w:start w:val="1"/>
+      <w:numFmt w:val="bullet"/>
+      <w:lvlText w:val=""/>
+      <w:lvlJc w:val="left"/>
+      <w:pPr>
+        <w:tabs>
+          <w:tab w:val="num" w:pos="3600"/>
+        </w:tabs>
+        <w:ind w:left="3600" w:hanging="360"/>
+      </w:pPr>
+      <w:rPr>
+        <w:rFonts w:ascii="Wingdings" w:hAnsi="Wingdings" w:hint="default"/>
+        <w:sz w:val="20"/>
+      </w:rPr>
+    </w:lvl>
+    <w:lvl w:ilvl="5" w:tentative="1">
+      <w:start w:val="1"/>
+      <w:numFmt w:val="bullet"/>
+      <w:lvlText w:val=""/>
+      <w:lvlJc w:val="left"/>
+      <w:pPr>
+        <w:tabs>
+          <w:tab w:val="num" w:pos="4320"/>
+        </w:tabs>
+        <w:ind w:left="4320" w:hanging="360"/>
+      </w:pPr>
+      <w:rPr>
+        <w:rFonts w:ascii="Wingdings" w:hAnsi="Wingdings" w:hint="default"/>
+        <w:sz w:val="20"/>
+      </w:rPr>
+    </w:lvl>
+    <w:lvl w:ilvl="6" w:tentative="1">
+      <w:start w:val="1"/>
+      <w:numFmt w:val="bullet"/>
+      <w:lvlText w:val=""/>
+      <w:lvlJc w:val="left"/>
+      <w:pPr>
+        <w:tabs>
+          <w:tab w:val="num" w:pos="5040"/>
+        </w:tabs>
+        <w:ind w:left="5040" w:hanging="360"/>
+      </w:pPr>
+      <w:rPr>
+        <w:rFonts w:ascii="Wingdings" w:hAnsi="Wingdings" w:hint="default"/>
+        <w:sz w:val="20"/>
+      </w:rPr>
+    </w:lvl>
+    <w:lvl w:ilvl="7" w:tentative="1">
+      <w:start w:val="1"/>
+      <w:numFmt w:val="bullet"/>
+      <w:lvlText w:val=""/>
+      <w:lvlJc w:val="left"/>
+      <w:pPr>
+        <w:tabs>
+          <w:tab w:val="num" w:pos="5760"/>
+        </w:tabs>
+        <w:ind w:left="5760" w:hanging="360"/>
+      </w:pPr>
+      <w:rPr>
+        <w:rFonts w:ascii="Wingdings" w:hAnsi="Wingdings" w:hint="default"/>
+        <w:sz w:val="20"/>
+      </w:rPr>
+    </w:lvl>
+    <w:lvl w:ilvl="8" w:tentative="1">
+      <w:start w:val="1"/>
+      <w:numFmt w:val="bullet"/>
+      <w:lvlText w:val=""/>
+      <w:lvlJc w:val="left"/>
+      <w:pPr>
+        <w:tabs>
+          <w:tab w:val="num" w:pos="6480"/>
+        </w:tabs>
+        <w:ind w:left="6480" w:hanging="360"/>
+      </w:pPr>
+      <w:rPr>
+        <w:rFonts w:ascii="Wingdings" w:hAnsi="Wingdings" w:hint="default"/>
+        <w:sz w:val="20"/>
+      </w:rPr>
+    </w:lvl>
+  </w:abstractNum>
+  <w:abstractNum w:abstractNumId="18" w15:restartNumberingAfterBreak="0">
+    <w:nsid w:val="1D0F6E13"/>
+    <w:multiLevelType w:val="hybridMultilevel"/>
+    <w:tmpl w:val="26FCD8E0"/>
+    <w:lvl w:ilvl="0" w:tplc="04090001">
+      <w:start w:val="1"/>
+      <w:numFmt w:val="bullet"/>
+      <w:lvlText w:val=""/>
+      <w:lvlJc w:val="left"/>
+      <w:pPr>
+        <w:ind w:left="720" w:hanging="360"/>
+      </w:pPr>
+      <w:rPr>
+        <w:rFonts w:ascii="Symbol" w:hAnsi="Symbol" w:hint="default"/>
+      </w:rPr>
+    </w:lvl>
+    <w:lvl w:ilvl="1" w:tplc="04090003" w:tentative="1">
+      <w:start w:val="1"/>
+      <w:numFmt w:val="bullet"/>
+      <w:lvlText w:val="o"/>
+      <w:lvlJc w:val="left"/>
+      <w:pPr>
+        <w:ind w:left="1440" w:hanging="360"/>
+      </w:pPr>
+      <w:rPr>
+        <w:rFonts w:ascii="Courier New" w:hAnsi="Courier New" w:cs="Courier New" w:hint="default"/>
+      </w:rPr>
+    </w:lvl>
+    <w:lvl w:ilvl="2" w:tplc="04090005" w:tentative="1">
+      <w:start w:val="1"/>
+      <w:numFmt w:val="bullet"/>
+      <w:lvlText w:val=""/>
+      <w:lvlJc w:val="left"/>
+      <w:pPr>
+        <w:ind w:left="2160" w:hanging="360"/>
+      </w:pPr>
+      <w:rPr>
+        <w:rFonts w:ascii="Wingdings" w:hAnsi="Wingdings" w:hint="default"/>
+      </w:rPr>
+    </w:lvl>
+    <w:lvl w:ilvl="3" w:tplc="04090001" w:tentative="1">
+      <w:start w:val="1"/>
+      <w:numFmt w:val="bullet"/>
+      <w:lvlText w:val=""/>
+      <w:lvlJc w:val="left"/>
+      <w:pPr>
+        <w:ind w:left="2880" w:hanging="360"/>
+      </w:pPr>
+      <w:rPr>
+        <w:rFonts w:ascii="Symbol" w:hAnsi="Symbol" w:hint="default"/>
+      </w:rPr>
+    </w:lvl>
+    <w:lvl w:ilvl="4" w:tplc="04090003" w:tentative="1">
+      <w:start w:val="1"/>
+      <w:numFmt w:val="bullet"/>
+      <w:lvlText w:val="o"/>
+      <w:lvlJc w:val="left"/>
+      <w:pPr>
+        <w:ind w:left="3600" w:hanging="360"/>
+      </w:pPr>
+      <w:rPr>
+        <w:rFonts w:ascii="Courier New" w:hAnsi="Courier New" w:cs="Courier New" w:hint="default"/>
+      </w:rPr>
+    </w:lvl>
+    <w:lvl w:ilvl="5" w:tplc="04090005" w:tentative="1">
+      <w:start w:val="1"/>
+      <w:numFmt w:val="bullet"/>
+      <w:lvlText w:val=""/>
+      <w:lvlJc w:val="left"/>
+      <w:pPr>
+        <w:ind w:left="4320" w:hanging="360"/>
+      </w:pPr>
+      <w:rPr>
+        <w:rFonts w:ascii="Wingdings" w:hAnsi="Wingdings" w:hint="default"/>
+      </w:rPr>
+    </w:lvl>
+    <w:lvl w:ilvl="6" w:tplc="04090001" w:tentative="1">
+      <w:start w:val="1"/>
+      <w:numFmt w:val="bullet"/>
+      <w:lvlText w:val=""/>
+      <w:lvlJc w:val="left"/>
+      <w:pPr>
+        <w:ind w:left="5040" w:hanging="360"/>
+      </w:pPr>
+      <w:rPr>
+        <w:rFonts w:ascii="Symbol" w:hAnsi="Symbol" w:hint="default"/>
+      </w:rPr>
+    </w:lvl>
+    <w:lvl w:ilvl="7" w:tplc="04090003" w:tentative="1">
+      <w:start w:val="1"/>
+      <w:numFmt w:val="bullet"/>
+      <w:lvlText w:val="o"/>
+      <w:lvlJc w:val="left"/>
+      <w:pPr>
+        <w:ind w:left="5760" w:hanging="360"/>
+      </w:pPr>
+      <w:rPr>
+        <w:rFonts w:ascii="Courier New" w:hAnsi="Courier New" w:cs="Courier New" w:hint="default"/>
+      </w:rPr>
+    </w:lvl>
+    <w:lvl w:ilvl="8" w:tplc="04090005" w:tentative="1">
+      <w:start w:val="1"/>
+      <w:numFmt w:val="bullet"/>
+      <w:lvlText w:val=""/>
+      <w:lvlJc w:val="left"/>
+      <w:pPr>
+        <w:ind w:left="6480" w:hanging="360"/>
+      </w:pPr>
+      <w:rPr>
+        <w:rFonts w:ascii="Wingdings" w:hAnsi="Wingdings" w:hint="default"/>
+      </w:rPr>
+    </w:lvl>
+  </w:abstractNum>
+  <w:abstractNum w:abstractNumId="19" w15:restartNumberingAfterBreak="0">
+    <w:nsid w:val="1DD82DA6"/>
+    <w:multiLevelType w:val="multilevel"/>
+    <w:tmpl w:val="FAECBFE8"/>
+    <w:lvl w:ilvl="0">
+      <w:start w:val="1"/>
+      <w:numFmt w:val="decimal"/>
+      <w:lvlText w:val="%1."/>
+      <w:lvlJc w:val="left"/>
+      <w:pPr>
+        <w:tabs>
+          <w:tab w:val="num" w:pos="720"/>
+        </w:tabs>
+        <w:ind w:left="720" w:hanging="360"/>
+      </w:pPr>
+    </w:lvl>
+    <w:lvl w:ilvl="1" w:tentative="1">
+      <w:start w:val="1"/>
+      <w:numFmt w:val="decimal"/>
+      <w:lvlText w:val="%2."/>
+      <w:lvlJc w:val="left"/>
+      <w:pPr>
+        <w:tabs>
+          <w:tab w:val="num" w:pos="1440"/>
+        </w:tabs>
+        <w:ind w:left="1440" w:hanging="360"/>
+      </w:pPr>
+    </w:lvl>
+    <w:lvl w:ilvl="2" w:tentative="1">
+      <w:start w:val="1"/>
+      <w:numFmt w:val="decimal"/>
+      <w:lvlText w:val="%3."/>
+      <w:lvlJc w:val="left"/>
+      <w:pPr>
+        <w:tabs>
+          <w:tab w:val="num" w:pos="2160"/>
+        </w:tabs>
+        <w:ind w:left="2160" w:hanging="360"/>
+      </w:pPr>
+    </w:lvl>
+    <w:lvl w:ilvl="3" w:tentative="1">
+      <w:start w:val="1"/>
+      <w:numFmt w:val="decimal"/>
+      <w:lvlText w:val="%4."/>
+      <w:lvlJc w:val="left"/>
+      <w:pPr>
+        <w:tabs>
+          <w:tab w:val="num" w:pos="2880"/>
+        </w:tabs>
+        <w:ind w:left="2880" w:hanging="360"/>
+      </w:pPr>
+    </w:lvl>
+    <w:lvl w:ilvl="4" w:tentative="1">
+      <w:start w:val="1"/>
+      <w:numFmt w:val="decimal"/>
+      <w:lvlText w:val="%5."/>
+      <w:lvlJc w:val="left"/>
+      <w:pPr>
+        <w:tabs>
+          <w:tab w:val="num" w:pos="3600"/>
+        </w:tabs>
+        <w:ind w:left="3600" w:hanging="360"/>
+      </w:pPr>
+    </w:lvl>
+    <w:lvl w:ilvl="5" w:tentative="1">
+      <w:start w:val="1"/>
+      <w:numFmt w:val="decimal"/>
+      <w:lvlText w:val="%6."/>
+      <w:lvlJc w:val="left"/>
+      <w:pPr>
+        <w:tabs>
+          <w:tab w:val="num" w:pos="4320"/>
+        </w:tabs>
+        <w:ind w:left="4320" w:hanging="360"/>
+      </w:pPr>
+    </w:lvl>
+    <w:lvl w:ilvl="6" w:tentative="1">
+      <w:start w:val="1"/>
+      <w:numFmt w:val="decimal"/>
+      <w:lvlText w:val="%7."/>
+      <w:lvlJc w:val="left"/>
+      <w:pPr>
+        <w:tabs>
+          <w:tab w:val="num" w:pos="5040"/>
+        </w:tabs>
+        <w:ind w:left="5040" w:hanging="360"/>
+      </w:pPr>
+    </w:lvl>
+    <w:lvl w:ilvl="7" w:tentative="1">
+      <w:start w:val="1"/>
+      <w:numFmt w:val="decimal"/>
+      <w:lvlText w:val="%8."/>
+      <w:lvlJc w:val="left"/>
+      <w:pPr>
+        <w:tabs>
+          <w:tab w:val="num" w:pos="5760"/>
+        </w:tabs>
+        <w:ind w:left="5760" w:hanging="360"/>
+      </w:pPr>
+    </w:lvl>
+    <w:lvl w:ilvl="8" w:tentative="1">
+      <w:start w:val="1"/>
+      <w:numFmt w:val="decimal"/>
+      <w:lvlText w:val="%9."/>
+      <w:lvlJc w:val="left"/>
+      <w:pPr>
+        <w:tabs>
+          <w:tab w:val="num" w:pos="6480"/>
+        </w:tabs>
+        <w:ind w:left="6480" w:hanging="360"/>
+      </w:pPr>
+    </w:lvl>
+  </w:abstractNum>
+  <w:abstractNum w:abstractNumId="20" w15:restartNumberingAfterBreak="0">
     <w:nsid w:val="1DFA3C5A"/>
     <w:multiLevelType w:val="multilevel"/>
     <w:tmpl w:val="2CFE8B26"/>
@@ -6442,7 +10177,156 @@
       </w:rPr>
     </w:lvl>
   </w:abstractNum>
-  <w:abstractNum w:abstractNumId="12" w15:restartNumberingAfterBreak="0">
+  <w:abstractNum w:abstractNumId="21" w15:restartNumberingAfterBreak="0">
+    <w:nsid w:val="201E621D"/>
+    <w:multiLevelType w:val="multilevel"/>
+    <w:tmpl w:val="9ADC8BBE"/>
+    <w:lvl w:ilvl="0">
+      <w:start w:val="1"/>
+      <w:numFmt w:val="bullet"/>
+      <w:lvlText w:val=""/>
+      <w:lvlJc w:val="left"/>
+      <w:pPr>
+        <w:tabs>
+          <w:tab w:val="num" w:pos="720"/>
+        </w:tabs>
+        <w:ind w:left="720" w:hanging="360"/>
+      </w:pPr>
+      <w:rPr>
+        <w:rFonts w:ascii="Symbol" w:hAnsi="Symbol" w:hint="default"/>
+        <w:sz w:val="20"/>
+      </w:rPr>
+    </w:lvl>
+    <w:lvl w:ilvl="1" w:tentative="1">
+      <w:start w:val="1"/>
+      <w:numFmt w:val="bullet"/>
+      <w:lvlText w:val="o"/>
+      <w:lvlJc w:val="left"/>
+      <w:pPr>
+        <w:tabs>
+          <w:tab w:val="num" w:pos="1440"/>
+        </w:tabs>
+        <w:ind w:left="1440" w:hanging="360"/>
+      </w:pPr>
+      <w:rPr>
+        <w:rFonts w:ascii="Courier New" w:hAnsi="Courier New" w:hint="default"/>
+        <w:sz w:val="20"/>
+      </w:rPr>
+    </w:lvl>
+    <w:lvl w:ilvl="2" w:tentative="1">
+      <w:start w:val="1"/>
+      <w:numFmt w:val="bullet"/>
+      <w:lvlText w:val=""/>
+      <w:lvlJc w:val="left"/>
+      <w:pPr>
+        <w:tabs>
+          <w:tab w:val="num" w:pos="2160"/>
+        </w:tabs>
+        <w:ind w:left="2160" w:hanging="360"/>
+      </w:pPr>
+      <w:rPr>
+        <w:rFonts w:ascii="Wingdings" w:hAnsi="Wingdings" w:hint="default"/>
+        <w:sz w:val="20"/>
+      </w:rPr>
+    </w:lvl>
+    <w:lvl w:ilvl="3" w:tentative="1">
+      <w:start w:val="1"/>
+      <w:numFmt w:val="bullet"/>
+      <w:lvlText w:val=""/>
+      <w:lvlJc w:val="left"/>
+      <w:pPr>
+        <w:tabs>
+          <w:tab w:val="num" w:pos="2880"/>
+        </w:tabs>
+        <w:ind w:left="2880" w:hanging="360"/>
+      </w:pPr>
+      <w:rPr>
+        <w:rFonts w:ascii="Wingdings" w:hAnsi="Wingdings" w:hint="default"/>
+        <w:sz w:val="20"/>
+      </w:rPr>
+    </w:lvl>
+    <w:lvl w:ilvl="4" w:tentative="1">
+      <w:start w:val="1"/>
+      <w:numFmt w:val="bullet"/>
+      <w:lvlText w:val=""/>
+      <w:lvlJc w:val="left"/>
+      <w:pPr>
+        <w:tabs>
+          <w:tab w:val="num" w:pos="3600"/>
+        </w:tabs>
+        <w:ind w:left="3600" w:hanging="360"/>
+      </w:pPr>
+      <w:rPr>
+        <w:rFonts w:ascii="Wingdings" w:hAnsi="Wingdings" w:hint="default"/>
+        <w:sz w:val="20"/>
+      </w:rPr>
+    </w:lvl>
+    <w:lvl w:ilvl="5" w:tentative="1">
+      <w:start w:val="1"/>
+      <w:numFmt w:val="bullet"/>
+      <w:lvlText w:val=""/>
+      <w:lvlJc w:val="left"/>
+      <w:pPr>
+        <w:tabs>
+          <w:tab w:val="num" w:pos="4320"/>
+        </w:tabs>
+        <w:ind w:left="4320" w:hanging="360"/>
+      </w:pPr>
+      <w:rPr>
+        <w:rFonts w:ascii="Wingdings" w:hAnsi="Wingdings" w:hint="default"/>
+        <w:sz w:val="20"/>
+      </w:rPr>
+    </w:lvl>
+    <w:lvl w:ilvl="6" w:tentative="1">
+      <w:start w:val="1"/>
+      <w:numFmt w:val="bullet"/>
+      <w:lvlText w:val=""/>
+      <w:lvlJc w:val="left"/>
+      <w:pPr>
+        <w:tabs>
+          <w:tab w:val="num" w:pos="5040"/>
+        </w:tabs>
+        <w:ind w:left="5040" w:hanging="360"/>
+      </w:pPr>
+      <w:rPr>
+        <w:rFonts w:ascii="Wingdings" w:hAnsi="Wingdings" w:hint="default"/>
+        <w:sz w:val="20"/>
+      </w:rPr>
+    </w:lvl>
+    <w:lvl w:ilvl="7" w:tentative="1">
+      <w:start w:val="1"/>
+      <w:numFmt w:val="bullet"/>
+      <w:lvlText w:val=""/>
+      <w:lvlJc w:val="left"/>
+      <w:pPr>
+        <w:tabs>
+          <w:tab w:val="num" w:pos="5760"/>
+        </w:tabs>
+        <w:ind w:left="5760" w:hanging="360"/>
+      </w:pPr>
+      <w:rPr>
+        <w:rFonts w:ascii="Wingdings" w:hAnsi="Wingdings" w:hint="default"/>
+        <w:sz w:val="20"/>
+      </w:rPr>
+    </w:lvl>
+    <w:lvl w:ilvl="8" w:tentative="1">
+      <w:start w:val="1"/>
+      <w:numFmt w:val="bullet"/>
+      <w:lvlText w:val=""/>
+      <w:lvlJc w:val="left"/>
+      <w:pPr>
+        <w:tabs>
+          <w:tab w:val="num" w:pos="6480"/>
+        </w:tabs>
+        <w:ind w:left="6480" w:hanging="360"/>
+      </w:pPr>
+      <w:rPr>
+        <w:rFonts w:ascii="Wingdings" w:hAnsi="Wingdings" w:hint="default"/>
+        <w:sz w:val="20"/>
+      </w:rPr>
+    </w:lvl>
+  </w:abstractNum>
+  <w:abstractNum w:abstractNumId="22" w15:restartNumberingAfterBreak="0">
     <w:nsid w:val="288E0741"/>
     <w:multiLevelType w:val="hybridMultilevel"/>
     <w:tmpl w:val="CE7E5BF4"/>
@@ -6555,7 +10439,7 @@
       </w:rPr>
     </w:lvl>
   </w:abstractNum>
-  <w:abstractNum w:abstractNumId="13" w15:restartNumberingAfterBreak="0">
+  <w:abstractNum w:abstractNumId="23" w15:restartNumberingAfterBreak="0">
     <w:nsid w:val="2ABD629F"/>
     <w:multiLevelType w:val="multilevel"/>
     <w:tmpl w:val="86EA6486"/>
@@ -6704,7 +10588,120 @@
       </w:rPr>
     </w:lvl>
   </w:abstractNum>
-  <w:abstractNum w:abstractNumId="14" w15:restartNumberingAfterBreak="0">
+  <w:abstractNum w:abstractNumId="24" w15:restartNumberingAfterBreak="0">
+    <w:nsid w:val="300268C5"/>
+    <w:multiLevelType w:val="hybridMultilevel"/>
+    <w:tmpl w:val="4106EAA4"/>
+    <w:lvl w:ilvl="0" w:tplc="04090001">
+      <w:start w:val="1"/>
+      <w:numFmt w:val="bullet"/>
+      <w:lvlText w:val=""/>
+      <w:lvlJc w:val="left"/>
+      <w:pPr>
+        <w:ind w:left="720" w:hanging="360"/>
+      </w:pPr>
+      <w:rPr>
+        <w:rFonts w:ascii="Symbol" w:hAnsi="Symbol" w:hint="default"/>
+      </w:rPr>
+    </w:lvl>
+    <w:lvl w:ilvl="1" w:tplc="04090003" w:tentative="1">
+      <w:start w:val="1"/>
+      <w:numFmt w:val="bullet"/>
+      <w:lvlText w:val="o"/>
+      <w:lvlJc w:val="left"/>
+      <w:pPr>
+        <w:ind w:left="1440" w:hanging="360"/>
+      </w:pPr>
+      <w:rPr>
+        <w:rFonts w:ascii="Courier New" w:hAnsi="Courier New" w:cs="Courier New" w:hint="default"/>
+      </w:rPr>
+    </w:lvl>
+    <w:lvl w:ilvl="2" w:tplc="04090005" w:tentative="1">
+      <w:start w:val="1"/>
+      <w:numFmt w:val="bullet"/>
+      <w:lvlText w:val=""/>
+      <w:lvlJc w:val="left"/>
+      <w:pPr>
+        <w:ind w:left="2160" w:hanging="360"/>
+      </w:pPr>
+      <w:rPr>
+        <w:rFonts w:ascii="Wingdings" w:hAnsi="Wingdings" w:hint="default"/>
+      </w:rPr>
+    </w:lvl>
+    <w:lvl w:ilvl="3" w:tplc="04090001" w:tentative="1">
+      <w:start w:val="1"/>
+      <w:numFmt w:val="bullet"/>
+      <w:lvlText w:val=""/>
+      <w:lvlJc w:val="left"/>
+      <w:pPr>
+        <w:ind w:left="2880" w:hanging="360"/>
+      </w:pPr>
+      <w:rPr>
+        <w:rFonts w:ascii="Symbol" w:hAnsi="Symbol" w:hint="default"/>
+      </w:rPr>
+    </w:lvl>
+    <w:lvl w:ilvl="4" w:tplc="04090003" w:tentative="1">
+      <w:start w:val="1"/>
+      <w:numFmt w:val="bullet"/>
+      <w:lvlText w:val="o"/>
+      <w:lvlJc w:val="left"/>
+      <w:pPr>
+        <w:ind w:left="3600" w:hanging="360"/>
+      </w:pPr>
+      <w:rPr>
+        <w:rFonts w:ascii="Courier New" w:hAnsi="Courier New" w:cs="Courier New" w:hint="default"/>
+      </w:rPr>
+    </w:lvl>
+    <w:lvl w:ilvl="5" w:tplc="04090005" w:tentative="1">
+      <w:start w:val="1"/>
+      <w:numFmt w:val="bullet"/>
+      <w:lvlText w:val=""/>
+      <w:lvlJc w:val="left"/>
+      <w:pPr>
+        <w:ind w:left="4320" w:hanging="360"/>
+      </w:pPr>
+      <w:rPr>
+        <w:rFonts w:ascii="Wingdings" w:hAnsi="Wingdings" w:hint="default"/>
+      </w:rPr>
+    </w:lvl>
+    <w:lvl w:ilvl="6" w:tplc="04090001" w:tentative="1">
+      <w:start w:val="1"/>
+      <w:numFmt w:val="bullet"/>
+      <w:lvlText w:val=""/>
+      <w:lvlJc w:val="left"/>
+      <w:pPr>
+        <w:ind w:left="5040" w:hanging="360"/>
+      </w:pPr>
+      <w:rPr>
+        <w:rFonts w:ascii="Symbol" w:hAnsi="Symbol" w:hint="default"/>
+      </w:rPr>
+    </w:lvl>
+    <w:lvl w:ilvl="7" w:tplc="04090003" w:tentative="1">
+      <w:start w:val="1"/>
+      <w:numFmt w:val="bullet"/>
+      <w:lvlText w:val="o"/>
+      <w:lvlJc w:val="left"/>
+      <w:pPr>
+        <w:ind w:left="5760" w:hanging="360"/>
+      </w:pPr>
+      <w:rPr>
+        <w:rFonts w:ascii="Courier New" w:hAnsi="Courier New" w:cs="Courier New" w:hint="default"/>
+      </w:rPr>
+    </w:lvl>
+    <w:lvl w:ilvl="8" w:tplc="04090005" w:tentative="1">
+      <w:start w:val="1"/>
+      <w:numFmt w:val="bullet"/>
+      <w:lvlText w:val=""/>
+      <w:lvlJc w:val="left"/>
+      <w:pPr>
+        <w:ind w:left="6480" w:hanging="360"/>
+      </w:pPr>
+      <w:rPr>
+        <w:rFonts w:ascii="Wingdings" w:hAnsi="Wingdings" w:hint="default"/>
+      </w:rPr>
+    </w:lvl>
+  </w:abstractNum>
+  <w:abstractNum w:abstractNumId="25" w15:restartNumberingAfterBreak="0">
     <w:nsid w:val="317921BE"/>
     <w:multiLevelType w:val="multilevel"/>
     <w:tmpl w:val="0B3C6952"/>
@@ -6853,7 +10850,209 @@
       </w:rPr>
     </w:lvl>
   </w:abstractNum>
-  <w:abstractNum w:abstractNumId="15" w15:restartNumberingAfterBreak="0">
+  <w:abstractNum w:abstractNumId="26" w15:restartNumberingAfterBreak="0">
+    <w:nsid w:val="333C3EB9"/>
+    <w:multiLevelType w:val="hybridMultilevel"/>
+    <w:tmpl w:val="DB1EC884"/>
+    <w:lvl w:ilvl="0" w:tplc="04090001">
+      <w:start w:val="1"/>
+      <w:numFmt w:val="bullet"/>
+      <w:lvlText w:val=""/>
+      <w:lvlJc w:val="left"/>
+      <w:pPr>
+        <w:ind w:left="720" w:hanging="360"/>
+      </w:pPr>
+      <w:rPr>
+        <w:rFonts w:ascii="Symbol" w:hAnsi="Symbol" w:hint="default"/>
+      </w:rPr>
+    </w:lvl>
+    <w:lvl w:ilvl="1" w:tplc="04090003" w:tentative="1">
+      <w:start w:val="1"/>
+      <w:numFmt w:val="bullet"/>
+      <w:lvlText w:val="o"/>
+      <w:lvlJc w:val="left"/>
+      <w:pPr>
+        <w:ind w:left="1440" w:hanging="360"/>
+      </w:pPr>
+      <w:rPr>
+        <w:rFonts w:ascii="Courier New" w:hAnsi="Courier New" w:cs="Courier New" w:hint="default"/>
+      </w:rPr>
+    </w:lvl>
+    <w:lvl w:ilvl="2" w:tplc="04090005" w:tentative="1">
+      <w:start w:val="1"/>
+      <w:numFmt w:val="bullet"/>
+      <w:lvlText w:val=""/>
+      <w:lvlJc w:val="left"/>
+      <w:pPr>
+        <w:ind w:left="2160" w:hanging="360"/>
+      </w:pPr>
+      <w:rPr>
+        <w:rFonts w:ascii="Wingdings" w:hAnsi="Wingdings" w:hint="default"/>
+      </w:rPr>
+    </w:lvl>
+    <w:lvl w:ilvl="3" w:tplc="04090001" w:tentative="1">
+      <w:start w:val="1"/>
+      <w:numFmt w:val="bullet"/>
+      <w:lvlText w:val=""/>
+      <w:lvlJc w:val="left"/>
+      <w:pPr>
+        <w:ind w:left="2880" w:hanging="360"/>
+      </w:pPr>
+      <w:rPr>
+        <w:rFonts w:ascii="Symbol" w:hAnsi="Symbol" w:hint="default"/>
+      </w:rPr>
+    </w:lvl>
+    <w:lvl w:ilvl="4" w:tplc="04090003" w:tentative="1">
+      <w:start w:val="1"/>
+      <w:numFmt w:val="bullet"/>
+      <w:lvlText w:val="o"/>
+      <w:lvlJc w:val="left"/>
+      <w:pPr>
+        <w:ind w:left="3600" w:hanging="360"/>
+      </w:pPr>
+      <w:rPr>
+        <w:rFonts w:ascii="Courier New" w:hAnsi="Courier New" w:cs="Courier New" w:hint="default"/>
+      </w:rPr>
+    </w:lvl>
+    <w:lvl w:ilvl="5" w:tplc="04090005" w:tentative="1">
+      <w:start w:val="1"/>
+      <w:numFmt w:val="bullet"/>
+      <w:lvlText w:val=""/>
+      <w:lvlJc w:val="left"/>
+      <w:pPr>
+        <w:ind w:left="4320" w:hanging="360"/>
+      </w:pPr>
+      <w:rPr>
+        <w:rFonts w:ascii="Wingdings" w:hAnsi="Wingdings" w:hint="default"/>
+      </w:rPr>
+    </w:lvl>
+    <w:lvl w:ilvl="6" w:tplc="04090001" w:tentative="1">
+      <w:start w:val="1"/>
+      <w:numFmt w:val="bullet"/>
+      <w:lvlText w:val=""/>
+      <w:lvlJc w:val="left"/>
+      <w:pPr>
+        <w:ind w:left="5040" w:hanging="360"/>
+      </w:pPr>
+      <w:rPr>
+        <w:rFonts w:ascii="Symbol" w:hAnsi="Symbol" w:hint="default"/>
+      </w:rPr>
+    </w:lvl>
+    <w:lvl w:ilvl="7" w:tplc="04090003" w:tentative="1">
+      <w:start w:val="1"/>
+      <w:numFmt w:val="bullet"/>
+      <w:lvlText w:val="o"/>
+      <w:lvlJc w:val="left"/>
+      <w:pPr>
+        <w:ind w:left="5760" w:hanging="360"/>
+      </w:pPr>
+      <w:rPr>
+        <w:rFonts w:ascii="Courier New" w:hAnsi="Courier New" w:cs="Courier New" w:hint="default"/>
+      </w:rPr>
+    </w:lvl>
+    <w:lvl w:ilvl="8" w:tplc="04090005" w:tentative="1">
+      <w:start w:val="1"/>
+      <w:numFmt w:val="bullet"/>
+      <w:lvlText w:val=""/>
+      <w:lvlJc w:val="left"/>
+      <w:pPr>
+        <w:ind w:left="6480" w:hanging="360"/>
+      </w:pPr>
+      <w:rPr>
+        <w:rFonts w:ascii="Wingdings" w:hAnsi="Wingdings" w:hint="default"/>
+      </w:rPr>
+    </w:lvl>
+  </w:abstractNum>
+  <w:abstractNum w:abstractNumId="27" w15:restartNumberingAfterBreak="0">
+    <w:nsid w:val="33CD6E4E"/>
+    <w:multiLevelType w:val="hybridMultilevel"/>
+    <w:tmpl w:val="13DC2CD6"/>
+    <w:lvl w:ilvl="0" w:tplc="0409000F">
+      <w:start w:val="1"/>
+      <w:numFmt w:val="decimal"/>
+      <w:lvlText w:val="%1."/>
+      <w:lvlJc w:val="left"/>
+      <w:pPr>
+        <w:ind w:left="720" w:hanging="360"/>
+      </w:pPr>
+      <w:rPr>
+        <w:rFonts w:hint="default"/>
+      </w:rPr>
+    </w:lvl>
+    <w:lvl w:ilvl="1" w:tplc="04090019" w:tentative="1">
+      <w:start w:val="1"/>
+      <w:numFmt w:val="lowerLetter"/>
+      <w:lvlText w:val="%2."/>
+      <w:lvlJc w:val="left"/>
+      <w:pPr>
+        <w:ind w:left="1440" w:hanging="360"/>
+      </w:pPr>
+    </w:lvl>
+    <w:lvl w:ilvl="2" w:tplc="0409001B" w:tentative="1">
+      <w:start w:val="1"/>
+      <w:numFmt w:val="lowerRoman"/>
+      <w:lvlText w:val="%3."/>
+      <w:lvlJc w:val="right"/>
+      <w:pPr>
+        <w:ind w:left="2160" w:hanging="180"/>
+      </w:pPr>
+    </w:lvl>
+    <w:lvl w:ilvl="3" w:tplc="0409000F" w:tentative="1">
+      <w:start w:val="1"/>
+      <w:numFmt w:val="decimal"/>
+      <w:lvlText w:val="%4."/>
+      <w:lvlJc w:val="left"/>
+      <w:pPr>
+        <w:ind w:left="2880" w:hanging="360"/>
+      </w:pPr>
+    </w:lvl>
+    <w:lvl w:ilvl="4" w:tplc="04090019" w:tentative="1">
+      <w:start w:val="1"/>
+      <w:numFmt w:val="lowerLetter"/>
+      <w:lvlText w:val="%5."/>
+      <w:lvlJc w:val="left"/>
+      <w:pPr>
+        <w:ind w:left="3600" w:hanging="360"/>
+      </w:pPr>
+    </w:lvl>
+    <w:lvl w:ilvl="5" w:tplc="0409001B" w:tentative="1">
+      <w:start w:val="1"/>
+      <w:numFmt w:val="lowerRoman"/>
+      <w:lvlText w:val="%6."/>
+      <w:lvlJc w:val="right"/>
+      <w:pPr>
+        <w:ind w:left="4320" w:hanging="180"/>
+      </w:pPr>
+    </w:lvl>
+    <w:lvl w:ilvl="6" w:tplc="0409000F" w:tentative="1">
+      <w:start w:val="1"/>
+      <w:numFmt w:val="decimal"/>
+      <w:lvlText w:val="%7."/>
+      <w:lvlJc w:val="left"/>
+      <w:pPr>
+        <w:ind w:left="5040" w:hanging="360"/>
+      </w:pPr>
+    </w:lvl>
+    <w:lvl w:ilvl="7" w:tplc="04090019" w:tentative="1">
+      <w:start w:val="1"/>
+      <w:numFmt w:val="lowerLetter"/>
+      <w:lvlText w:val="%8."/>
+      <w:lvlJc w:val="left"/>
+      <w:pPr>
+        <w:ind w:left="5760" w:hanging="360"/>
+      </w:pPr>
+    </w:lvl>
+    <w:lvl w:ilvl="8" w:tplc="0409001B" w:tentative="1">
+      <w:start w:val="1"/>
+      <w:numFmt w:val="lowerRoman"/>
+      <w:lvlText w:val="%9."/>
+      <w:lvlJc w:val="right"/>
+      <w:pPr>
+        <w:ind w:left="6480" w:hanging="180"/>
+      </w:pPr>
+    </w:lvl>
+  </w:abstractNum>
+  <w:abstractNum w:abstractNumId="28" w15:restartNumberingAfterBreak="0">
     <w:nsid w:val="35DF6DB3"/>
     <w:multiLevelType w:val="multilevel"/>
     <w:tmpl w:val="5EF69778"/>
@@ -7002,7 +11201,7 @@
       </w:rPr>
     </w:lvl>
   </w:abstractNum>
-  <w:abstractNum w:abstractNumId="16" w15:restartNumberingAfterBreak="0">
+  <w:abstractNum w:abstractNumId="29" w15:restartNumberingAfterBreak="0">
     <w:nsid w:val="36297E4A"/>
     <w:multiLevelType w:val="multilevel"/>
     <w:tmpl w:val="60400AD4"/>
@@ -7151,7 +11350,7 @@
       </w:rPr>
     </w:lvl>
   </w:abstractNum>
-  <w:abstractNum w:abstractNumId="17" w15:restartNumberingAfterBreak="0">
+  <w:abstractNum w:abstractNumId="30" w15:restartNumberingAfterBreak="0">
     <w:nsid w:val="3B9C1289"/>
     <w:multiLevelType w:val="hybridMultilevel"/>
     <w:tmpl w:val="A5285AEE"/>
@@ -7264,7 +11463,7 @@
       </w:rPr>
     </w:lvl>
   </w:abstractNum>
-  <w:abstractNum w:abstractNumId="18" w15:restartNumberingAfterBreak="0">
+  <w:abstractNum w:abstractNumId="31" w15:restartNumberingAfterBreak="0">
     <w:nsid w:val="3BB709D5"/>
     <w:multiLevelType w:val="hybridMultilevel"/>
     <w:tmpl w:val="2C065AF4"/>
@@ -7377,7 +11576,120 @@
       </w:rPr>
     </w:lvl>
   </w:abstractNum>
-  <w:abstractNum w:abstractNumId="19" w15:restartNumberingAfterBreak="0">
+  <w:abstractNum w:abstractNumId="32" w15:restartNumberingAfterBreak="0">
+    <w:nsid w:val="3D0A5706"/>
+    <w:multiLevelType w:val="hybridMultilevel"/>
+    <w:tmpl w:val="6DEED74E"/>
+    <w:lvl w:ilvl="0" w:tplc="04090001">
+      <w:start w:val="1"/>
+      <w:numFmt w:val="bullet"/>
+      <w:lvlText w:val=""/>
+      <w:lvlJc w:val="left"/>
+      <w:pPr>
+        <w:ind w:left="720" w:hanging="360"/>
+      </w:pPr>
+      <w:rPr>
+        <w:rFonts w:ascii="Symbol" w:hAnsi="Symbol" w:hint="default"/>
+      </w:rPr>
+    </w:lvl>
+    <w:lvl w:ilvl="1" w:tplc="04090003" w:tentative="1">
+      <w:start w:val="1"/>
+      <w:numFmt w:val="bullet"/>
+      <w:lvlText w:val="o"/>
+      <w:lvlJc w:val="left"/>
+      <w:pPr>
+        <w:ind w:left="1440" w:hanging="360"/>
+      </w:pPr>
+      <w:rPr>
+        <w:rFonts w:ascii="Courier New" w:hAnsi="Courier New" w:cs="Courier New" w:hint="default"/>
+      </w:rPr>
+    </w:lvl>
+    <w:lvl w:ilvl="2" w:tplc="04090005" w:tentative="1">
+      <w:start w:val="1"/>
+      <w:numFmt w:val="bullet"/>
+      <w:lvlText w:val=""/>
+      <w:lvlJc w:val="left"/>
+      <w:pPr>
+        <w:ind w:left="2160" w:hanging="360"/>
+      </w:pPr>
+      <w:rPr>
+        <w:rFonts w:ascii="Wingdings" w:hAnsi="Wingdings" w:hint="default"/>
+      </w:rPr>
+    </w:lvl>
+    <w:lvl w:ilvl="3" w:tplc="04090001" w:tentative="1">
+      <w:start w:val="1"/>
+      <w:numFmt w:val="bullet"/>
+      <w:lvlText w:val=""/>
+      <w:lvlJc w:val="left"/>
+      <w:pPr>
+        <w:ind w:left="2880" w:hanging="360"/>
+      </w:pPr>
+      <w:rPr>
+        <w:rFonts w:ascii="Symbol" w:hAnsi="Symbol" w:hint="default"/>
+      </w:rPr>
+    </w:lvl>
+    <w:lvl w:ilvl="4" w:tplc="04090003" w:tentative="1">
+      <w:start w:val="1"/>
+      <w:numFmt w:val="bullet"/>
+      <w:lvlText w:val="o"/>
+      <w:lvlJc w:val="left"/>
+      <w:pPr>
+        <w:ind w:left="3600" w:hanging="360"/>
+      </w:pPr>
+      <w:rPr>
+        <w:rFonts w:ascii="Courier New" w:hAnsi="Courier New" w:cs="Courier New" w:hint="default"/>
+      </w:rPr>
+    </w:lvl>
+    <w:lvl w:ilvl="5" w:tplc="04090005" w:tentative="1">
+      <w:start w:val="1"/>
+      <w:numFmt w:val="bullet"/>
+      <w:lvlText w:val=""/>
+      <w:lvlJc w:val="left"/>
+      <w:pPr>
+        <w:ind w:left="4320" w:hanging="360"/>
+      </w:pPr>
+      <w:rPr>
+        <w:rFonts w:ascii="Wingdings" w:hAnsi="Wingdings" w:hint="default"/>
+      </w:rPr>
+    </w:lvl>
+    <w:lvl w:ilvl="6" w:tplc="04090001" w:tentative="1">
+      <w:start w:val="1"/>
+      <w:numFmt w:val="bullet"/>
+      <w:lvlText w:val=""/>
+      <w:lvlJc w:val="left"/>
+      <w:pPr>
+        <w:ind w:left="5040" w:hanging="360"/>
+      </w:pPr>
+      <w:rPr>
+        <w:rFonts w:ascii="Symbol" w:hAnsi="Symbol" w:hint="default"/>
+      </w:rPr>
+    </w:lvl>
+    <w:lvl w:ilvl="7" w:tplc="04090003" w:tentative="1">
+      <w:start w:val="1"/>
+      <w:numFmt w:val="bullet"/>
+      <w:lvlText w:val="o"/>
+      <w:lvlJc w:val="left"/>
+      <w:pPr>
+        <w:ind w:left="5760" w:hanging="360"/>
+      </w:pPr>
+      <w:rPr>
+        <w:rFonts w:ascii="Courier New" w:hAnsi="Courier New" w:cs="Courier New" w:hint="default"/>
+      </w:rPr>
+    </w:lvl>
+    <w:lvl w:ilvl="8" w:tplc="04090005" w:tentative="1">
+      <w:start w:val="1"/>
+      <w:numFmt w:val="bullet"/>
+      <w:lvlText w:val=""/>
+      <w:lvlJc w:val="left"/>
+      <w:pPr>
+        <w:ind w:left="6480" w:hanging="360"/>
+      </w:pPr>
+      <w:rPr>
+        <w:rFonts w:ascii="Wingdings" w:hAnsi="Wingdings" w:hint="default"/>
+      </w:rPr>
+    </w:lvl>
+  </w:abstractNum>
+  <w:abstractNum w:abstractNumId="33" w15:restartNumberingAfterBreak="0">
     <w:nsid w:val="404147FE"/>
     <w:multiLevelType w:val="hybridMultilevel"/>
     <w:tmpl w:val="1A90830A"/>
@@ -7490,7 +11802,7 @@
       </w:rPr>
     </w:lvl>
   </w:abstractNum>
-  <w:abstractNum w:abstractNumId="20" w15:restartNumberingAfterBreak="0">
+  <w:abstractNum w:abstractNumId="34" w15:restartNumberingAfterBreak="0">
     <w:nsid w:val="407577CD"/>
     <w:multiLevelType w:val="multilevel"/>
     <w:tmpl w:val="A0242ACE"/>
@@ -7639,7 +11951,7 @@
       </w:rPr>
     </w:lvl>
   </w:abstractNum>
-  <w:abstractNum w:abstractNumId="21" w15:restartNumberingAfterBreak="0">
+  <w:abstractNum w:abstractNumId="35" w15:restartNumberingAfterBreak="0">
     <w:nsid w:val="4112235F"/>
     <w:multiLevelType w:val="multilevel"/>
     <w:tmpl w:val="967C9892"/>
@@ -7756,7 +12068,7 @@
       </w:pPr>
     </w:lvl>
   </w:abstractNum>
-  <w:abstractNum w:abstractNumId="22" w15:restartNumberingAfterBreak="0">
+  <w:abstractNum w:abstractNumId="36" w15:restartNumberingAfterBreak="0">
     <w:nsid w:val="415C1BF5"/>
     <w:multiLevelType w:val="multilevel"/>
     <w:tmpl w:val="64D4973C"/>
@@ -7905,7 +12217,418 @@
       </w:rPr>
     </w:lvl>
   </w:abstractNum>
-  <w:abstractNum w:abstractNumId="23" w15:restartNumberingAfterBreak="0">
+  <w:abstractNum w:abstractNumId="37" w15:restartNumberingAfterBreak="0">
+    <w:nsid w:val="42347E14"/>
+    <w:multiLevelType w:val="multilevel"/>
+    <w:tmpl w:val="2736A8C6"/>
+    <w:lvl w:ilvl="0">
+      <w:start w:val="1"/>
+      <w:numFmt w:val="bullet"/>
+      <w:lvlText w:val=""/>
+      <w:lvlJc w:val="left"/>
+      <w:pPr>
+        <w:tabs>
+          <w:tab w:val="num" w:pos="720"/>
+        </w:tabs>
+        <w:ind w:left="720" w:hanging="360"/>
+      </w:pPr>
+      <w:rPr>
+        <w:rFonts w:ascii="Symbol" w:hAnsi="Symbol" w:hint="default"/>
+        <w:sz w:val="20"/>
+      </w:rPr>
+    </w:lvl>
+    <w:lvl w:ilvl="1" w:tentative="1">
+      <w:start w:val="1"/>
+      <w:numFmt w:val="bullet"/>
+      <w:lvlText w:val="o"/>
+      <w:lvlJc w:val="left"/>
+      <w:pPr>
+        <w:tabs>
+          <w:tab w:val="num" w:pos="1440"/>
+        </w:tabs>
+        <w:ind w:left="1440" w:hanging="360"/>
+      </w:pPr>
+      <w:rPr>
+        <w:rFonts w:ascii="Courier New" w:hAnsi="Courier New" w:hint="default"/>
+        <w:sz w:val="20"/>
+      </w:rPr>
+    </w:lvl>
+    <w:lvl w:ilvl="2" w:tentative="1">
+      <w:start w:val="1"/>
+      <w:numFmt w:val="bullet"/>
+      <w:lvlText w:val=""/>
+      <w:lvlJc w:val="left"/>
+      <w:pPr>
+        <w:tabs>
+          <w:tab w:val="num" w:pos="2160"/>
+        </w:tabs>
+        <w:ind w:left="2160" w:hanging="360"/>
+      </w:pPr>
+      <w:rPr>
+        <w:rFonts w:ascii="Wingdings" w:hAnsi="Wingdings" w:hint="default"/>
+        <w:sz w:val="20"/>
+      </w:rPr>
+    </w:lvl>
+    <w:lvl w:ilvl="3" w:tentative="1">
+      <w:start w:val="1"/>
+      <w:numFmt w:val="bullet"/>
+      <w:lvlText w:val=""/>
+      <w:lvlJc w:val="left"/>
+      <w:pPr>
+        <w:tabs>
+          <w:tab w:val="num" w:pos="2880"/>
+        </w:tabs>
+        <w:ind w:left="2880" w:hanging="360"/>
+      </w:pPr>
+      <w:rPr>
+        <w:rFonts w:ascii="Wingdings" w:hAnsi="Wingdings" w:hint="default"/>
+        <w:sz w:val="20"/>
+      </w:rPr>
+    </w:lvl>
+    <w:lvl w:ilvl="4" w:tentative="1">
+      <w:start w:val="1"/>
+      <w:numFmt w:val="bullet"/>
+      <w:lvlText w:val=""/>
+      <w:lvlJc w:val="left"/>
+      <w:pPr>
+        <w:tabs>
+          <w:tab w:val="num" w:pos="3600"/>
+        </w:tabs>
+        <w:ind w:left="3600" w:hanging="360"/>
+      </w:pPr>
+      <w:rPr>
+        <w:rFonts w:ascii="Wingdings" w:hAnsi="Wingdings" w:hint="default"/>
+        <w:sz w:val="20"/>
+      </w:rPr>
+    </w:lvl>
+    <w:lvl w:ilvl="5" w:tentative="1">
+      <w:start w:val="1"/>
+      <w:numFmt w:val="bullet"/>
+      <w:lvlText w:val=""/>
+      <w:lvlJc w:val="left"/>
+      <w:pPr>
+        <w:tabs>
+          <w:tab w:val="num" w:pos="4320"/>
+        </w:tabs>
+        <w:ind w:left="4320" w:hanging="360"/>
+      </w:pPr>
+      <w:rPr>
+        <w:rFonts w:ascii="Wingdings" w:hAnsi="Wingdings" w:hint="default"/>
+        <w:sz w:val="20"/>
+      </w:rPr>
+    </w:lvl>
+    <w:lvl w:ilvl="6" w:tentative="1">
+      <w:start w:val="1"/>
+      <w:numFmt w:val="bullet"/>
+      <w:lvlText w:val=""/>
+      <w:lvlJc w:val="left"/>
+      <w:pPr>
+        <w:tabs>
+          <w:tab w:val="num" w:pos="5040"/>
+        </w:tabs>
+        <w:ind w:left="5040" w:hanging="360"/>
+      </w:pPr>
+      <w:rPr>
+        <w:rFonts w:ascii="Wingdings" w:hAnsi="Wingdings" w:hint="default"/>
+        <w:sz w:val="20"/>
+      </w:rPr>
+    </w:lvl>
+    <w:lvl w:ilvl="7" w:tentative="1">
+      <w:start w:val="1"/>
+      <w:numFmt w:val="bullet"/>
+      <w:lvlText w:val=""/>
+      <w:lvlJc w:val="left"/>
+      <w:pPr>
+        <w:tabs>
+          <w:tab w:val="num" w:pos="5760"/>
+        </w:tabs>
+        <w:ind w:left="5760" w:hanging="360"/>
+      </w:pPr>
+      <w:rPr>
+        <w:rFonts w:ascii="Wingdings" w:hAnsi="Wingdings" w:hint="default"/>
+        <w:sz w:val="20"/>
+      </w:rPr>
+    </w:lvl>
+    <w:lvl w:ilvl="8" w:tentative="1">
+      <w:start w:val="1"/>
+      <w:numFmt w:val="bullet"/>
+      <w:lvlText w:val=""/>
+      <w:lvlJc w:val="left"/>
+      <w:pPr>
+        <w:tabs>
+          <w:tab w:val="num" w:pos="6480"/>
+        </w:tabs>
+        <w:ind w:left="6480" w:hanging="360"/>
+      </w:pPr>
+      <w:rPr>
+        <w:rFonts w:ascii="Wingdings" w:hAnsi="Wingdings" w:hint="default"/>
+        <w:sz w:val="20"/>
+      </w:rPr>
+    </w:lvl>
+  </w:abstractNum>
+  <w:abstractNum w:abstractNumId="38" w15:restartNumberingAfterBreak="0">
+    <w:nsid w:val="486E5FCE"/>
+    <w:multiLevelType w:val="multilevel"/>
+    <w:tmpl w:val="3B34990E"/>
+    <w:lvl w:ilvl="0">
+      <w:start w:val="1"/>
+      <w:numFmt w:val="bullet"/>
+      <w:lvlText w:val=""/>
+      <w:lvlJc w:val="left"/>
+      <w:pPr>
+        <w:tabs>
+          <w:tab w:val="num" w:pos="720"/>
+        </w:tabs>
+        <w:ind w:left="720" w:hanging="360"/>
+      </w:pPr>
+      <w:rPr>
+        <w:rFonts w:ascii="Symbol" w:hAnsi="Symbol" w:hint="default"/>
+        <w:sz w:val="20"/>
+      </w:rPr>
+    </w:lvl>
+    <w:lvl w:ilvl="1" w:tentative="1">
+      <w:start w:val="1"/>
+      <w:numFmt w:val="bullet"/>
+      <w:lvlText w:val="o"/>
+      <w:lvlJc w:val="left"/>
+      <w:pPr>
+        <w:tabs>
+          <w:tab w:val="num" w:pos="1440"/>
+        </w:tabs>
+        <w:ind w:left="1440" w:hanging="360"/>
+      </w:pPr>
+      <w:rPr>
+        <w:rFonts w:ascii="Courier New" w:hAnsi="Courier New" w:hint="default"/>
+        <w:sz w:val="20"/>
+      </w:rPr>
+    </w:lvl>
+    <w:lvl w:ilvl="2" w:tentative="1">
+      <w:start w:val="1"/>
+      <w:numFmt w:val="bullet"/>
+      <w:lvlText w:val=""/>
+      <w:lvlJc w:val="left"/>
+      <w:pPr>
+        <w:tabs>
+          <w:tab w:val="num" w:pos="2160"/>
+        </w:tabs>
+        <w:ind w:left="2160" w:hanging="360"/>
+      </w:pPr>
+      <w:rPr>
+        <w:rFonts w:ascii="Wingdings" w:hAnsi="Wingdings" w:hint="default"/>
+        <w:sz w:val="20"/>
+      </w:rPr>
+    </w:lvl>
+    <w:lvl w:ilvl="3" w:tentative="1">
+      <w:start w:val="1"/>
+      <w:numFmt w:val="bullet"/>
+      <w:lvlText w:val=""/>
+      <w:lvlJc w:val="left"/>
+      <w:pPr>
+        <w:tabs>
+          <w:tab w:val="num" w:pos="2880"/>
+        </w:tabs>
+        <w:ind w:left="2880" w:hanging="360"/>
+      </w:pPr>
+      <w:rPr>
+        <w:rFonts w:ascii="Wingdings" w:hAnsi="Wingdings" w:hint="default"/>
+        <w:sz w:val="20"/>
+      </w:rPr>
+    </w:lvl>
+    <w:lvl w:ilvl="4" w:tentative="1">
+      <w:start w:val="1"/>
+      <w:numFmt w:val="bullet"/>
+      <w:lvlText w:val=""/>
+      <w:lvlJc w:val="left"/>
+      <w:pPr>
+        <w:tabs>
+          <w:tab w:val="num" w:pos="3600"/>
+        </w:tabs>
+        <w:ind w:left="3600" w:hanging="360"/>
+      </w:pPr>
+      <w:rPr>
+        <w:rFonts w:ascii="Wingdings" w:hAnsi="Wingdings" w:hint="default"/>
+        <w:sz w:val="20"/>
+      </w:rPr>
+    </w:lvl>
+    <w:lvl w:ilvl="5" w:tentative="1">
+      <w:start w:val="1"/>
+      <w:numFmt w:val="bullet"/>
+      <w:lvlText w:val=""/>
+      <w:lvlJc w:val="left"/>
+      <w:pPr>
+        <w:tabs>
+          <w:tab w:val="num" w:pos="4320"/>
+        </w:tabs>
+        <w:ind w:left="4320" w:hanging="360"/>
+      </w:pPr>
+      <w:rPr>
+        <w:rFonts w:ascii="Wingdings" w:hAnsi="Wingdings" w:hint="default"/>
+        <w:sz w:val="20"/>
+      </w:rPr>
+    </w:lvl>
+    <w:lvl w:ilvl="6" w:tentative="1">
+      <w:start w:val="1"/>
+      <w:numFmt w:val="bullet"/>
+      <w:lvlText w:val=""/>
+      <w:lvlJc w:val="left"/>
+      <w:pPr>
+        <w:tabs>
+          <w:tab w:val="num" w:pos="5040"/>
+        </w:tabs>
+        <w:ind w:left="5040" w:hanging="360"/>
+      </w:pPr>
+      <w:rPr>
+        <w:rFonts w:ascii="Wingdings" w:hAnsi="Wingdings" w:hint="default"/>
+        <w:sz w:val="20"/>
+      </w:rPr>
+    </w:lvl>
+    <w:lvl w:ilvl="7" w:tentative="1">
+      <w:start w:val="1"/>
+      <w:numFmt w:val="bullet"/>
+      <w:lvlText w:val=""/>
+      <w:lvlJc w:val="left"/>
+      <w:pPr>
+        <w:tabs>
+          <w:tab w:val="num" w:pos="5760"/>
+        </w:tabs>
+        <w:ind w:left="5760" w:hanging="360"/>
+      </w:pPr>
+      <w:rPr>
+        <w:rFonts w:ascii="Wingdings" w:hAnsi="Wingdings" w:hint="default"/>
+        <w:sz w:val="20"/>
+      </w:rPr>
+    </w:lvl>
+    <w:lvl w:ilvl="8" w:tentative="1">
+      <w:start w:val="1"/>
+      <w:numFmt w:val="bullet"/>
+      <w:lvlText w:val=""/>
+      <w:lvlJc w:val="left"/>
+      <w:pPr>
+        <w:tabs>
+          <w:tab w:val="num" w:pos="6480"/>
+        </w:tabs>
+        <w:ind w:left="6480" w:hanging="360"/>
+      </w:pPr>
+      <w:rPr>
+        <w:rFonts w:ascii="Wingdings" w:hAnsi="Wingdings" w:hint="default"/>
+        <w:sz w:val="20"/>
+      </w:rPr>
+    </w:lvl>
+  </w:abstractNum>
+  <w:abstractNum w:abstractNumId="39" w15:restartNumberingAfterBreak="0">
+    <w:nsid w:val="49B44F31"/>
+    <w:multiLevelType w:val="hybridMultilevel"/>
+    <w:tmpl w:val="7DE8B300"/>
+    <w:lvl w:ilvl="0" w:tplc="04090001">
+      <w:start w:val="1"/>
+      <w:numFmt w:val="bullet"/>
+      <w:lvlText w:val=""/>
+      <w:lvlJc w:val="left"/>
+      <w:pPr>
+        <w:ind w:left="720" w:hanging="360"/>
+      </w:pPr>
+      <w:rPr>
+        <w:rFonts w:ascii="Symbol" w:hAnsi="Symbol" w:hint="default"/>
+      </w:rPr>
+    </w:lvl>
+    <w:lvl w:ilvl="1" w:tplc="04090003" w:tentative="1">
+      <w:start w:val="1"/>
+      <w:numFmt w:val="bullet"/>
+      <w:lvlText w:val="o"/>
+      <w:lvlJc w:val="left"/>
+      <w:pPr>
+        <w:ind w:left="1440" w:hanging="360"/>
+      </w:pPr>
+      <w:rPr>
+        <w:rFonts w:ascii="Courier New" w:hAnsi="Courier New" w:cs="Courier New" w:hint="default"/>
+      </w:rPr>
+    </w:lvl>
+    <w:lvl w:ilvl="2" w:tplc="04090005" w:tentative="1">
+      <w:start w:val="1"/>
+      <w:numFmt w:val="bullet"/>
+      <w:lvlText w:val=""/>
+      <w:lvlJc w:val="left"/>
+      <w:pPr>
+        <w:ind w:left="2160" w:hanging="360"/>
+      </w:pPr>
+      <w:rPr>
+        <w:rFonts w:ascii="Wingdings" w:hAnsi="Wingdings" w:hint="default"/>
+      </w:rPr>
+    </w:lvl>
+    <w:lvl w:ilvl="3" w:tplc="04090001" w:tentative="1">
+      <w:start w:val="1"/>
+      <w:numFmt w:val="bullet"/>
+      <w:lvlText w:val=""/>
+      <w:lvlJc w:val="left"/>
+      <w:pPr>
+        <w:ind w:left="2880" w:hanging="360"/>
+      </w:pPr>
+      <w:rPr>
+        <w:rFonts w:ascii="Symbol" w:hAnsi="Symbol" w:hint="default"/>
+      </w:rPr>
+    </w:lvl>
+    <w:lvl w:ilvl="4" w:tplc="04090003" w:tentative="1">
+      <w:start w:val="1"/>
+      <w:numFmt w:val="bullet"/>
+      <w:lvlText w:val="o"/>
+      <w:lvlJc w:val="left"/>
+      <w:pPr>
+        <w:ind w:left="3600" w:hanging="360"/>
+      </w:pPr>
+      <w:rPr>
+        <w:rFonts w:ascii="Courier New" w:hAnsi="Courier New" w:cs="Courier New" w:hint="default"/>
+      </w:rPr>
+    </w:lvl>
+    <w:lvl w:ilvl="5" w:tplc="04090005" w:tentative="1">
+      <w:start w:val="1"/>
+      <w:numFmt w:val="bullet"/>
+      <w:lvlText w:val=""/>
+      <w:lvlJc w:val="left"/>
+      <w:pPr>
+        <w:ind w:left="4320" w:hanging="360"/>
+      </w:pPr>
+      <w:rPr>
+        <w:rFonts w:ascii="Wingdings" w:hAnsi="Wingdings" w:hint="default"/>
+      </w:rPr>
+    </w:lvl>
+    <w:lvl w:ilvl="6" w:tplc="04090001" w:tentative="1">
+      <w:start w:val="1"/>
+      <w:numFmt w:val="bullet"/>
+      <w:lvlText w:val=""/>
+      <w:lvlJc w:val="left"/>
+      <w:pPr>
+        <w:ind w:left="5040" w:hanging="360"/>
+      </w:pPr>
+      <w:rPr>
+        <w:rFonts w:ascii="Symbol" w:hAnsi="Symbol" w:hint="default"/>
+      </w:rPr>
+    </w:lvl>
+    <w:lvl w:ilvl="7" w:tplc="04090003" w:tentative="1">
+      <w:start w:val="1"/>
+      <w:numFmt w:val="bullet"/>
+      <w:lvlText w:val="o"/>
+      <w:lvlJc w:val="left"/>
+      <w:pPr>
+        <w:ind w:left="5760" w:hanging="360"/>
+      </w:pPr>
+      <w:rPr>
+        <w:rFonts w:ascii="Courier New" w:hAnsi="Courier New" w:cs="Courier New" w:hint="default"/>
+      </w:rPr>
+    </w:lvl>
+    <w:lvl w:ilvl="8" w:tplc="04090005" w:tentative="1">
+      <w:start w:val="1"/>
+      <w:numFmt w:val="bullet"/>
+      <w:lvlText w:val=""/>
+      <w:lvlJc w:val="left"/>
+      <w:pPr>
+        <w:ind w:left="6480" w:hanging="360"/>
+      </w:pPr>
+      <w:rPr>
+        <w:rFonts w:ascii="Wingdings" w:hAnsi="Wingdings" w:hint="default"/>
+      </w:rPr>
+    </w:lvl>
+  </w:abstractNum>
+  <w:abstractNum w:abstractNumId="40" w15:restartNumberingAfterBreak="0">
     <w:nsid w:val="4A555A55"/>
     <w:multiLevelType w:val="multilevel"/>
     <w:tmpl w:val="909086E2"/>
@@ -8022,7 +12745,7 @@
       </w:pPr>
     </w:lvl>
   </w:abstractNum>
-  <w:abstractNum w:abstractNumId="24" w15:restartNumberingAfterBreak="0">
+  <w:abstractNum w:abstractNumId="41" w15:restartNumberingAfterBreak="0">
     <w:nsid w:val="4AC23E4E"/>
     <w:multiLevelType w:val="multilevel"/>
     <w:tmpl w:val="F55AFD88"/>
@@ -8171,7 +12894,7 @@
       </w:rPr>
     </w:lvl>
   </w:abstractNum>
-  <w:abstractNum w:abstractNumId="25" w15:restartNumberingAfterBreak="0">
+  <w:abstractNum w:abstractNumId="42" w15:restartNumberingAfterBreak="0">
     <w:nsid w:val="4B9425AA"/>
     <w:multiLevelType w:val="hybridMultilevel"/>
     <w:tmpl w:val="26306A14"/>
@@ -8284,7 +13007,269 @@
       </w:rPr>
     </w:lvl>
   </w:abstractNum>
-  <w:abstractNum w:abstractNumId="26" w15:restartNumberingAfterBreak="0">
+  <w:abstractNum w:abstractNumId="43" w15:restartNumberingAfterBreak="0">
+    <w:nsid w:val="4DD647E6"/>
+    <w:multiLevelType w:val="multilevel"/>
+    <w:tmpl w:val="F962D18A"/>
+    <w:lvl w:ilvl="0">
+      <w:start w:val="1"/>
+      <w:numFmt w:val="bullet"/>
+      <w:lvlText w:val=""/>
+      <w:lvlJc w:val="left"/>
+      <w:pPr>
+        <w:tabs>
+          <w:tab w:val="num" w:pos="720"/>
+        </w:tabs>
+        <w:ind w:left="720" w:hanging="360"/>
+      </w:pPr>
+      <w:rPr>
+        <w:rFonts w:ascii="Symbol" w:hAnsi="Symbol" w:hint="default"/>
+        <w:sz w:val="20"/>
+      </w:rPr>
+    </w:lvl>
+    <w:lvl w:ilvl="1" w:tentative="1">
+      <w:start w:val="1"/>
+      <w:numFmt w:val="bullet"/>
+      <w:lvlText w:val="o"/>
+      <w:lvlJc w:val="left"/>
+      <w:pPr>
+        <w:tabs>
+          <w:tab w:val="num" w:pos="1440"/>
+        </w:tabs>
+        <w:ind w:left="1440" w:hanging="360"/>
+      </w:pPr>
+      <w:rPr>
+        <w:rFonts w:ascii="Courier New" w:hAnsi="Courier New" w:hint="default"/>
+        <w:sz w:val="20"/>
+      </w:rPr>
+    </w:lvl>
+    <w:lvl w:ilvl="2" w:tentative="1">
+      <w:start w:val="1"/>
+      <w:numFmt w:val="bullet"/>
+      <w:lvlText w:val=""/>
+      <w:lvlJc w:val="left"/>
+      <w:pPr>
+        <w:tabs>
+          <w:tab w:val="num" w:pos="2160"/>
+        </w:tabs>
+        <w:ind w:left="2160" w:hanging="360"/>
+      </w:pPr>
+      <w:rPr>
+        <w:rFonts w:ascii="Wingdings" w:hAnsi="Wingdings" w:hint="default"/>
+        <w:sz w:val="20"/>
+      </w:rPr>
+    </w:lvl>
+    <w:lvl w:ilvl="3" w:tentative="1">
+      <w:start w:val="1"/>
+      <w:numFmt w:val="bullet"/>
+      <w:lvlText w:val=""/>
+      <w:lvlJc w:val="left"/>
+      <w:pPr>
+        <w:tabs>
+          <w:tab w:val="num" w:pos="2880"/>
+        </w:tabs>
+        <w:ind w:left="2880" w:hanging="360"/>
+      </w:pPr>
+      <w:rPr>
+        <w:rFonts w:ascii="Wingdings" w:hAnsi="Wingdings" w:hint="default"/>
+        <w:sz w:val="20"/>
+      </w:rPr>
+    </w:lvl>
+    <w:lvl w:ilvl="4" w:tentative="1">
+      <w:start w:val="1"/>
+      <w:numFmt w:val="bullet"/>
+      <w:lvlText w:val=""/>
+      <w:lvlJc w:val="left"/>
+      <w:pPr>
+        <w:tabs>
+          <w:tab w:val="num" w:pos="3600"/>
+        </w:tabs>
+        <w:ind w:left="3600" w:hanging="360"/>
+      </w:pPr>
+      <w:rPr>
+        <w:rFonts w:ascii="Wingdings" w:hAnsi="Wingdings" w:hint="default"/>
+        <w:sz w:val="20"/>
+      </w:rPr>
+    </w:lvl>
+    <w:lvl w:ilvl="5" w:tentative="1">
+      <w:start w:val="1"/>
+      <w:numFmt w:val="bullet"/>
+      <w:lvlText w:val=""/>
+      <w:lvlJc w:val="left"/>
+      <w:pPr>
+        <w:tabs>
+          <w:tab w:val="num" w:pos="4320"/>
+        </w:tabs>
+        <w:ind w:left="4320" w:hanging="360"/>
+      </w:pPr>
+      <w:rPr>
+        <w:rFonts w:ascii="Wingdings" w:hAnsi="Wingdings" w:hint="default"/>
+        <w:sz w:val="20"/>
+      </w:rPr>
+    </w:lvl>
+    <w:lvl w:ilvl="6" w:tentative="1">
+      <w:start w:val="1"/>
+      <w:numFmt w:val="bullet"/>
+      <w:lvlText w:val=""/>
+      <w:lvlJc w:val="left"/>
+      <w:pPr>
+        <w:tabs>
+          <w:tab w:val="num" w:pos="5040"/>
+        </w:tabs>
+        <w:ind w:left="5040" w:hanging="360"/>
+      </w:pPr>
+      <w:rPr>
+        <w:rFonts w:ascii="Wingdings" w:hAnsi="Wingdings" w:hint="default"/>
+        <w:sz w:val="20"/>
+      </w:rPr>
+    </w:lvl>
+    <w:lvl w:ilvl="7" w:tentative="1">
+      <w:start w:val="1"/>
+      <w:numFmt w:val="bullet"/>
+      <w:lvlText w:val=""/>
+      <w:lvlJc w:val="left"/>
+      <w:pPr>
+        <w:tabs>
+          <w:tab w:val="num" w:pos="5760"/>
+        </w:tabs>
+        <w:ind w:left="5760" w:hanging="360"/>
+      </w:pPr>
+      <w:rPr>
+        <w:rFonts w:ascii="Wingdings" w:hAnsi="Wingdings" w:hint="default"/>
+        <w:sz w:val="20"/>
+      </w:rPr>
+    </w:lvl>
+    <w:lvl w:ilvl="8" w:tentative="1">
+      <w:start w:val="1"/>
+      <w:numFmt w:val="bullet"/>
+      <w:lvlText w:val=""/>
+      <w:lvlJc w:val="left"/>
+      <w:pPr>
+        <w:tabs>
+          <w:tab w:val="num" w:pos="6480"/>
+        </w:tabs>
+        <w:ind w:left="6480" w:hanging="360"/>
+      </w:pPr>
+      <w:rPr>
+        <w:rFonts w:ascii="Wingdings" w:hAnsi="Wingdings" w:hint="default"/>
+        <w:sz w:val="20"/>
+      </w:rPr>
+    </w:lvl>
+  </w:abstractNum>
+  <w:abstractNum w:abstractNumId="44" w15:restartNumberingAfterBreak="0">
+    <w:nsid w:val="4EC77D3E"/>
+    <w:multiLevelType w:val="hybridMultilevel"/>
+    <w:tmpl w:val="08B20D32"/>
+    <w:lvl w:ilvl="0" w:tplc="04090001">
+      <w:start w:val="1"/>
+      <w:numFmt w:val="bullet"/>
+      <w:lvlText w:val=""/>
+      <w:lvlJc w:val="left"/>
+      <w:pPr>
+        <w:ind w:left="720" w:hanging="360"/>
+      </w:pPr>
+      <w:rPr>
+        <w:rFonts w:ascii="Symbol" w:hAnsi="Symbol" w:hint="default"/>
+      </w:rPr>
+    </w:lvl>
+    <w:lvl w:ilvl="1" w:tplc="04090003" w:tentative="1">
+      <w:start w:val="1"/>
+      <w:numFmt w:val="bullet"/>
+      <w:lvlText w:val="o"/>
+      <w:lvlJc w:val="left"/>
+      <w:pPr>
+        <w:ind w:left="1440" w:hanging="360"/>
+      </w:pPr>
+      <w:rPr>
+        <w:rFonts w:ascii="Courier New" w:hAnsi="Courier New" w:cs="Courier New" w:hint="default"/>
+      </w:rPr>
+    </w:lvl>
+    <w:lvl w:ilvl="2" w:tplc="04090005" w:tentative="1">
+      <w:start w:val="1"/>
+      <w:numFmt w:val="bullet"/>
+      <w:lvlText w:val=""/>
+      <w:lvlJc w:val="left"/>
+      <w:pPr>
+        <w:ind w:left="2160" w:hanging="360"/>
+      </w:pPr>
+      <w:rPr>
+        <w:rFonts w:ascii="Wingdings" w:hAnsi="Wingdings" w:hint="default"/>
+      </w:rPr>
+    </w:lvl>
+    <w:lvl w:ilvl="3" w:tplc="04090001" w:tentative="1">
+      <w:start w:val="1"/>
+      <w:numFmt w:val="bullet"/>
+      <w:lvlText w:val=""/>
+      <w:lvlJc w:val="left"/>
+      <w:pPr>
+        <w:ind w:left="2880" w:hanging="360"/>
+      </w:pPr>
+      <w:rPr>
+        <w:rFonts w:ascii="Symbol" w:hAnsi="Symbol" w:hint="default"/>
+      </w:rPr>
+    </w:lvl>
+    <w:lvl w:ilvl="4" w:tplc="04090003" w:tentative="1">
+      <w:start w:val="1"/>
+      <w:numFmt w:val="bullet"/>
+      <w:lvlText w:val="o"/>
+      <w:lvlJc w:val="left"/>
+      <w:pPr>
+        <w:ind w:left="3600" w:hanging="360"/>
+      </w:pPr>
+      <w:rPr>
+        <w:rFonts w:ascii="Courier New" w:hAnsi="Courier New" w:cs="Courier New" w:hint="default"/>
+      </w:rPr>
+    </w:lvl>
+    <w:lvl w:ilvl="5" w:tplc="04090005" w:tentative="1">
+      <w:start w:val="1"/>
+      <w:numFmt w:val="bullet"/>
+      <w:lvlText w:val=""/>
+      <w:lvlJc w:val="left"/>
+      <w:pPr>
+        <w:ind w:left="4320" w:hanging="360"/>
+      </w:pPr>
+      <w:rPr>
+        <w:rFonts w:ascii="Wingdings" w:hAnsi="Wingdings" w:hint="default"/>
+      </w:rPr>
+    </w:lvl>
+    <w:lvl w:ilvl="6" w:tplc="04090001" w:tentative="1">
+      <w:start w:val="1"/>
+      <w:numFmt w:val="bullet"/>
+      <w:lvlText w:val=""/>
+      <w:lvlJc w:val="left"/>
+      <w:pPr>
+        <w:ind w:left="5040" w:hanging="360"/>
+      </w:pPr>
+      <w:rPr>
+        <w:rFonts w:ascii="Symbol" w:hAnsi="Symbol" w:hint="default"/>
+      </w:rPr>
+    </w:lvl>
+    <w:lvl w:ilvl="7" w:tplc="04090003" w:tentative="1">
+      <w:start w:val="1"/>
+      <w:numFmt w:val="bullet"/>
+      <w:lvlText w:val="o"/>
+      <w:lvlJc w:val="left"/>
+      <w:pPr>
+        <w:ind w:left="5760" w:hanging="360"/>
+      </w:pPr>
+      <w:rPr>
+        <w:rFonts w:ascii="Courier New" w:hAnsi="Courier New" w:cs="Courier New" w:hint="default"/>
+      </w:rPr>
+    </w:lvl>
+    <w:lvl w:ilvl="8" w:tplc="04090005" w:tentative="1">
+      <w:start w:val="1"/>
+      <w:numFmt w:val="bullet"/>
+      <w:lvlText w:val=""/>
+      <w:lvlJc w:val="left"/>
+      <w:pPr>
+        <w:ind w:left="6480" w:hanging="360"/>
+      </w:pPr>
+      <w:rPr>
+        <w:rFonts w:ascii="Wingdings" w:hAnsi="Wingdings" w:hint="default"/>
+      </w:rPr>
+    </w:lvl>
+  </w:abstractNum>
+  <w:abstractNum w:abstractNumId="45" w15:restartNumberingAfterBreak="0">
     <w:nsid w:val="524F5862"/>
     <w:multiLevelType w:val="multilevel"/>
     <w:tmpl w:val="F4D2A398"/>
@@ -8433,7 +13418,305 @@
       </w:rPr>
     </w:lvl>
   </w:abstractNum>
-  <w:abstractNum w:abstractNumId="27" w15:restartNumberingAfterBreak="0">
+  <w:abstractNum w:abstractNumId="46" w15:restartNumberingAfterBreak="0">
+    <w:nsid w:val="547257E8"/>
+    <w:multiLevelType w:val="multilevel"/>
+    <w:tmpl w:val="46268B8C"/>
+    <w:lvl w:ilvl="0">
+      <w:start w:val="1"/>
+      <w:numFmt w:val="bullet"/>
+      <w:lvlText w:val=""/>
+      <w:lvlJc w:val="left"/>
+      <w:pPr>
+        <w:tabs>
+          <w:tab w:val="num" w:pos="720"/>
+        </w:tabs>
+        <w:ind w:left="720" w:hanging="360"/>
+      </w:pPr>
+      <w:rPr>
+        <w:rFonts w:ascii="Symbol" w:hAnsi="Symbol" w:hint="default"/>
+        <w:sz w:val="20"/>
+      </w:rPr>
+    </w:lvl>
+    <w:lvl w:ilvl="1" w:tentative="1">
+      <w:start w:val="1"/>
+      <w:numFmt w:val="bullet"/>
+      <w:lvlText w:val="o"/>
+      <w:lvlJc w:val="left"/>
+      <w:pPr>
+        <w:tabs>
+          <w:tab w:val="num" w:pos="1440"/>
+        </w:tabs>
+        <w:ind w:left="1440" w:hanging="360"/>
+      </w:pPr>
+      <w:rPr>
+        <w:rFonts w:ascii="Courier New" w:hAnsi="Courier New" w:hint="default"/>
+        <w:sz w:val="20"/>
+      </w:rPr>
+    </w:lvl>
+    <w:lvl w:ilvl="2" w:tentative="1">
+      <w:start w:val="1"/>
+      <w:numFmt w:val="bullet"/>
+      <w:lvlText w:val=""/>
+      <w:lvlJc w:val="left"/>
+      <w:pPr>
+        <w:tabs>
+          <w:tab w:val="num" w:pos="2160"/>
+        </w:tabs>
+        <w:ind w:left="2160" w:hanging="360"/>
+      </w:pPr>
+      <w:rPr>
+        <w:rFonts w:ascii="Wingdings" w:hAnsi="Wingdings" w:hint="default"/>
+        <w:sz w:val="20"/>
+      </w:rPr>
+    </w:lvl>
+    <w:lvl w:ilvl="3" w:tentative="1">
+      <w:start w:val="1"/>
+      <w:numFmt w:val="bullet"/>
+      <w:lvlText w:val=""/>
+      <w:lvlJc w:val="left"/>
+      <w:pPr>
+        <w:tabs>
+          <w:tab w:val="num" w:pos="2880"/>
+        </w:tabs>
+        <w:ind w:left="2880" w:hanging="360"/>
+      </w:pPr>
+      <w:rPr>
+        <w:rFonts w:ascii="Wingdings" w:hAnsi="Wingdings" w:hint="default"/>
+        <w:sz w:val="20"/>
+      </w:rPr>
+    </w:lvl>
+    <w:lvl w:ilvl="4" w:tentative="1">
+      <w:start w:val="1"/>
+      <w:numFmt w:val="bullet"/>
+      <w:lvlText w:val=""/>
+      <w:lvlJc w:val="left"/>
+      <w:pPr>
+        <w:tabs>
+          <w:tab w:val="num" w:pos="3600"/>
+        </w:tabs>
+        <w:ind w:left="3600" w:hanging="360"/>
+      </w:pPr>
+      <w:rPr>
+        <w:rFonts w:ascii="Wingdings" w:hAnsi="Wingdings" w:hint="default"/>
+        <w:sz w:val="20"/>
+      </w:rPr>
+    </w:lvl>
+    <w:lvl w:ilvl="5" w:tentative="1">
+      <w:start w:val="1"/>
+      <w:numFmt w:val="bullet"/>
+      <w:lvlText w:val=""/>
+      <w:lvlJc w:val="left"/>
+      <w:pPr>
+        <w:tabs>
+          <w:tab w:val="num" w:pos="4320"/>
+        </w:tabs>
+        <w:ind w:left="4320" w:hanging="360"/>
+      </w:pPr>
+      <w:rPr>
+        <w:rFonts w:ascii="Wingdings" w:hAnsi="Wingdings" w:hint="default"/>
+        <w:sz w:val="20"/>
+      </w:rPr>
+    </w:lvl>
+    <w:lvl w:ilvl="6" w:tentative="1">
+      <w:start w:val="1"/>
+      <w:numFmt w:val="bullet"/>
+      <w:lvlText w:val=""/>
+      <w:lvlJc w:val="left"/>
+      <w:pPr>
+        <w:tabs>
+          <w:tab w:val="num" w:pos="5040"/>
+        </w:tabs>
+        <w:ind w:left="5040" w:hanging="360"/>
+      </w:pPr>
+      <w:rPr>
+        <w:rFonts w:ascii="Wingdings" w:hAnsi="Wingdings" w:hint="default"/>
+        <w:sz w:val="20"/>
+      </w:rPr>
+    </w:lvl>
+    <w:lvl w:ilvl="7" w:tentative="1">
+      <w:start w:val="1"/>
+      <w:numFmt w:val="bullet"/>
+      <w:lvlText w:val=""/>
+      <w:lvlJc w:val="left"/>
+      <w:pPr>
+        <w:tabs>
+          <w:tab w:val="num" w:pos="5760"/>
+        </w:tabs>
+        <w:ind w:left="5760" w:hanging="360"/>
+      </w:pPr>
+      <w:rPr>
+        <w:rFonts w:ascii="Wingdings" w:hAnsi="Wingdings" w:hint="default"/>
+        <w:sz w:val="20"/>
+      </w:rPr>
+    </w:lvl>
+    <w:lvl w:ilvl="8" w:tentative="1">
+      <w:start w:val="1"/>
+      <w:numFmt w:val="bullet"/>
+      <w:lvlText w:val=""/>
+      <w:lvlJc w:val="left"/>
+      <w:pPr>
+        <w:tabs>
+          <w:tab w:val="num" w:pos="6480"/>
+        </w:tabs>
+        <w:ind w:left="6480" w:hanging="360"/>
+      </w:pPr>
+      <w:rPr>
+        <w:rFonts w:ascii="Wingdings" w:hAnsi="Wingdings" w:hint="default"/>
+        <w:sz w:val="20"/>
+      </w:rPr>
+    </w:lvl>
+  </w:abstractNum>
+  <w:abstractNum w:abstractNumId="47" w15:restartNumberingAfterBreak="0">
+    <w:nsid w:val="556D7396"/>
+    <w:multiLevelType w:val="multilevel"/>
+    <w:tmpl w:val="1A185C4E"/>
+    <w:lvl w:ilvl="0">
+      <w:start w:val="1"/>
+      <w:numFmt w:val="bullet"/>
+      <w:lvlText w:val=""/>
+      <w:lvlJc w:val="left"/>
+      <w:pPr>
+        <w:tabs>
+          <w:tab w:val="num" w:pos="720"/>
+        </w:tabs>
+        <w:ind w:left="720" w:hanging="360"/>
+      </w:pPr>
+      <w:rPr>
+        <w:rFonts w:ascii="Symbol" w:hAnsi="Symbol" w:hint="default"/>
+        <w:sz w:val="20"/>
+      </w:rPr>
+    </w:lvl>
+    <w:lvl w:ilvl="1" w:tentative="1">
+      <w:start w:val="1"/>
+      <w:numFmt w:val="bullet"/>
+      <w:lvlText w:val="o"/>
+      <w:lvlJc w:val="left"/>
+      <w:pPr>
+        <w:tabs>
+          <w:tab w:val="num" w:pos="1440"/>
+        </w:tabs>
+        <w:ind w:left="1440" w:hanging="360"/>
+      </w:pPr>
+      <w:rPr>
+        <w:rFonts w:ascii="Courier New" w:hAnsi="Courier New" w:hint="default"/>
+        <w:sz w:val="20"/>
+      </w:rPr>
+    </w:lvl>
+    <w:lvl w:ilvl="2" w:tentative="1">
+      <w:start w:val="1"/>
+      <w:numFmt w:val="bullet"/>
+      <w:lvlText w:val=""/>
+      <w:lvlJc w:val="left"/>
+      <w:pPr>
+        <w:tabs>
+          <w:tab w:val="num" w:pos="2160"/>
+        </w:tabs>
+        <w:ind w:left="2160" w:hanging="360"/>
+      </w:pPr>
+      <w:rPr>
+        <w:rFonts w:ascii="Wingdings" w:hAnsi="Wingdings" w:hint="default"/>
+        <w:sz w:val="20"/>
+      </w:rPr>
+    </w:lvl>
+    <w:lvl w:ilvl="3" w:tentative="1">
+      <w:start w:val="1"/>
+      <w:numFmt w:val="bullet"/>
+      <w:lvlText w:val=""/>
+      <w:lvlJc w:val="left"/>
+      <w:pPr>
+        <w:tabs>
+          <w:tab w:val="num" w:pos="2880"/>
+        </w:tabs>
+        <w:ind w:left="2880" w:hanging="360"/>
+      </w:pPr>
+      <w:rPr>
+        <w:rFonts w:ascii="Wingdings" w:hAnsi="Wingdings" w:hint="default"/>
+        <w:sz w:val="20"/>
+      </w:rPr>
+    </w:lvl>
+    <w:lvl w:ilvl="4" w:tentative="1">
+      <w:start w:val="1"/>
+      <w:numFmt w:val="bullet"/>
+      <w:lvlText w:val=""/>
+      <w:lvlJc w:val="left"/>
+      <w:pPr>
+        <w:tabs>
+          <w:tab w:val="num" w:pos="3600"/>
+        </w:tabs>
+        <w:ind w:left="3600" w:hanging="360"/>
+      </w:pPr>
+      <w:rPr>
+        <w:rFonts w:ascii="Wingdings" w:hAnsi="Wingdings" w:hint="default"/>
+        <w:sz w:val="20"/>
+      </w:rPr>
+    </w:lvl>
+    <w:lvl w:ilvl="5" w:tentative="1">
+      <w:start w:val="1"/>
+      <w:numFmt w:val="bullet"/>
+      <w:lvlText w:val=""/>
+      <w:lvlJc w:val="left"/>
+      <w:pPr>
+        <w:tabs>
+          <w:tab w:val="num" w:pos="4320"/>
+        </w:tabs>
+        <w:ind w:left="4320" w:hanging="360"/>
+      </w:pPr>
+      <w:rPr>
+        <w:rFonts w:ascii="Wingdings" w:hAnsi="Wingdings" w:hint="default"/>
+        <w:sz w:val="20"/>
+      </w:rPr>
+    </w:lvl>
+    <w:lvl w:ilvl="6" w:tentative="1">
+      <w:start w:val="1"/>
+      <w:numFmt w:val="bullet"/>
+      <w:lvlText w:val=""/>
+      <w:lvlJc w:val="left"/>
+      <w:pPr>
+        <w:tabs>
+          <w:tab w:val="num" w:pos="5040"/>
+        </w:tabs>
+        <w:ind w:left="5040" w:hanging="360"/>
+      </w:pPr>
+      <w:rPr>
+        <w:rFonts w:ascii="Wingdings" w:hAnsi="Wingdings" w:hint="default"/>
+        <w:sz w:val="20"/>
+      </w:rPr>
+    </w:lvl>
+    <w:lvl w:ilvl="7" w:tentative="1">
+      <w:start w:val="1"/>
+      <w:numFmt w:val="bullet"/>
+      <w:lvlText w:val=""/>
+      <w:lvlJc w:val="left"/>
+      <w:pPr>
+        <w:tabs>
+          <w:tab w:val="num" w:pos="5760"/>
+        </w:tabs>
+        <w:ind w:left="5760" w:hanging="360"/>
+      </w:pPr>
+      <w:rPr>
+        <w:rFonts w:ascii="Wingdings" w:hAnsi="Wingdings" w:hint="default"/>
+        <w:sz w:val="20"/>
+      </w:rPr>
+    </w:lvl>
+    <w:lvl w:ilvl="8" w:tentative="1">
+      <w:start w:val="1"/>
+      <w:numFmt w:val="bullet"/>
+      <w:lvlText w:val=""/>
+      <w:lvlJc w:val="left"/>
+      <w:pPr>
+        <w:tabs>
+          <w:tab w:val="num" w:pos="6480"/>
+        </w:tabs>
+        <w:ind w:left="6480" w:hanging="360"/>
+      </w:pPr>
+      <w:rPr>
+        <w:rFonts w:ascii="Wingdings" w:hAnsi="Wingdings" w:hint="default"/>
+        <w:sz w:val="20"/>
+      </w:rPr>
+    </w:lvl>
+  </w:abstractNum>
+  <w:abstractNum w:abstractNumId="48" w15:restartNumberingAfterBreak="0">
     <w:nsid w:val="570B064F"/>
     <w:multiLevelType w:val="hybridMultilevel"/>
     <w:tmpl w:val="66041F64"/>
@@ -8546,7 +13829,156 @@
       </w:rPr>
     </w:lvl>
   </w:abstractNum>
-  <w:abstractNum w:abstractNumId="28" w15:restartNumberingAfterBreak="0">
+  <w:abstractNum w:abstractNumId="49" w15:restartNumberingAfterBreak="0">
+    <w:nsid w:val="5BBE433A"/>
+    <w:multiLevelType w:val="multilevel"/>
+    <w:tmpl w:val="83D64A38"/>
+    <w:lvl w:ilvl="0">
+      <w:start w:val="1"/>
+      <w:numFmt w:val="bullet"/>
+      <w:lvlText w:val=""/>
+      <w:lvlJc w:val="left"/>
+      <w:pPr>
+        <w:tabs>
+          <w:tab w:val="num" w:pos="720"/>
+        </w:tabs>
+        <w:ind w:left="720" w:hanging="360"/>
+      </w:pPr>
+      <w:rPr>
+        <w:rFonts w:ascii="Symbol" w:hAnsi="Symbol" w:hint="default"/>
+        <w:sz w:val="20"/>
+      </w:rPr>
+    </w:lvl>
+    <w:lvl w:ilvl="1" w:tentative="1">
+      <w:start w:val="1"/>
+      <w:numFmt w:val="bullet"/>
+      <w:lvlText w:val="o"/>
+      <w:lvlJc w:val="left"/>
+      <w:pPr>
+        <w:tabs>
+          <w:tab w:val="num" w:pos="1440"/>
+        </w:tabs>
+        <w:ind w:left="1440" w:hanging="360"/>
+      </w:pPr>
+      <w:rPr>
+        <w:rFonts w:ascii="Courier New" w:hAnsi="Courier New" w:hint="default"/>
+        <w:sz w:val="20"/>
+      </w:rPr>
+    </w:lvl>
+    <w:lvl w:ilvl="2" w:tentative="1">
+      <w:start w:val="1"/>
+      <w:numFmt w:val="bullet"/>
+      <w:lvlText w:val=""/>
+      <w:lvlJc w:val="left"/>
+      <w:pPr>
+        <w:tabs>
+          <w:tab w:val="num" w:pos="2160"/>
+        </w:tabs>
+        <w:ind w:left="2160" w:hanging="360"/>
+      </w:pPr>
+      <w:rPr>
+        <w:rFonts w:ascii="Wingdings" w:hAnsi="Wingdings" w:hint="default"/>
+        <w:sz w:val="20"/>
+      </w:rPr>
+    </w:lvl>
+    <w:lvl w:ilvl="3" w:tentative="1">
+      <w:start w:val="1"/>
+      <w:numFmt w:val="bullet"/>
+      <w:lvlText w:val=""/>
+      <w:lvlJc w:val="left"/>
+      <w:pPr>
+        <w:tabs>
+          <w:tab w:val="num" w:pos="2880"/>
+        </w:tabs>
+        <w:ind w:left="2880" w:hanging="360"/>
+      </w:pPr>
+      <w:rPr>
+        <w:rFonts w:ascii="Wingdings" w:hAnsi="Wingdings" w:hint="default"/>
+        <w:sz w:val="20"/>
+      </w:rPr>
+    </w:lvl>
+    <w:lvl w:ilvl="4" w:tentative="1">
+      <w:start w:val="1"/>
+      <w:numFmt w:val="bullet"/>
+      <w:lvlText w:val=""/>
+      <w:lvlJc w:val="left"/>
+      <w:pPr>
+        <w:tabs>
+          <w:tab w:val="num" w:pos="3600"/>
+        </w:tabs>
+        <w:ind w:left="3600" w:hanging="360"/>
+      </w:pPr>
+      <w:rPr>
+        <w:rFonts w:ascii="Wingdings" w:hAnsi="Wingdings" w:hint="default"/>
+        <w:sz w:val="20"/>
+      </w:rPr>
+    </w:lvl>
+    <w:lvl w:ilvl="5" w:tentative="1">
+      <w:start w:val="1"/>
+      <w:numFmt w:val="bullet"/>
+      <w:lvlText w:val=""/>
+      <w:lvlJc w:val="left"/>
+      <w:pPr>
+        <w:tabs>
+          <w:tab w:val="num" w:pos="4320"/>
+        </w:tabs>
+        <w:ind w:left="4320" w:hanging="360"/>
+      </w:pPr>
+      <w:rPr>
+        <w:rFonts w:ascii="Wingdings" w:hAnsi="Wingdings" w:hint="default"/>
+        <w:sz w:val="20"/>
+      </w:rPr>
+    </w:lvl>
+    <w:lvl w:ilvl="6" w:tentative="1">
+      <w:start w:val="1"/>
+      <w:numFmt w:val="bullet"/>
+      <w:lvlText w:val=""/>
+      <w:lvlJc w:val="left"/>
+      <w:pPr>
+        <w:tabs>
+          <w:tab w:val="num" w:pos="5040"/>
+        </w:tabs>
+        <w:ind w:left="5040" w:hanging="360"/>
+      </w:pPr>
+      <w:rPr>
+        <w:rFonts w:ascii="Wingdings" w:hAnsi="Wingdings" w:hint="default"/>
+        <w:sz w:val="20"/>
+      </w:rPr>
+    </w:lvl>
+    <w:lvl w:ilvl="7" w:tentative="1">
+      <w:start w:val="1"/>
+      <w:numFmt w:val="bullet"/>
+      <w:lvlText w:val=""/>
+      <w:lvlJc w:val="left"/>
+      <w:pPr>
+        <w:tabs>
+          <w:tab w:val="num" w:pos="5760"/>
+        </w:tabs>
+        <w:ind w:left="5760" w:hanging="360"/>
+      </w:pPr>
+      <w:rPr>
+        <w:rFonts w:ascii="Wingdings" w:hAnsi="Wingdings" w:hint="default"/>
+        <w:sz w:val="20"/>
+      </w:rPr>
+    </w:lvl>
+    <w:lvl w:ilvl="8" w:tentative="1">
+      <w:start w:val="1"/>
+      <w:numFmt w:val="bullet"/>
+      <w:lvlText w:val=""/>
+      <w:lvlJc w:val="left"/>
+      <w:pPr>
+        <w:tabs>
+          <w:tab w:val="num" w:pos="6480"/>
+        </w:tabs>
+        <w:ind w:left="6480" w:hanging="360"/>
+      </w:pPr>
+      <w:rPr>
+        <w:rFonts w:ascii="Wingdings" w:hAnsi="Wingdings" w:hint="default"/>
+        <w:sz w:val="20"/>
+      </w:rPr>
+    </w:lvl>
+  </w:abstractNum>
+  <w:abstractNum w:abstractNumId="50" w15:restartNumberingAfterBreak="0">
     <w:nsid w:val="5C003612"/>
     <w:multiLevelType w:val="multilevel"/>
     <w:tmpl w:val="23C23F9A"/>
@@ -8695,7 +14127,7 @@
       </w:rPr>
     </w:lvl>
   </w:abstractNum>
-  <w:abstractNum w:abstractNumId="29" w15:restartNumberingAfterBreak="0">
+  <w:abstractNum w:abstractNumId="51" w15:restartNumberingAfterBreak="0">
     <w:nsid w:val="5C6C6E41"/>
     <w:multiLevelType w:val="multilevel"/>
     <w:tmpl w:val="F1EEF5A2"/>
@@ -8844,7 +14276,156 @@
       </w:rPr>
     </w:lvl>
   </w:abstractNum>
-  <w:abstractNum w:abstractNumId="30" w15:restartNumberingAfterBreak="0">
+  <w:abstractNum w:abstractNumId="52" w15:restartNumberingAfterBreak="0">
+    <w:nsid w:val="5E9118A4"/>
+    <w:multiLevelType w:val="multilevel"/>
+    <w:tmpl w:val="FBC68D9E"/>
+    <w:lvl w:ilvl="0">
+      <w:start w:val="1"/>
+      <w:numFmt w:val="bullet"/>
+      <w:lvlText w:val=""/>
+      <w:lvlJc w:val="left"/>
+      <w:pPr>
+        <w:tabs>
+          <w:tab w:val="num" w:pos="720"/>
+        </w:tabs>
+        <w:ind w:left="720" w:hanging="360"/>
+      </w:pPr>
+      <w:rPr>
+        <w:rFonts w:ascii="Symbol" w:hAnsi="Symbol" w:hint="default"/>
+        <w:sz w:val="20"/>
+      </w:rPr>
+    </w:lvl>
+    <w:lvl w:ilvl="1" w:tentative="1">
+      <w:start w:val="1"/>
+      <w:numFmt w:val="bullet"/>
+      <w:lvlText w:val="o"/>
+      <w:lvlJc w:val="left"/>
+      <w:pPr>
+        <w:tabs>
+          <w:tab w:val="num" w:pos="1440"/>
+        </w:tabs>
+        <w:ind w:left="1440" w:hanging="360"/>
+      </w:pPr>
+      <w:rPr>
+        <w:rFonts w:ascii="Courier New" w:hAnsi="Courier New" w:hint="default"/>
+        <w:sz w:val="20"/>
+      </w:rPr>
+    </w:lvl>
+    <w:lvl w:ilvl="2" w:tentative="1">
+      <w:start w:val="1"/>
+      <w:numFmt w:val="bullet"/>
+      <w:lvlText w:val=""/>
+      <w:lvlJc w:val="left"/>
+      <w:pPr>
+        <w:tabs>
+          <w:tab w:val="num" w:pos="2160"/>
+        </w:tabs>
+        <w:ind w:left="2160" w:hanging="360"/>
+      </w:pPr>
+      <w:rPr>
+        <w:rFonts w:ascii="Wingdings" w:hAnsi="Wingdings" w:hint="default"/>
+        <w:sz w:val="20"/>
+      </w:rPr>
+    </w:lvl>
+    <w:lvl w:ilvl="3" w:tentative="1">
+      <w:start w:val="1"/>
+      <w:numFmt w:val="bullet"/>
+      <w:lvlText w:val=""/>
+      <w:lvlJc w:val="left"/>
+      <w:pPr>
+        <w:tabs>
+          <w:tab w:val="num" w:pos="2880"/>
+        </w:tabs>
+        <w:ind w:left="2880" w:hanging="360"/>
+      </w:pPr>
+      <w:rPr>
+        <w:rFonts w:ascii="Wingdings" w:hAnsi="Wingdings" w:hint="default"/>
+        <w:sz w:val="20"/>
+      </w:rPr>
+    </w:lvl>
+    <w:lvl w:ilvl="4" w:tentative="1">
+      <w:start w:val="1"/>
+      <w:numFmt w:val="bullet"/>
+      <w:lvlText w:val=""/>
+      <w:lvlJc w:val="left"/>
+      <w:pPr>
+        <w:tabs>
+          <w:tab w:val="num" w:pos="3600"/>
+        </w:tabs>
+        <w:ind w:left="3600" w:hanging="360"/>
+      </w:pPr>
+      <w:rPr>
+        <w:rFonts w:ascii="Wingdings" w:hAnsi="Wingdings" w:hint="default"/>
+        <w:sz w:val="20"/>
+      </w:rPr>
+    </w:lvl>
+    <w:lvl w:ilvl="5" w:tentative="1">
+      <w:start w:val="1"/>
+      <w:numFmt w:val="bullet"/>
+      <w:lvlText w:val=""/>
+      <w:lvlJc w:val="left"/>
+      <w:pPr>
+        <w:tabs>
+          <w:tab w:val="num" w:pos="4320"/>
+        </w:tabs>
+        <w:ind w:left="4320" w:hanging="360"/>
+      </w:pPr>
+      <w:rPr>
+        <w:rFonts w:ascii="Wingdings" w:hAnsi="Wingdings" w:hint="default"/>
+        <w:sz w:val="20"/>
+      </w:rPr>
+    </w:lvl>
+    <w:lvl w:ilvl="6" w:tentative="1">
+      <w:start w:val="1"/>
+      <w:numFmt w:val="bullet"/>
+      <w:lvlText w:val=""/>
+      <w:lvlJc w:val="left"/>
+      <w:pPr>
+        <w:tabs>
+          <w:tab w:val="num" w:pos="5040"/>
+        </w:tabs>
+        <w:ind w:left="5040" w:hanging="360"/>
+      </w:pPr>
+      <w:rPr>
+        <w:rFonts w:ascii="Wingdings" w:hAnsi="Wingdings" w:hint="default"/>
+        <w:sz w:val="20"/>
+      </w:rPr>
+    </w:lvl>
+    <w:lvl w:ilvl="7" w:tentative="1">
+      <w:start w:val="1"/>
+      <w:numFmt w:val="bullet"/>
+      <w:lvlText w:val=""/>
+      <w:lvlJc w:val="left"/>
+      <w:pPr>
+        <w:tabs>
+          <w:tab w:val="num" w:pos="5760"/>
+        </w:tabs>
+        <w:ind w:left="5760" w:hanging="360"/>
+      </w:pPr>
+      <w:rPr>
+        <w:rFonts w:ascii="Wingdings" w:hAnsi="Wingdings" w:hint="default"/>
+        <w:sz w:val="20"/>
+      </w:rPr>
+    </w:lvl>
+    <w:lvl w:ilvl="8" w:tentative="1">
+      <w:start w:val="1"/>
+      <w:numFmt w:val="bullet"/>
+      <w:lvlText w:val=""/>
+      <w:lvlJc w:val="left"/>
+      <w:pPr>
+        <w:tabs>
+          <w:tab w:val="num" w:pos="6480"/>
+        </w:tabs>
+        <w:ind w:left="6480" w:hanging="360"/>
+      </w:pPr>
+      <w:rPr>
+        <w:rFonts w:ascii="Wingdings" w:hAnsi="Wingdings" w:hint="default"/>
+        <w:sz w:val="20"/>
+      </w:rPr>
+    </w:lvl>
+  </w:abstractNum>
+  <w:abstractNum w:abstractNumId="53" w15:restartNumberingAfterBreak="0">
     <w:nsid w:val="5EDA2702"/>
     <w:multiLevelType w:val="multilevel"/>
     <w:tmpl w:val="67CA1E20"/>
@@ -8993,7 +14574,7 @@
       </w:rPr>
     </w:lvl>
   </w:abstractNum>
-  <w:abstractNum w:abstractNumId="31" w15:restartNumberingAfterBreak="0">
+  <w:abstractNum w:abstractNumId="54" w15:restartNumberingAfterBreak="0">
     <w:nsid w:val="5F323A1F"/>
     <w:multiLevelType w:val="multilevel"/>
     <w:tmpl w:val="0B3C6952"/>
@@ -9142,7 +14723,7 @@
       </w:rPr>
     </w:lvl>
   </w:abstractNum>
-  <w:abstractNum w:abstractNumId="32" w15:restartNumberingAfterBreak="0">
+  <w:abstractNum w:abstractNumId="55" w15:restartNumberingAfterBreak="0">
     <w:nsid w:val="60474D73"/>
     <w:multiLevelType w:val="multilevel"/>
     <w:tmpl w:val="12B886AC"/>
@@ -9291,7 +14872,120 @@
       </w:rPr>
     </w:lvl>
   </w:abstractNum>
-  <w:abstractNum w:abstractNumId="33" w15:restartNumberingAfterBreak="0">
+  <w:abstractNum w:abstractNumId="56" w15:restartNumberingAfterBreak="0">
+    <w:nsid w:val="60946B23"/>
+    <w:multiLevelType w:val="hybridMultilevel"/>
+    <w:tmpl w:val="E690E116"/>
+    <w:lvl w:ilvl="0" w:tplc="04090001">
+      <w:start w:val="1"/>
+      <w:numFmt w:val="bullet"/>
+      <w:lvlText w:val=""/>
+      <w:lvlJc w:val="left"/>
+      <w:pPr>
+        <w:ind w:left="720" w:hanging="360"/>
+      </w:pPr>
+      <w:rPr>
+        <w:rFonts w:ascii="Symbol" w:hAnsi="Symbol" w:hint="default"/>
+      </w:rPr>
+    </w:lvl>
+    <w:lvl w:ilvl="1" w:tplc="04090003" w:tentative="1">
+      <w:start w:val="1"/>
+      <w:numFmt w:val="bullet"/>
+      <w:lvlText w:val="o"/>
+      <w:lvlJc w:val="left"/>
+      <w:pPr>
+        <w:ind w:left="1440" w:hanging="360"/>
+      </w:pPr>
+      <w:rPr>
+        <w:rFonts w:ascii="Courier New" w:hAnsi="Courier New" w:cs="Courier New" w:hint="default"/>
+      </w:rPr>
+    </w:lvl>
+    <w:lvl w:ilvl="2" w:tplc="04090005" w:tentative="1">
+      <w:start w:val="1"/>
+      <w:numFmt w:val="bullet"/>
+      <w:lvlText w:val=""/>
+      <w:lvlJc w:val="left"/>
+      <w:pPr>
+        <w:ind w:left="2160" w:hanging="360"/>
+      </w:pPr>
+      <w:rPr>
+        <w:rFonts w:ascii="Wingdings" w:hAnsi="Wingdings" w:hint="default"/>
+      </w:rPr>
+    </w:lvl>
+    <w:lvl w:ilvl="3" w:tplc="04090001" w:tentative="1">
+      <w:start w:val="1"/>
+      <w:numFmt w:val="bullet"/>
+      <w:lvlText w:val=""/>
+      <w:lvlJc w:val="left"/>
+      <w:pPr>
+        <w:ind w:left="2880" w:hanging="360"/>
+      </w:pPr>
+      <w:rPr>
+        <w:rFonts w:ascii="Symbol" w:hAnsi="Symbol" w:hint="default"/>
+      </w:rPr>
+    </w:lvl>
+    <w:lvl w:ilvl="4" w:tplc="04090003" w:tentative="1">
+      <w:start w:val="1"/>
+      <w:numFmt w:val="bullet"/>
+      <w:lvlText w:val="o"/>
+      <w:lvlJc w:val="left"/>
+      <w:pPr>
+        <w:ind w:left="3600" w:hanging="360"/>
+      </w:pPr>
+      <w:rPr>
+        <w:rFonts w:ascii="Courier New" w:hAnsi="Courier New" w:cs="Courier New" w:hint="default"/>
+      </w:rPr>
+    </w:lvl>
+    <w:lvl w:ilvl="5" w:tplc="04090005" w:tentative="1">
+      <w:start w:val="1"/>
+      <w:numFmt w:val="bullet"/>
+      <w:lvlText w:val=""/>
+      <w:lvlJc w:val="left"/>
+      <w:pPr>
+        <w:ind w:left="4320" w:hanging="360"/>
+      </w:pPr>
+      <w:rPr>
+        <w:rFonts w:ascii="Wingdings" w:hAnsi="Wingdings" w:hint="default"/>
+      </w:rPr>
+    </w:lvl>
+    <w:lvl w:ilvl="6" w:tplc="04090001" w:tentative="1">
+      <w:start w:val="1"/>
+      <w:numFmt w:val="bullet"/>
+      <w:lvlText w:val=""/>
+      <w:lvlJc w:val="left"/>
+      <w:pPr>
+        <w:ind w:left="5040" w:hanging="360"/>
+      </w:pPr>
+      <w:rPr>
+        <w:rFonts w:ascii="Symbol" w:hAnsi="Symbol" w:hint="default"/>
+      </w:rPr>
+    </w:lvl>
+    <w:lvl w:ilvl="7" w:tplc="04090003" w:tentative="1">
+      <w:start w:val="1"/>
+      <w:numFmt w:val="bullet"/>
+      <w:lvlText w:val="o"/>
+      <w:lvlJc w:val="left"/>
+      <w:pPr>
+        <w:ind w:left="5760" w:hanging="360"/>
+      </w:pPr>
+      <w:rPr>
+        <w:rFonts w:ascii="Courier New" w:hAnsi="Courier New" w:cs="Courier New" w:hint="default"/>
+      </w:rPr>
+    </w:lvl>
+    <w:lvl w:ilvl="8" w:tplc="04090005" w:tentative="1">
+      <w:start w:val="1"/>
+      <w:numFmt w:val="bullet"/>
+      <w:lvlText w:val=""/>
+      <w:lvlJc w:val="left"/>
+      <w:pPr>
+        <w:ind w:left="6480" w:hanging="360"/>
+      </w:pPr>
+      <w:rPr>
+        <w:rFonts w:ascii="Wingdings" w:hAnsi="Wingdings" w:hint="default"/>
+      </w:rPr>
+    </w:lvl>
+  </w:abstractNum>
+  <w:abstractNum w:abstractNumId="57" w15:restartNumberingAfterBreak="0">
     <w:nsid w:val="61136721"/>
     <w:multiLevelType w:val="hybridMultilevel"/>
     <w:tmpl w:val="3CE80DC4"/>
@@ -9404,7 +15098,156 @@
       </w:rPr>
     </w:lvl>
   </w:abstractNum>
-  <w:abstractNum w:abstractNumId="34" w15:restartNumberingAfterBreak="0">
+  <w:abstractNum w:abstractNumId="58" w15:restartNumberingAfterBreak="0">
+    <w:nsid w:val="62942634"/>
+    <w:multiLevelType w:val="multilevel"/>
+    <w:tmpl w:val="853A92E2"/>
+    <w:lvl w:ilvl="0">
+      <w:start w:val="1"/>
+      <w:numFmt w:val="bullet"/>
+      <w:lvlText w:val=""/>
+      <w:lvlJc w:val="left"/>
+      <w:pPr>
+        <w:tabs>
+          <w:tab w:val="num" w:pos="720"/>
+        </w:tabs>
+        <w:ind w:left="720" w:hanging="360"/>
+      </w:pPr>
+      <w:rPr>
+        <w:rFonts w:ascii="Symbol" w:hAnsi="Symbol" w:hint="default"/>
+        <w:sz w:val="20"/>
+      </w:rPr>
+    </w:lvl>
+    <w:lvl w:ilvl="1" w:tentative="1">
+      <w:start w:val="1"/>
+      <w:numFmt w:val="bullet"/>
+      <w:lvlText w:val="o"/>
+      <w:lvlJc w:val="left"/>
+      <w:pPr>
+        <w:tabs>
+          <w:tab w:val="num" w:pos="1440"/>
+        </w:tabs>
+        <w:ind w:left="1440" w:hanging="360"/>
+      </w:pPr>
+      <w:rPr>
+        <w:rFonts w:ascii="Courier New" w:hAnsi="Courier New" w:hint="default"/>
+        <w:sz w:val="20"/>
+      </w:rPr>
+    </w:lvl>
+    <w:lvl w:ilvl="2" w:tentative="1">
+      <w:start w:val="1"/>
+      <w:numFmt w:val="bullet"/>
+      <w:lvlText w:val=""/>
+      <w:lvlJc w:val="left"/>
+      <w:pPr>
+        <w:tabs>
+          <w:tab w:val="num" w:pos="2160"/>
+        </w:tabs>
+        <w:ind w:left="2160" w:hanging="360"/>
+      </w:pPr>
+      <w:rPr>
+        <w:rFonts w:ascii="Wingdings" w:hAnsi="Wingdings" w:hint="default"/>
+        <w:sz w:val="20"/>
+      </w:rPr>
+    </w:lvl>
+    <w:lvl w:ilvl="3" w:tentative="1">
+      <w:start w:val="1"/>
+      <w:numFmt w:val="bullet"/>
+      <w:lvlText w:val=""/>
+      <w:lvlJc w:val="left"/>
+      <w:pPr>
+        <w:tabs>
+          <w:tab w:val="num" w:pos="2880"/>
+        </w:tabs>
+        <w:ind w:left="2880" w:hanging="360"/>
+      </w:pPr>
+      <w:rPr>
+        <w:rFonts w:ascii="Wingdings" w:hAnsi="Wingdings" w:hint="default"/>
+        <w:sz w:val="20"/>
+      </w:rPr>
+    </w:lvl>
+    <w:lvl w:ilvl="4" w:tentative="1">
+      <w:start w:val="1"/>
+      <w:numFmt w:val="bullet"/>
+      <w:lvlText w:val=""/>
+      <w:lvlJc w:val="left"/>
+      <w:pPr>
+        <w:tabs>
+          <w:tab w:val="num" w:pos="3600"/>
+        </w:tabs>
+        <w:ind w:left="3600" w:hanging="360"/>
+      </w:pPr>
+      <w:rPr>
+        <w:rFonts w:ascii="Wingdings" w:hAnsi="Wingdings" w:hint="default"/>
+        <w:sz w:val="20"/>
+      </w:rPr>
+    </w:lvl>
+    <w:lvl w:ilvl="5" w:tentative="1">
+      <w:start w:val="1"/>
+      <w:numFmt w:val="bullet"/>
+      <w:lvlText w:val=""/>
+      <w:lvlJc w:val="left"/>
+      <w:pPr>
+        <w:tabs>
+          <w:tab w:val="num" w:pos="4320"/>
+        </w:tabs>
+        <w:ind w:left="4320" w:hanging="360"/>
+      </w:pPr>
+      <w:rPr>
+        <w:rFonts w:ascii="Wingdings" w:hAnsi="Wingdings" w:hint="default"/>
+        <w:sz w:val="20"/>
+      </w:rPr>
+    </w:lvl>
+    <w:lvl w:ilvl="6" w:tentative="1">
+      <w:start w:val="1"/>
+      <w:numFmt w:val="bullet"/>
+      <w:lvlText w:val=""/>
+      <w:lvlJc w:val="left"/>
+      <w:pPr>
+        <w:tabs>
+          <w:tab w:val="num" w:pos="5040"/>
+        </w:tabs>
+        <w:ind w:left="5040" w:hanging="360"/>
+      </w:pPr>
+      <w:rPr>
+        <w:rFonts w:ascii="Wingdings" w:hAnsi="Wingdings" w:hint="default"/>
+        <w:sz w:val="20"/>
+      </w:rPr>
+    </w:lvl>
+    <w:lvl w:ilvl="7" w:tentative="1">
+      <w:start w:val="1"/>
+      <w:numFmt w:val="bullet"/>
+      <w:lvlText w:val=""/>
+      <w:lvlJc w:val="left"/>
+      <w:pPr>
+        <w:tabs>
+          <w:tab w:val="num" w:pos="5760"/>
+        </w:tabs>
+        <w:ind w:left="5760" w:hanging="360"/>
+      </w:pPr>
+      <w:rPr>
+        <w:rFonts w:ascii="Wingdings" w:hAnsi="Wingdings" w:hint="default"/>
+        <w:sz w:val="20"/>
+      </w:rPr>
+    </w:lvl>
+    <w:lvl w:ilvl="8" w:tentative="1">
+      <w:start w:val="1"/>
+      <w:numFmt w:val="bullet"/>
+      <w:lvlText w:val=""/>
+      <w:lvlJc w:val="left"/>
+      <w:pPr>
+        <w:tabs>
+          <w:tab w:val="num" w:pos="6480"/>
+        </w:tabs>
+        <w:ind w:left="6480" w:hanging="360"/>
+      </w:pPr>
+      <w:rPr>
+        <w:rFonts w:ascii="Wingdings" w:hAnsi="Wingdings" w:hint="default"/>
+        <w:sz w:val="20"/>
+      </w:rPr>
+    </w:lvl>
+  </w:abstractNum>
+  <w:abstractNum w:abstractNumId="59" w15:restartNumberingAfterBreak="0">
     <w:nsid w:val="651056FD"/>
     <w:multiLevelType w:val="multilevel"/>
     <w:tmpl w:val="C6A8A174"/>
@@ -9553,7 +15396,7 @@
       </w:rPr>
     </w:lvl>
   </w:abstractNum>
-  <w:abstractNum w:abstractNumId="35" w15:restartNumberingAfterBreak="0">
+  <w:abstractNum w:abstractNumId="60" w15:restartNumberingAfterBreak="0">
     <w:nsid w:val="65165053"/>
     <w:multiLevelType w:val="multilevel"/>
     <w:tmpl w:val="9CEA263A"/>
@@ -9702,7 +15545,7 @@
       </w:rPr>
     </w:lvl>
   </w:abstractNum>
-  <w:abstractNum w:abstractNumId="36" w15:restartNumberingAfterBreak="0">
+  <w:abstractNum w:abstractNumId="61" w15:restartNumberingAfterBreak="0">
     <w:nsid w:val="663E1239"/>
     <w:multiLevelType w:val="hybridMultilevel"/>
     <w:tmpl w:val="6B2CEBB4"/>
@@ -9815,7 +15658,7 @@
       </w:rPr>
     </w:lvl>
   </w:abstractNum>
-  <w:abstractNum w:abstractNumId="37" w15:restartNumberingAfterBreak="0">
+  <w:abstractNum w:abstractNumId="62" w15:restartNumberingAfterBreak="0">
     <w:nsid w:val="668422C3"/>
     <w:multiLevelType w:val="multilevel"/>
     <w:tmpl w:val="0ECCF8BE"/>
@@ -9964,7 +15807,156 @@
       </w:rPr>
     </w:lvl>
   </w:abstractNum>
-  <w:abstractNum w:abstractNumId="38" w15:restartNumberingAfterBreak="0">
+  <w:abstractNum w:abstractNumId="63" w15:restartNumberingAfterBreak="0">
+    <w:nsid w:val="685F54A1"/>
+    <w:multiLevelType w:val="multilevel"/>
+    <w:tmpl w:val="CC240C2C"/>
+    <w:lvl w:ilvl="0">
+      <w:start w:val="1"/>
+      <w:numFmt w:val="bullet"/>
+      <w:lvlText w:val=""/>
+      <w:lvlJc w:val="left"/>
+      <w:pPr>
+        <w:tabs>
+          <w:tab w:val="num" w:pos="720"/>
+        </w:tabs>
+        <w:ind w:left="720" w:hanging="360"/>
+      </w:pPr>
+      <w:rPr>
+        <w:rFonts w:ascii="Symbol" w:hAnsi="Symbol" w:hint="default"/>
+        <w:sz w:val="20"/>
+      </w:rPr>
+    </w:lvl>
+    <w:lvl w:ilvl="1" w:tentative="1">
+      <w:start w:val="1"/>
+      <w:numFmt w:val="bullet"/>
+      <w:lvlText w:val="o"/>
+      <w:lvlJc w:val="left"/>
+      <w:pPr>
+        <w:tabs>
+          <w:tab w:val="num" w:pos="1440"/>
+        </w:tabs>
+        <w:ind w:left="1440" w:hanging="360"/>
+      </w:pPr>
+      <w:rPr>
+        <w:rFonts w:ascii="Courier New" w:hAnsi="Courier New" w:hint="default"/>
+        <w:sz w:val="20"/>
+      </w:rPr>
+    </w:lvl>
+    <w:lvl w:ilvl="2" w:tentative="1">
+      <w:start w:val="1"/>
+      <w:numFmt w:val="bullet"/>
+      <w:lvlText w:val=""/>
+      <w:lvlJc w:val="left"/>
+      <w:pPr>
+        <w:tabs>
+          <w:tab w:val="num" w:pos="2160"/>
+        </w:tabs>
+        <w:ind w:left="2160" w:hanging="360"/>
+      </w:pPr>
+      <w:rPr>
+        <w:rFonts w:ascii="Wingdings" w:hAnsi="Wingdings" w:hint="default"/>
+        <w:sz w:val="20"/>
+      </w:rPr>
+    </w:lvl>
+    <w:lvl w:ilvl="3" w:tentative="1">
+      <w:start w:val="1"/>
+      <w:numFmt w:val="bullet"/>
+      <w:lvlText w:val=""/>
+      <w:lvlJc w:val="left"/>
+      <w:pPr>
+        <w:tabs>
+          <w:tab w:val="num" w:pos="2880"/>
+        </w:tabs>
+        <w:ind w:left="2880" w:hanging="360"/>
+      </w:pPr>
+      <w:rPr>
+        <w:rFonts w:ascii="Wingdings" w:hAnsi="Wingdings" w:hint="default"/>
+        <w:sz w:val="20"/>
+      </w:rPr>
+    </w:lvl>
+    <w:lvl w:ilvl="4" w:tentative="1">
+      <w:start w:val="1"/>
+      <w:numFmt w:val="bullet"/>
+      <w:lvlText w:val=""/>
+      <w:lvlJc w:val="left"/>
+      <w:pPr>
+        <w:tabs>
+          <w:tab w:val="num" w:pos="3600"/>
+        </w:tabs>
+        <w:ind w:left="3600" w:hanging="360"/>
+      </w:pPr>
+      <w:rPr>
+        <w:rFonts w:ascii="Wingdings" w:hAnsi="Wingdings" w:hint="default"/>
+        <w:sz w:val="20"/>
+      </w:rPr>
+    </w:lvl>
+    <w:lvl w:ilvl="5" w:tentative="1">
+      <w:start w:val="1"/>
+      <w:numFmt w:val="bullet"/>
+      <w:lvlText w:val=""/>
+      <w:lvlJc w:val="left"/>
+      <w:pPr>
+        <w:tabs>
+          <w:tab w:val="num" w:pos="4320"/>
+        </w:tabs>
+        <w:ind w:left="4320" w:hanging="360"/>
+      </w:pPr>
+      <w:rPr>
+        <w:rFonts w:ascii="Wingdings" w:hAnsi="Wingdings" w:hint="default"/>
+        <w:sz w:val="20"/>
+      </w:rPr>
+    </w:lvl>
+    <w:lvl w:ilvl="6" w:tentative="1">
+      <w:start w:val="1"/>
+      <w:numFmt w:val="bullet"/>
+      <w:lvlText w:val=""/>
+      <w:lvlJc w:val="left"/>
+      <w:pPr>
+        <w:tabs>
+          <w:tab w:val="num" w:pos="5040"/>
+        </w:tabs>
+        <w:ind w:left="5040" w:hanging="360"/>
+      </w:pPr>
+      <w:rPr>
+        <w:rFonts w:ascii="Wingdings" w:hAnsi="Wingdings" w:hint="default"/>
+        <w:sz w:val="20"/>
+      </w:rPr>
+    </w:lvl>
+    <w:lvl w:ilvl="7" w:tentative="1">
+      <w:start w:val="1"/>
+      <w:numFmt w:val="bullet"/>
+      <w:lvlText w:val=""/>
+      <w:lvlJc w:val="left"/>
+      <w:pPr>
+        <w:tabs>
+          <w:tab w:val="num" w:pos="5760"/>
+        </w:tabs>
+        <w:ind w:left="5760" w:hanging="360"/>
+      </w:pPr>
+      <w:rPr>
+        <w:rFonts w:ascii="Wingdings" w:hAnsi="Wingdings" w:hint="default"/>
+        <w:sz w:val="20"/>
+      </w:rPr>
+    </w:lvl>
+    <w:lvl w:ilvl="8" w:tentative="1">
+      <w:start w:val="1"/>
+      <w:numFmt w:val="bullet"/>
+      <w:lvlText w:val=""/>
+      <w:lvlJc w:val="left"/>
+      <w:pPr>
+        <w:tabs>
+          <w:tab w:val="num" w:pos="6480"/>
+        </w:tabs>
+        <w:ind w:left="6480" w:hanging="360"/>
+      </w:pPr>
+      <w:rPr>
+        <w:rFonts w:ascii="Wingdings" w:hAnsi="Wingdings" w:hint="default"/>
+        <w:sz w:val="20"/>
+      </w:rPr>
+    </w:lvl>
+  </w:abstractNum>
+  <w:abstractNum w:abstractNumId="64" w15:restartNumberingAfterBreak="0">
     <w:nsid w:val="7196472F"/>
     <w:multiLevelType w:val="hybridMultilevel"/>
     <w:tmpl w:val="3EC0DD9C"/>
@@ -10077,7 +16069,156 @@
       </w:rPr>
     </w:lvl>
   </w:abstractNum>
-  <w:abstractNum w:abstractNumId="39" w15:restartNumberingAfterBreak="0">
+  <w:abstractNum w:abstractNumId="65" w15:restartNumberingAfterBreak="0">
+    <w:nsid w:val="73E446CE"/>
+    <w:multiLevelType w:val="multilevel"/>
+    <w:tmpl w:val="4280B4B4"/>
+    <w:lvl w:ilvl="0">
+      <w:start w:val="1"/>
+      <w:numFmt w:val="bullet"/>
+      <w:lvlText w:val=""/>
+      <w:lvlJc w:val="left"/>
+      <w:pPr>
+        <w:tabs>
+          <w:tab w:val="num" w:pos="720"/>
+        </w:tabs>
+        <w:ind w:left="720" w:hanging="360"/>
+      </w:pPr>
+      <w:rPr>
+        <w:rFonts w:ascii="Symbol" w:hAnsi="Symbol" w:hint="default"/>
+        <w:sz w:val="20"/>
+      </w:rPr>
+    </w:lvl>
+    <w:lvl w:ilvl="1" w:tentative="1">
+      <w:start w:val="1"/>
+      <w:numFmt w:val="bullet"/>
+      <w:lvlText w:val="o"/>
+      <w:lvlJc w:val="left"/>
+      <w:pPr>
+        <w:tabs>
+          <w:tab w:val="num" w:pos="1440"/>
+        </w:tabs>
+        <w:ind w:left="1440" w:hanging="360"/>
+      </w:pPr>
+      <w:rPr>
+        <w:rFonts w:ascii="Courier New" w:hAnsi="Courier New" w:hint="default"/>
+        <w:sz w:val="20"/>
+      </w:rPr>
+    </w:lvl>
+    <w:lvl w:ilvl="2" w:tentative="1">
+      <w:start w:val="1"/>
+      <w:numFmt w:val="bullet"/>
+      <w:lvlText w:val=""/>
+      <w:lvlJc w:val="left"/>
+      <w:pPr>
+        <w:tabs>
+          <w:tab w:val="num" w:pos="2160"/>
+        </w:tabs>
+        <w:ind w:left="2160" w:hanging="360"/>
+      </w:pPr>
+      <w:rPr>
+        <w:rFonts w:ascii="Wingdings" w:hAnsi="Wingdings" w:hint="default"/>
+        <w:sz w:val="20"/>
+      </w:rPr>
+    </w:lvl>
+    <w:lvl w:ilvl="3" w:tentative="1">
+      <w:start w:val="1"/>
+      <w:numFmt w:val="bullet"/>
+      <w:lvlText w:val=""/>
+      <w:lvlJc w:val="left"/>
+      <w:pPr>
+        <w:tabs>
+          <w:tab w:val="num" w:pos="2880"/>
+        </w:tabs>
+        <w:ind w:left="2880" w:hanging="360"/>
+      </w:pPr>
+      <w:rPr>
+        <w:rFonts w:ascii="Wingdings" w:hAnsi="Wingdings" w:hint="default"/>
+        <w:sz w:val="20"/>
+      </w:rPr>
+    </w:lvl>
+    <w:lvl w:ilvl="4" w:tentative="1">
+      <w:start w:val="1"/>
+      <w:numFmt w:val="bullet"/>
+      <w:lvlText w:val=""/>
+      <w:lvlJc w:val="left"/>
+      <w:pPr>
+        <w:tabs>
+          <w:tab w:val="num" w:pos="3600"/>
+        </w:tabs>
+        <w:ind w:left="3600" w:hanging="360"/>
+      </w:pPr>
+      <w:rPr>
+        <w:rFonts w:ascii="Wingdings" w:hAnsi="Wingdings" w:hint="default"/>
+        <w:sz w:val="20"/>
+      </w:rPr>
+    </w:lvl>
+    <w:lvl w:ilvl="5" w:tentative="1">
+      <w:start w:val="1"/>
+      <w:numFmt w:val="bullet"/>
+      <w:lvlText w:val=""/>
+      <w:lvlJc w:val="left"/>
+      <w:pPr>
+        <w:tabs>
+          <w:tab w:val="num" w:pos="4320"/>
+        </w:tabs>
+        <w:ind w:left="4320" w:hanging="360"/>
+      </w:pPr>
+      <w:rPr>
+        <w:rFonts w:ascii="Wingdings" w:hAnsi="Wingdings" w:hint="default"/>
+        <w:sz w:val="20"/>
+      </w:rPr>
+    </w:lvl>
+    <w:lvl w:ilvl="6" w:tentative="1">
+      <w:start w:val="1"/>
+      <w:numFmt w:val="bullet"/>
+      <w:lvlText w:val=""/>
+      <w:lvlJc w:val="left"/>
+      <w:pPr>
+        <w:tabs>
+          <w:tab w:val="num" w:pos="5040"/>
+        </w:tabs>
+        <w:ind w:left="5040" w:hanging="360"/>
+      </w:pPr>
+      <w:rPr>
+        <w:rFonts w:ascii="Wingdings" w:hAnsi="Wingdings" w:hint="default"/>
+        <w:sz w:val="20"/>
+      </w:rPr>
+    </w:lvl>
+    <w:lvl w:ilvl="7" w:tentative="1">
+      <w:start w:val="1"/>
+      <w:numFmt w:val="bullet"/>
+      <w:lvlText w:val=""/>
+      <w:lvlJc w:val="left"/>
+      <w:pPr>
+        <w:tabs>
+          <w:tab w:val="num" w:pos="5760"/>
+        </w:tabs>
+        <w:ind w:left="5760" w:hanging="360"/>
+      </w:pPr>
+      <w:rPr>
+        <w:rFonts w:ascii="Wingdings" w:hAnsi="Wingdings" w:hint="default"/>
+        <w:sz w:val="20"/>
+      </w:rPr>
+    </w:lvl>
+    <w:lvl w:ilvl="8" w:tentative="1">
+      <w:start w:val="1"/>
+      <w:numFmt w:val="bullet"/>
+      <w:lvlText w:val=""/>
+      <w:lvlJc w:val="left"/>
+      <w:pPr>
+        <w:tabs>
+          <w:tab w:val="num" w:pos="6480"/>
+        </w:tabs>
+        <w:ind w:left="6480" w:hanging="360"/>
+      </w:pPr>
+      <w:rPr>
+        <w:rFonts w:ascii="Wingdings" w:hAnsi="Wingdings" w:hint="default"/>
+        <w:sz w:val="20"/>
+      </w:rPr>
+    </w:lvl>
+  </w:abstractNum>
+  <w:abstractNum w:abstractNumId="66" w15:restartNumberingAfterBreak="0">
     <w:nsid w:val="775C53E4"/>
     <w:multiLevelType w:val="hybridMultilevel"/>
     <w:tmpl w:val="2F20496C"/>
@@ -10190,7 +16331,7 @@
       </w:rPr>
     </w:lvl>
   </w:abstractNum>
-  <w:abstractNum w:abstractNumId="40" w15:restartNumberingAfterBreak="0">
+  <w:abstractNum w:abstractNumId="67" w15:restartNumberingAfterBreak="0">
     <w:nsid w:val="7C2A2CE8"/>
     <w:multiLevelType w:val="hybridMultilevel"/>
     <w:tmpl w:val="12E4F51A"/>
@@ -10303,7 +16444,7 @@
       </w:rPr>
     </w:lvl>
   </w:abstractNum>
-  <w:abstractNum w:abstractNumId="41" w15:restartNumberingAfterBreak="0">
+  <w:abstractNum w:abstractNumId="68" w15:restartNumberingAfterBreak="0">
     <w:nsid w:val="7C645BA4"/>
     <w:multiLevelType w:val="hybridMultilevel"/>
     <w:tmpl w:val="FA4E2B18"/>
@@ -10416,131 +16557,444 @@
       </w:rPr>
     </w:lvl>
   </w:abstractNum>
+  <w:abstractNum w:abstractNumId="69" w15:restartNumberingAfterBreak="0">
+    <w:nsid w:val="7F17723C"/>
+    <w:multiLevelType w:val="hybridMultilevel"/>
+    <w:tmpl w:val="8822F634"/>
+    <w:lvl w:ilvl="0" w:tplc="04090001">
+      <w:start w:val="1"/>
+      <w:numFmt w:val="bullet"/>
+      <w:lvlText w:val=""/>
+      <w:lvlJc w:val="left"/>
+      <w:pPr>
+        <w:ind w:left="720" w:hanging="360"/>
+      </w:pPr>
+      <w:rPr>
+        <w:rFonts w:ascii="Symbol" w:hAnsi="Symbol" w:hint="default"/>
+      </w:rPr>
+    </w:lvl>
+    <w:lvl w:ilvl="1" w:tplc="04090003" w:tentative="1">
+      <w:start w:val="1"/>
+      <w:numFmt w:val="bullet"/>
+      <w:lvlText w:val="o"/>
+      <w:lvlJc w:val="left"/>
+      <w:pPr>
+        <w:ind w:left="1440" w:hanging="360"/>
+      </w:pPr>
+      <w:rPr>
+        <w:rFonts w:ascii="Courier New" w:hAnsi="Courier New" w:cs="Courier New" w:hint="default"/>
+      </w:rPr>
+    </w:lvl>
+    <w:lvl w:ilvl="2" w:tplc="04090005" w:tentative="1">
+      <w:start w:val="1"/>
+      <w:numFmt w:val="bullet"/>
+      <w:lvlText w:val=""/>
+      <w:lvlJc w:val="left"/>
+      <w:pPr>
+        <w:ind w:left="2160" w:hanging="360"/>
+      </w:pPr>
+      <w:rPr>
+        <w:rFonts w:ascii="Wingdings" w:hAnsi="Wingdings" w:hint="default"/>
+      </w:rPr>
+    </w:lvl>
+    <w:lvl w:ilvl="3" w:tplc="04090001" w:tentative="1">
+      <w:start w:val="1"/>
+      <w:numFmt w:val="bullet"/>
+      <w:lvlText w:val=""/>
+      <w:lvlJc w:val="left"/>
+      <w:pPr>
+        <w:ind w:left="2880" w:hanging="360"/>
+      </w:pPr>
+      <w:rPr>
+        <w:rFonts w:ascii="Symbol" w:hAnsi="Symbol" w:hint="default"/>
+      </w:rPr>
+    </w:lvl>
+    <w:lvl w:ilvl="4" w:tplc="04090003" w:tentative="1">
+      <w:start w:val="1"/>
+      <w:numFmt w:val="bullet"/>
+      <w:lvlText w:val="o"/>
+      <w:lvlJc w:val="left"/>
+      <w:pPr>
+        <w:ind w:left="3600" w:hanging="360"/>
+      </w:pPr>
+      <w:rPr>
+        <w:rFonts w:ascii="Courier New" w:hAnsi="Courier New" w:cs="Courier New" w:hint="default"/>
+      </w:rPr>
+    </w:lvl>
+    <w:lvl w:ilvl="5" w:tplc="04090005" w:tentative="1">
+      <w:start w:val="1"/>
+      <w:numFmt w:val="bullet"/>
+      <w:lvlText w:val=""/>
+      <w:lvlJc w:val="left"/>
+      <w:pPr>
+        <w:ind w:left="4320" w:hanging="360"/>
+      </w:pPr>
+      <w:rPr>
+        <w:rFonts w:ascii="Wingdings" w:hAnsi="Wingdings" w:hint="default"/>
+      </w:rPr>
+    </w:lvl>
+    <w:lvl w:ilvl="6" w:tplc="04090001" w:tentative="1">
+      <w:start w:val="1"/>
+      <w:numFmt w:val="bullet"/>
+      <w:lvlText w:val=""/>
+      <w:lvlJc w:val="left"/>
+      <w:pPr>
+        <w:ind w:left="5040" w:hanging="360"/>
+      </w:pPr>
+      <w:rPr>
+        <w:rFonts w:ascii="Symbol" w:hAnsi="Symbol" w:hint="default"/>
+      </w:rPr>
+    </w:lvl>
+    <w:lvl w:ilvl="7" w:tplc="04090003" w:tentative="1">
+      <w:start w:val="1"/>
+      <w:numFmt w:val="bullet"/>
+      <w:lvlText w:val="o"/>
+      <w:lvlJc w:val="left"/>
+      <w:pPr>
+        <w:ind w:left="5760" w:hanging="360"/>
+      </w:pPr>
+      <w:rPr>
+        <w:rFonts w:ascii="Courier New" w:hAnsi="Courier New" w:cs="Courier New" w:hint="default"/>
+      </w:rPr>
+    </w:lvl>
+    <w:lvl w:ilvl="8" w:tplc="04090005" w:tentative="1">
+      <w:start w:val="1"/>
+      <w:numFmt w:val="bullet"/>
+      <w:lvlText w:val=""/>
+      <w:lvlJc w:val="left"/>
+      <w:pPr>
+        <w:ind w:left="6480" w:hanging="360"/>
+      </w:pPr>
+      <w:rPr>
+        <w:rFonts w:ascii="Wingdings" w:hAnsi="Wingdings" w:hint="default"/>
+      </w:rPr>
+    </w:lvl>
+  </w:abstractNum>
+  <w:abstractNum w:abstractNumId="70" w15:restartNumberingAfterBreak="0">
+    <w:nsid w:val="7F4D7B47"/>
+    <w:multiLevelType w:val="hybridMultilevel"/>
+    <w:tmpl w:val="49047A7C"/>
+    <w:lvl w:ilvl="0" w:tplc="04090001">
+      <w:start w:val="1"/>
+      <w:numFmt w:val="bullet"/>
+      <w:lvlText w:val=""/>
+      <w:lvlJc w:val="left"/>
+      <w:pPr>
+        <w:ind w:left="720" w:hanging="360"/>
+      </w:pPr>
+      <w:rPr>
+        <w:rFonts w:ascii="Symbol" w:hAnsi="Symbol" w:hint="default"/>
+      </w:rPr>
+    </w:lvl>
+    <w:lvl w:ilvl="1" w:tplc="04090003" w:tentative="1">
+      <w:start w:val="1"/>
+      <w:numFmt w:val="bullet"/>
+      <w:lvlText w:val="o"/>
+      <w:lvlJc w:val="left"/>
+      <w:pPr>
+        <w:ind w:left="1440" w:hanging="360"/>
+      </w:pPr>
+      <w:rPr>
+        <w:rFonts w:ascii="Courier New" w:hAnsi="Courier New" w:cs="Courier New" w:hint="default"/>
+      </w:rPr>
+    </w:lvl>
+    <w:lvl w:ilvl="2" w:tplc="04090005" w:tentative="1">
+      <w:start w:val="1"/>
+      <w:numFmt w:val="bullet"/>
+      <w:lvlText w:val=""/>
+      <w:lvlJc w:val="left"/>
+      <w:pPr>
+        <w:ind w:left="2160" w:hanging="360"/>
+      </w:pPr>
+      <w:rPr>
+        <w:rFonts w:ascii="Wingdings" w:hAnsi="Wingdings" w:hint="default"/>
+      </w:rPr>
+    </w:lvl>
+    <w:lvl w:ilvl="3" w:tplc="04090001" w:tentative="1">
+      <w:start w:val="1"/>
+      <w:numFmt w:val="bullet"/>
+      <w:lvlText w:val=""/>
+      <w:lvlJc w:val="left"/>
+      <w:pPr>
+        <w:ind w:left="2880" w:hanging="360"/>
+      </w:pPr>
+      <w:rPr>
+        <w:rFonts w:ascii="Symbol" w:hAnsi="Symbol" w:hint="default"/>
+      </w:rPr>
+    </w:lvl>
+    <w:lvl w:ilvl="4" w:tplc="04090003" w:tentative="1">
+      <w:start w:val="1"/>
+      <w:numFmt w:val="bullet"/>
+      <w:lvlText w:val="o"/>
+      <w:lvlJc w:val="left"/>
+      <w:pPr>
+        <w:ind w:left="3600" w:hanging="360"/>
+      </w:pPr>
+      <w:rPr>
+        <w:rFonts w:ascii="Courier New" w:hAnsi="Courier New" w:cs="Courier New" w:hint="default"/>
+      </w:rPr>
+    </w:lvl>
+    <w:lvl w:ilvl="5" w:tplc="04090005" w:tentative="1">
+      <w:start w:val="1"/>
+      <w:numFmt w:val="bullet"/>
+      <w:lvlText w:val=""/>
+      <w:lvlJc w:val="left"/>
+      <w:pPr>
+        <w:ind w:left="4320" w:hanging="360"/>
+      </w:pPr>
+      <w:rPr>
+        <w:rFonts w:ascii="Wingdings" w:hAnsi="Wingdings" w:hint="default"/>
+      </w:rPr>
+    </w:lvl>
+    <w:lvl w:ilvl="6" w:tplc="04090001" w:tentative="1">
+      <w:start w:val="1"/>
+      <w:numFmt w:val="bullet"/>
+      <w:lvlText w:val=""/>
+      <w:lvlJc w:val="left"/>
+      <w:pPr>
+        <w:ind w:left="5040" w:hanging="360"/>
+      </w:pPr>
+      <w:rPr>
+        <w:rFonts w:ascii="Symbol" w:hAnsi="Symbol" w:hint="default"/>
+      </w:rPr>
+    </w:lvl>
+    <w:lvl w:ilvl="7" w:tplc="04090003" w:tentative="1">
+      <w:start w:val="1"/>
+      <w:numFmt w:val="bullet"/>
+      <w:lvlText w:val="o"/>
+      <w:lvlJc w:val="left"/>
+      <w:pPr>
+        <w:ind w:left="5760" w:hanging="360"/>
+      </w:pPr>
+      <w:rPr>
+        <w:rFonts w:ascii="Courier New" w:hAnsi="Courier New" w:cs="Courier New" w:hint="default"/>
+      </w:rPr>
+    </w:lvl>
+    <w:lvl w:ilvl="8" w:tplc="04090005" w:tentative="1">
+      <w:start w:val="1"/>
+      <w:numFmt w:val="bullet"/>
+      <w:lvlText w:val=""/>
+      <w:lvlJc w:val="left"/>
+      <w:pPr>
+        <w:ind w:left="6480" w:hanging="360"/>
+      </w:pPr>
+      <w:rPr>
+        <w:rFonts w:ascii="Wingdings" w:hAnsi="Wingdings" w:hint="default"/>
+      </w:rPr>
+    </w:lvl>
+  </w:abstractNum>
   <w:num w:numId="1" w16cid:durableId="1699350652">
-    <w:abstractNumId w:val="29"/>
+    <w:abstractNumId w:val="51"/>
   </w:num>
   <w:num w:numId="2" w16cid:durableId="812330150">
-    <w:abstractNumId w:val="7"/>
+    <w:abstractNumId w:val="10"/>
   </w:num>
   <w:num w:numId="3" w16cid:durableId="538321320">
     <w:abstractNumId w:val="0"/>
   </w:num>
   <w:num w:numId="4" w16cid:durableId="1197355709">
-    <w:abstractNumId w:val="34"/>
+    <w:abstractNumId w:val="59"/>
   </w:num>
   <w:num w:numId="5" w16cid:durableId="94443513">
-    <w:abstractNumId w:val="24"/>
+    <w:abstractNumId w:val="41"/>
   </w:num>
   <w:num w:numId="6" w16cid:durableId="1200721">
-    <w:abstractNumId w:val="32"/>
+    <w:abstractNumId w:val="55"/>
   </w:num>
   <w:num w:numId="7" w16cid:durableId="1391004212">
-    <w:abstractNumId w:val="6"/>
+    <w:abstractNumId w:val="8"/>
   </w:num>
   <w:num w:numId="8" w16cid:durableId="885529988">
-    <w:abstractNumId w:val="41"/>
+    <w:abstractNumId w:val="68"/>
   </w:num>
   <w:num w:numId="9" w16cid:durableId="2143378744">
-    <w:abstractNumId w:val="39"/>
+    <w:abstractNumId w:val="66"/>
   </w:num>
   <w:num w:numId="10" w16cid:durableId="840006435">
-    <w:abstractNumId w:val="25"/>
+    <w:abstractNumId w:val="42"/>
   </w:num>
   <w:num w:numId="11" w16cid:durableId="331032077">
-    <w:abstractNumId w:val="21"/>
+    <w:abstractNumId w:val="35"/>
   </w:num>
   <w:num w:numId="12" w16cid:durableId="2093506204">
-    <w:abstractNumId w:val="23"/>
+    <w:abstractNumId w:val="40"/>
   </w:num>
   <w:num w:numId="13" w16cid:durableId="550581601">
     <w:abstractNumId w:val="1"/>
   </w:num>
   <w:num w:numId="14" w16cid:durableId="1427731302">
+    <w:abstractNumId w:val="64"/>
+  </w:num>
+  <w:num w:numId="15" w16cid:durableId="1148010553">
+    <w:abstractNumId w:val="34"/>
+  </w:num>
+  <w:num w:numId="16" w16cid:durableId="1543861022">
+    <w:abstractNumId w:val="16"/>
+  </w:num>
+  <w:num w:numId="17" w16cid:durableId="597642204">
+    <w:abstractNumId w:val="50"/>
+  </w:num>
+  <w:num w:numId="18" w16cid:durableId="1400786336">
+    <w:abstractNumId w:val="33"/>
+  </w:num>
+  <w:num w:numId="19" w16cid:durableId="1700352917">
+    <w:abstractNumId w:val="7"/>
+  </w:num>
+  <w:num w:numId="20" w16cid:durableId="1117140935">
+    <w:abstractNumId w:val="45"/>
+  </w:num>
+  <w:num w:numId="21" w16cid:durableId="329141660">
+    <w:abstractNumId w:val="22"/>
+  </w:num>
+  <w:num w:numId="22" w16cid:durableId="1916741136">
+    <w:abstractNumId w:val="61"/>
+  </w:num>
+  <w:num w:numId="23" w16cid:durableId="1567641926">
+    <w:abstractNumId w:val="20"/>
+  </w:num>
+  <w:num w:numId="24" w16cid:durableId="2129154720">
+    <w:abstractNumId w:val="23"/>
+  </w:num>
+  <w:num w:numId="25" w16cid:durableId="130831288">
+    <w:abstractNumId w:val="3"/>
+  </w:num>
+  <w:num w:numId="26" w16cid:durableId="1002851953">
+    <w:abstractNumId w:val="13"/>
+  </w:num>
+  <w:num w:numId="27" w16cid:durableId="2036730510">
+    <w:abstractNumId w:val="60"/>
+  </w:num>
+  <w:num w:numId="28" w16cid:durableId="217594832">
+    <w:abstractNumId w:val="57"/>
+  </w:num>
+  <w:num w:numId="29" w16cid:durableId="1009794922">
+    <w:abstractNumId w:val="28"/>
+  </w:num>
+  <w:num w:numId="30" w16cid:durableId="1123382916">
+    <w:abstractNumId w:val="5"/>
+  </w:num>
+  <w:num w:numId="31" w16cid:durableId="1972706119">
+    <w:abstractNumId w:val="54"/>
+  </w:num>
+  <w:num w:numId="32" w16cid:durableId="1979722288">
+    <w:abstractNumId w:val="25"/>
+  </w:num>
+  <w:num w:numId="33" w16cid:durableId="1003892813">
+    <w:abstractNumId w:val="36"/>
+  </w:num>
+  <w:num w:numId="34" w16cid:durableId="1287396546">
+    <w:abstractNumId w:val="62"/>
+  </w:num>
+  <w:num w:numId="35" w16cid:durableId="449057127">
+    <w:abstractNumId w:val="48"/>
+  </w:num>
+  <w:num w:numId="36" w16cid:durableId="385422516">
+    <w:abstractNumId w:val="14"/>
+  </w:num>
+  <w:num w:numId="37" w16cid:durableId="1683314199">
+    <w:abstractNumId w:val="29"/>
+  </w:num>
+  <w:num w:numId="38" w16cid:durableId="957374032">
+    <w:abstractNumId w:val="4"/>
+  </w:num>
+  <w:num w:numId="39" w16cid:durableId="2075397028">
+    <w:abstractNumId w:val="30"/>
+  </w:num>
+  <w:num w:numId="40" w16cid:durableId="521282633">
+    <w:abstractNumId w:val="31"/>
+  </w:num>
+  <w:num w:numId="41" w16cid:durableId="277681958">
+    <w:abstractNumId w:val="53"/>
+  </w:num>
+  <w:num w:numId="42" w16cid:durableId="602347704">
+    <w:abstractNumId w:val="67"/>
+  </w:num>
+  <w:num w:numId="43" w16cid:durableId="13042461">
+    <w:abstractNumId w:val="65"/>
+  </w:num>
+  <w:num w:numId="44" w16cid:durableId="1165315227">
+    <w:abstractNumId w:val="21"/>
+  </w:num>
+  <w:num w:numId="45" w16cid:durableId="2042585711">
+    <w:abstractNumId w:val="17"/>
+  </w:num>
+  <w:num w:numId="46" w16cid:durableId="1033850884">
+    <w:abstractNumId w:val="56"/>
+  </w:num>
+  <w:num w:numId="47" w16cid:durableId="1905532233">
+    <w:abstractNumId w:val="24"/>
+  </w:num>
+  <w:num w:numId="48" w16cid:durableId="1025787537">
+    <w:abstractNumId w:val="69"/>
+  </w:num>
+  <w:num w:numId="49" w16cid:durableId="1820001626">
+    <w:abstractNumId w:val="27"/>
+  </w:num>
+  <w:num w:numId="50" w16cid:durableId="1333683405">
+    <w:abstractNumId w:val="49"/>
+  </w:num>
+  <w:num w:numId="51" w16cid:durableId="2014724975">
+    <w:abstractNumId w:val="44"/>
+  </w:num>
+  <w:num w:numId="52" w16cid:durableId="274947864">
+    <w:abstractNumId w:val="37"/>
+  </w:num>
+  <w:num w:numId="53" w16cid:durableId="93594232">
+    <w:abstractNumId w:val="2"/>
+  </w:num>
+  <w:num w:numId="54" w16cid:durableId="1213423556">
+    <w:abstractNumId w:val="47"/>
+  </w:num>
+  <w:num w:numId="55" w16cid:durableId="1478492818">
+    <w:abstractNumId w:val="32"/>
+  </w:num>
+  <w:num w:numId="56" w16cid:durableId="1033263081">
+    <w:abstractNumId w:val="52"/>
+  </w:num>
+  <w:num w:numId="57" w16cid:durableId="1188063519">
+    <w:abstractNumId w:val="18"/>
+  </w:num>
+  <w:num w:numId="58" w16cid:durableId="235434823">
     <w:abstractNumId w:val="38"/>
   </w:num>
-  <w:num w:numId="15" w16cid:durableId="1148010553">
-    <w:abstractNumId w:val="20"/>
+  <w:num w:numId="59" w16cid:durableId="1283610032">
+    <w:abstractNumId w:val="12"/>
   </w:num>
-  <w:num w:numId="16" w16cid:durableId="1543861022">
-    <w:abstractNumId w:val="10"/>
+  <w:num w:numId="60" w16cid:durableId="311638601">
+    <w:abstractNumId w:val="43"/>
   </w:num>
-  <w:num w:numId="17" w16cid:durableId="597642204">
-    <w:abstractNumId w:val="28"/>
+  <w:num w:numId="61" w16cid:durableId="1094015566">
+    <w:abstractNumId w:val="26"/>
   </w:num>
-  <w:num w:numId="18" w16cid:durableId="1400786336">
+  <w:num w:numId="62" w16cid:durableId="149099797">
+    <w:abstractNumId w:val="46"/>
+  </w:num>
+  <w:num w:numId="63" w16cid:durableId="840580877">
+    <w:abstractNumId w:val="9"/>
+  </w:num>
+  <w:num w:numId="64" w16cid:durableId="1547795409">
     <w:abstractNumId w:val="19"/>
   </w:num>
-  <w:num w:numId="19" w16cid:durableId="1700352917">
-    <w:abstractNumId w:val="5"/>
+  <w:num w:numId="65" w16cid:durableId="663902464">
+    <w:abstractNumId w:val="63"/>
   </w:num>
-  <w:num w:numId="20" w16cid:durableId="1117140935">
-    <w:abstractNumId w:val="26"/>
+  <w:num w:numId="66" w16cid:durableId="660158249">
+    <w:abstractNumId w:val="6"/>
   </w:num>
-  <w:num w:numId="21" w16cid:durableId="329141660">
-    <w:abstractNumId w:val="12"/>
+  <w:num w:numId="67" w16cid:durableId="1047338998">
+    <w:abstractNumId w:val="58"/>
   </w:num>
-  <w:num w:numId="22" w16cid:durableId="1916741136">
-    <w:abstractNumId w:val="36"/>
+  <w:num w:numId="68" w16cid:durableId="1651790554">
+    <w:abstractNumId w:val="39"/>
   </w:num>
-  <w:num w:numId="23" w16cid:durableId="1567641926">
+  <w:num w:numId="69" w16cid:durableId="1148979390">
     <w:abstractNumId w:val="11"/>
   </w:num>
-  <w:num w:numId="24" w16cid:durableId="2129154720">
-    <w:abstractNumId w:val="13"/>
+  <w:num w:numId="70" w16cid:durableId="1940796672">
+    <w:abstractNumId w:val="70"/>
   </w:num>
-  <w:num w:numId="25" w16cid:durableId="130831288">
-    <w:abstractNumId w:val="2"/>
-  </w:num>
-  <w:num w:numId="26" w16cid:durableId="1002851953">
-    <w:abstractNumId w:val="8"/>
-  </w:num>
-  <w:num w:numId="27" w16cid:durableId="2036730510">
-    <w:abstractNumId w:val="35"/>
-  </w:num>
-  <w:num w:numId="28" w16cid:durableId="217594832">
-    <w:abstractNumId w:val="33"/>
-  </w:num>
-  <w:num w:numId="29" w16cid:durableId="1009794922">
+  <w:num w:numId="71" w16cid:durableId="2098553856">
     <w:abstractNumId w:val="15"/>
-  </w:num>
-  <w:num w:numId="30" w16cid:durableId="1123382916">
-    <w:abstractNumId w:val="4"/>
-  </w:num>
-  <w:num w:numId="31" w16cid:durableId="1972706119">
-    <w:abstractNumId w:val="31"/>
-  </w:num>
-  <w:num w:numId="32" w16cid:durableId="1979722288">
-    <w:abstractNumId w:val="14"/>
-  </w:num>
-  <w:num w:numId="33" w16cid:durableId="1003892813">
-    <w:abstractNumId w:val="22"/>
-  </w:num>
-  <w:num w:numId="34" w16cid:durableId="1287396546">
-    <w:abstractNumId w:val="37"/>
-  </w:num>
-  <w:num w:numId="35" w16cid:durableId="449057127">
-    <w:abstractNumId w:val="27"/>
-  </w:num>
-  <w:num w:numId="36" w16cid:durableId="385422516">
-    <w:abstractNumId w:val="9"/>
-  </w:num>
-  <w:num w:numId="37" w16cid:durableId="1683314199">
-    <w:abstractNumId w:val="16"/>
-  </w:num>
-  <w:num w:numId="38" w16cid:durableId="957374032">
-    <w:abstractNumId w:val="3"/>
-  </w:num>
-  <w:num w:numId="39" w16cid:durableId="2075397028">
-    <w:abstractNumId w:val="17"/>
-  </w:num>
-  <w:num w:numId="40" w16cid:durableId="521282633">
-    <w:abstractNumId w:val="18"/>
-  </w:num>
-  <w:num w:numId="41" w16cid:durableId="277681958">
-    <w:abstractNumId w:val="30"/>
-  </w:num>
-  <w:num w:numId="42" w16cid:durableId="602347704">
-    <w:abstractNumId w:val="40"/>
   </w:num>
 </w:numbering>
 </file>
@@ -11147,7 +17601,6 @@
   <w:style w:type="character" w:default="1" w:styleId="DefaultParagraphFont">
     <w:name w:val="Default Paragraph Font"/>
     <w:uiPriority w:val="1"/>
-    <w:semiHidden/>
     <w:unhideWhenUsed/>
   </w:style>
   <w:style w:type="table" w:default="1" w:styleId="TableNormal">
